--- a/HOSPITAL READMISSION PROJECT.docx
+++ b/HOSPITAL READMISSION PROJECT.docx
@@ -13,50 +13,265 @@
           <w:lang w:val="en-US"/>
         </w:rPr>
       </w:pPr>
-      <w:r>
-        <w:rPr>
-          <w:b/>
-          <w:bCs/>
+      <w:proofErr w:type="gramStart"/>
+      <w:r>
+        <w:rPr>
+          <w:b/>
+          <w:bCs/>
+          <w:sz w:val="48"/>
+          <w:szCs w:val="48"/>
           <w:u w:val="single"/>
           <w:lang w:val="en-US"/>
         </w:rPr>
-        <w:t>HOSPITAL READMISSION PROJECT</w:t>
-      </w:r>
-    </w:p>
-    <w:p>
-      <w:pPr>
-        <w:pStyle w:val="Heading1"/>
-        <w:rPr>
-          <w:sz w:val="28"/>
-          <w:szCs w:val="28"/>
-          <w:lang w:val="en-US"/>
-        </w:rPr>
-      </w:pPr>
-      <w:r>
-        <w:rPr>
-          <w:sz w:val="28"/>
-          <w:szCs w:val="28"/>
+        <w:t>TITLE</w:t>
+      </w:r>
+      <w:r>
+        <w:rPr>
+          <w:b/>
+          <w:bCs/>
           <w:u w:val="single"/>
           <w:lang w:val="en-US"/>
         </w:rPr>
-        <w:t>Dataset Description-</w:t>
-      </w:r>
-      <w:r>
-        <w:rPr>
-          <w:sz w:val="28"/>
-          <w:szCs w:val="28"/>
+        <w:t>:-</w:t>
+      </w:r>
+      <w:proofErr w:type="gramEnd"/>
+    </w:p>
+    <w:p>
+      <w:pPr>
+        <w:rPr>
+          <w:lang w:val="en-US"/>
+        </w:rPr>
+      </w:pPr>
+    </w:p>
+    <w:p>
+      <w:pPr>
+        <w:rPr>
+          <w:lang w:val="en-US"/>
+        </w:rPr>
+      </w:pPr>
+    </w:p>
+    <w:p>
+      <w:pPr>
+        <w:rPr>
+          <w:lang w:val="en-US"/>
+        </w:rPr>
+      </w:pPr>
+    </w:p>
+    <w:p>
+      <w:pPr>
+        <w:jc w:val="center"/>
+        <w:rPr>
+          <w:b/>
+          <w:bCs/>
+          <w:sz w:val="60"/>
+          <w:szCs w:val="60"/>
           <w:u w:val="single"/>
           <w:lang w:val="en-US"/>
         </w:rPr>
-        <w:t xml:space="preserve"> </w:t>
-      </w:r>
-      <w:r>
-        <w:rPr>
-          <w:sz w:val="28"/>
-          <w:szCs w:val="28"/>
-          <w:lang w:val="en-US"/>
-        </w:rPr>
-        <w:t>This dataset consists of total 5 tables. The tables names and descriptions are as follows: -</w:t>
+      </w:pPr>
+      <w:r>
+        <w:rPr>
+          <w:b/>
+          <w:bCs/>
+          <w:sz w:val="60"/>
+          <w:szCs w:val="60"/>
+          <w:u w:val="single"/>
+          <w:lang w:val="en-US"/>
+        </w:rPr>
+        <w:t xml:space="preserve">HOSPITAL READMISSION </w:t>
+      </w:r>
+      <w:r>
+        <w:rPr>
+          <w:b/>
+          <w:bCs/>
+          <w:sz w:val="60"/>
+          <w:szCs w:val="60"/>
+          <w:u w:val="single"/>
+          <w:lang w:val="en-US"/>
+        </w:rPr>
+        <w:t>PREDICTION (H+)</w:t>
+      </w:r>
+    </w:p>
+    <w:p>
+      <w:pPr>
+        <w:jc w:val="center"/>
+        <w:rPr>
+          <w:b/>
+          <w:bCs/>
+          <w:sz w:val="60"/>
+          <w:szCs w:val="60"/>
+          <w:u w:val="single"/>
+          <w:lang w:val="en-US"/>
+        </w:rPr>
+      </w:pPr>
+    </w:p>
+    <w:p>
+      <w:pPr>
+        <w:rPr>
+          <w:b/>
+          <w:bCs/>
+          <w:sz w:val="36"/>
+          <w:szCs w:val="36"/>
+          <w:lang w:val="en-US"/>
+        </w:rPr>
+      </w:pPr>
+      <w:r>
+        <w:rPr>
+          <w:b/>
+          <w:bCs/>
+          <w:sz w:val="36"/>
+          <w:szCs w:val="36"/>
+          <w:lang w:val="en-US"/>
+        </w:rPr>
+        <w:t xml:space="preserve">Aim of the project is to predict whether a patient will be readmitted in the hospital within </w:t>
+      </w:r>
+      <w:r>
+        <w:rPr>
+          <w:b/>
+          <w:bCs/>
+          <w:color w:val="7030A0"/>
+          <w:sz w:val="36"/>
+          <w:szCs w:val="36"/>
+          <w:lang w:val="en-US"/>
+        </w:rPr>
+        <w:t xml:space="preserve">30 days </w:t>
+      </w:r>
+      <w:r>
+        <w:rPr>
+          <w:b/>
+          <w:bCs/>
+          <w:sz w:val="36"/>
+          <w:szCs w:val="36"/>
+          <w:lang w:val="en-US"/>
+        </w:rPr>
+        <w:t>of previous discharge.</w:t>
+      </w:r>
+    </w:p>
+    <w:p>
+      <w:pPr>
+        <w:jc w:val="center"/>
+        <w:rPr>
+          <w:b/>
+          <w:bCs/>
+          <w:sz w:val="60"/>
+          <w:szCs w:val="60"/>
+          <w:u w:val="single"/>
+          <w:lang w:val="en-US"/>
+        </w:rPr>
+      </w:pPr>
+    </w:p>
+    <w:p>
+      <w:pPr>
+        <w:jc w:val="center"/>
+        <w:rPr>
+          <w:b/>
+          <w:bCs/>
+          <w:sz w:val="60"/>
+          <w:szCs w:val="60"/>
+          <w:u w:val="single"/>
+          <w:lang w:val="en-US"/>
+        </w:rPr>
+      </w:pPr>
+    </w:p>
+    <w:p>
+      <w:pPr>
+        <w:jc w:val="center"/>
+        <w:rPr>
+          <w:b/>
+          <w:bCs/>
+          <w:sz w:val="60"/>
+          <w:szCs w:val="60"/>
+          <w:u w:val="single"/>
+          <w:lang w:val="en-US"/>
+        </w:rPr>
+      </w:pPr>
+    </w:p>
+    <w:p>
+      <w:pPr>
+        <w:jc w:val="center"/>
+        <w:rPr>
+          <w:b/>
+          <w:bCs/>
+          <w:sz w:val="60"/>
+          <w:szCs w:val="60"/>
+          <w:u w:val="single"/>
+          <w:lang w:val="en-US"/>
+        </w:rPr>
+      </w:pPr>
+    </w:p>
+    <w:p>
+      <w:pPr>
+        <w:jc w:val="center"/>
+        <w:rPr>
+          <w:b/>
+          <w:bCs/>
+          <w:sz w:val="60"/>
+          <w:szCs w:val="60"/>
+          <w:u w:val="single"/>
+          <w:lang w:val="en-US"/>
+        </w:rPr>
+      </w:pPr>
+    </w:p>
+    <w:p>
+      <w:pPr>
+        <w:jc w:val="center"/>
+        <w:rPr>
+          <w:b/>
+          <w:bCs/>
+          <w:sz w:val="60"/>
+          <w:szCs w:val="60"/>
+          <w:u w:val="single"/>
+          <w:lang w:val="en-US"/>
+        </w:rPr>
+      </w:pPr>
+    </w:p>
+    <w:p>
+      <w:pPr>
+        <w:jc w:val="center"/>
+        <w:rPr>
+          <w:b/>
+          <w:bCs/>
+          <w:sz w:val="60"/>
+          <w:szCs w:val="60"/>
+          <w:u w:val="single"/>
+          <w:lang w:val="en-US"/>
+        </w:rPr>
+      </w:pPr>
+    </w:p>
+    <w:p>
+      <w:pPr>
+        <w:jc w:val="center"/>
+        <w:rPr>
+          <w:b/>
+          <w:bCs/>
+          <w:sz w:val="60"/>
+          <w:szCs w:val="60"/>
+          <w:u w:val="single"/>
+          <w:lang w:val="en-US"/>
+        </w:rPr>
+      </w:pPr>
+    </w:p>
+    <w:p>
+      <w:pPr>
+        <w:rPr>
+          <w:b/>
+          <w:bCs/>
+          <w:sz w:val="40"/>
+          <w:szCs w:val="40"/>
+          <w:u w:val="single"/>
+          <w:lang w:val="en-US"/>
+        </w:rPr>
+      </w:pPr>
+      <w:r>
+        <w:rPr>
+          <w:b/>
+          <w:bCs/>
+          <w:sz w:val="40"/>
+          <w:szCs w:val="40"/>
+          <w:u w:val="single"/>
+          <w:lang w:val="en-US"/>
+        </w:rPr>
+        <w:t>Table of contents: -</w:t>
       </w:r>
     </w:p>
     <w:p>
@@ -64,192 +279,45 @@
         <w:pStyle w:val="ListParagraph"/>
         <w:numPr>
           <w:ilvl w:val="0"/>
-          <w:numId w:val="1"/>
+          <w:numId w:val="2"/>
         </w:numPr>
-      </w:pPr>
-      <w:r>
-        <w:rPr>
-          <w:lang w:val="en-US"/>
-        </w:rPr>
-        <w:t xml:space="preserve">ADMISSIONS </w:t>
-      </w:r>
-      <w:r>
-        <w:rPr>
-          <w:lang w:val="en-US"/>
-        </w:rPr>
-        <w:t xml:space="preserve">– About </w:t>
-      </w:r>
-      <w:r>
-        <w:rPr>
-          <w:lang w:val="en-US"/>
-        </w:rPr>
-        <w:t>120,000 patients exists.</w:t>
-      </w:r>
-      <w:r>
-        <w:rPr>
-          <w:lang w:val="en-US"/>
-        </w:rPr>
-        <w:t xml:space="preserve"> </w:t>
-      </w:r>
-      <w:r>
-        <w:rPr>
-          <w:lang w:val="en-US"/>
-        </w:rPr>
-        <w:br/>
-        <w:t>Include patient’s specific details regarding stay at hospital and general test report</w:t>
-      </w:r>
-      <w:r>
-        <w:rPr>
-          <w:lang w:val="en-US"/>
-        </w:rPr>
-        <w:t>’s stats. It also includes the target variable (Readmission).</w:t>
-      </w:r>
-      <w:r>
-        <w:rPr>
-          <w:lang w:val="en-US"/>
-        </w:rPr>
-        <w:br/>
-      </w:r>
-      <w:r>
-        <w:t>admission_</w:t>
-      </w:r>
-      <w:proofErr w:type="gramStart"/>
-      <w:r>
-        <w:t>id,patient</w:t>
-      </w:r>
-      <w:proofErr w:type="gramEnd"/>
-      <w:r>
-        <w:t>_</w:t>
-      </w:r>
-      <w:proofErr w:type="gramStart"/>
-      <w:r>
-        <w:t>id,admit</w:t>
-      </w:r>
-      <w:proofErr w:type="gramEnd"/>
-      <w:r>
-        <w:t>_</w:t>
-      </w:r>
-      <w:proofErr w:type="gramStart"/>
-      <w:r>
-        <w:t>date,discharge</w:t>
-      </w:r>
-      <w:proofErr w:type="gramEnd"/>
-      <w:r>
-        <w:t>_</w:t>
-      </w:r>
-      <w:proofErr w:type="gramStart"/>
-      <w:r>
-        <w:t>date,los</w:t>
-      </w:r>
-      <w:proofErr w:type="gramEnd"/>
-      <w:r>
-        <w:t>_</w:t>
-      </w:r>
-      <w:proofErr w:type="gramStart"/>
-      <w:r>
-        <w:t>days,admit</w:t>
-      </w:r>
-      <w:proofErr w:type="gramEnd"/>
-      <w:r>
-        <w:t>_</w:t>
-      </w:r>
-      <w:proofErr w:type="gramStart"/>
-      <w:r>
-        <w:t>type,ward</w:t>
-      </w:r>
-      <w:proofErr w:type="gramEnd"/>
-      <w:r>
-        <w:t>_</w:t>
-      </w:r>
-      <w:proofErr w:type="gramStart"/>
-      <w:r>
-        <w:t>type,hospital</w:t>
-      </w:r>
-      <w:proofErr w:type="gramEnd"/>
-      <w:r>
-        <w:t>_</w:t>
-      </w:r>
-      <w:proofErr w:type="gramStart"/>
-      <w:r>
-        <w:t>id,</w:t>
-      </w:r>
-      <w:r>
-        <w:rPr>
-          <w:b/>
-          <w:bCs/>
-        </w:rPr>
-        <w:t>discharge</w:t>
-      </w:r>
-      <w:proofErr w:type="gramEnd"/>
-      <w:r>
-        <w:rPr>
-          <w:b/>
-          <w:bCs/>
-        </w:rPr>
-        <w:t>_</w:t>
-      </w:r>
-      <w:proofErr w:type="gramStart"/>
-      <w:r>
-        <w:rPr>
-          <w:b/>
-          <w:bCs/>
-        </w:rPr>
-        <w:t>type,</w:t>
-      </w:r>
-      <w:r>
-        <w:t>num</w:t>
-      </w:r>
-      <w:proofErr w:type="gramEnd"/>
-      <w:r>
-        <w:t>_</w:t>
-      </w:r>
-      <w:proofErr w:type="gramStart"/>
-      <w:r>
-        <w:t>procedures,charlson</w:t>
-      </w:r>
-      <w:proofErr w:type="gramEnd"/>
-      <w:r>
-        <w:t>_</w:t>
-      </w:r>
-      <w:proofErr w:type="gramStart"/>
-      <w:r>
-        <w:t>index,hba</w:t>
-      </w:r>
-      <w:proofErr w:type="gramEnd"/>
-      <w:r>
-        <w:t>1</w:t>
-      </w:r>
-      <w:proofErr w:type="gramStart"/>
-      <w:r>
-        <w:t>c,creatinine</w:t>
-      </w:r>
-      <w:proofErr w:type="gramEnd"/>
-      <w:r>
-        <w:t>,</w:t>
-      </w:r>
-      <w:proofErr w:type="gramStart"/>
-      <w:r>
-        <w:t>haemoglobin,systolic</w:t>
-      </w:r>
-      <w:proofErr w:type="gramEnd"/>
-      <w:r>
-        <w:t>_</w:t>
-      </w:r>
-      <w:proofErr w:type="gramStart"/>
-      <w:r>
-        <w:t>bp,readmitted</w:t>
-      </w:r>
-      <w:proofErr w:type="gramEnd"/>
-      <w:r>
-        <w:t>_30</w:t>
-      </w:r>
-      <w:proofErr w:type="gramStart"/>
-      <w:r>
-        <w:t>d,readmitted</w:t>
-      </w:r>
-      <w:proofErr w:type="gramEnd"/>
-      <w:r>
-        <w:t>_7d</w:t>
+        <w:rPr>
+          <w:b/>
+          <w:bCs/>
+          <w:sz w:val="40"/>
+          <w:szCs w:val="40"/>
+          <w:lang w:val="en-US"/>
+        </w:rPr>
+      </w:pPr>
+      <w:r>
+        <w:rPr>
+          <w:i/>
+          <w:iCs/>
+          <w:sz w:val="40"/>
+          <w:szCs w:val="40"/>
+          <w:lang w:val="en-US"/>
+        </w:rPr>
+        <w:t>Problem</w:t>
+      </w:r>
+      <w:r>
+        <w:rPr>
+          <w:i/>
+          <w:iCs/>
+          <w:sz w:val="40"/>
+          <w:szCs w:val="40"/>
+          <w:lang w:val="en-US"/>
+        </w:rPr>
+        <w:t xml:space="preserve"> Identification</w:t>
+      </w:r>
+      <w:r>
+        <w:rPr>
+          <w:i/>
+          <w:iCs/>
+          <w:sz w:val="40"/>
+          <w:szCs w:val="40"/>
+          <w:lang w:val="en-US"/>
+        </w:rPr>
+        <w:t>.</w:t>
       </w:r>
     </w:p>
     <w:p>
@@ -257,76 +325,25 @@
         <w:pStyle w:val="ListParagraph"/>
         <w:numPr>
           <w:ilvl w:val="0"/>
-          <w:numId w:val="1"/>
+          <w:numId w:val="2"/>
         </w:numPr>
-      </w:pPr>
-      <w:r>
-        <w:rPr>
-          <w:lang w:val="en-US"/>
-        </w:rPr>
-        <w:t>BILLING</w:t>
-      </w:r>
-      <w:r>
-        <w:rPr>
-          <w:lang w:val="en-US"/>
-        </w:rPr>
-        <w:t xml:space="preserve"> -</w:t>
-      </w:r>
-      <w:r>
-        <w:rPr>
-          <w:lang w:val="en-US"/>
-        </w:rPr>
-        <w:br/>
-        <w:t xml:space="preserve">Include all the expenses done by the patient or the government in the form of subsidy. </w:t>
-      </w:r>
-      <w:r>
-        <w:rPr>
-          <w:lang w:val="en-US"/>
-        </w:rPr>
-        <w:br/>
-      </w:r>
-      <w:r>
-        <w:t>bill_</w:t>
-      </w:r>
-      <w:proofErr w:type="gramStart"/>
-      <w:r>
-        <w:t>id,admission</w:t>
-      </w:r>
-      <w:proofErr w:type="gramEnd"/>
-      <w:r>
-        <w:t>_</w:t>
-      </w:r>
-      <w:proofErr w:type="gramStart"/>
-      <w:r>
-        <w:t>id,total</w:t>
-      </w:r>
-      <w:proofErr w:type="gramEnd"/>
-      <w:r>
-        <w:t>_cost_</w:t>
-      </w:r>
-      <w:proofErr w:type="gramStart"/>
-      <w:r>
-        <w:t>inr,govt</w:t>
-      </w:r>
-      <w:proofErr w:type="gramEnd"/>
-      <w:r>
-        <w:t>_subsidy_</w:t>
-      </w:r>
-      <w:proofErr w:type="gramStart"/>
-      <w:r>
-        <w:t>inr,out</w:t>
-      </w:r>
-      <w:proofErr w:type="gramEnd"/>
-      <w:r>
-        <w:t>_of_pocket_</w:t>
-      </w:r>
-      <w:proofErr w:type="gramStart"/>
-      <w:r>
-        <w:t>inr,cost</w:t>
-      </w:r>
-      <w:proofErr w:type="gramEnd"/>
-      <w:r>
-        <w:t>_category</w:t>
+        <w:rPr>
+          <w:b/>
+          <w:bCs/>
+          <w:sz w:val="40"/>
+          <w:szCs w:val="40"/>
+          <w:lang w:val="en-US"/>
+        </w:rPr>
+      </w:pPr>
+      <w:r>
+        <w:rPr>
+          <w:i/>
+          <w:iCs/>
+          <w:sz w:val="40"/>
+          <w:szCs w:val="40"/>
+          <w:lang w:val="en-US"/>
+        </w:rPr>
+        <w:t>Solution.</w:t>
       </w:r>
     </w:p>
     <w:p>
@@ -334,68 +351,25 @@
         <w:pStyle w:val="ListParagraph"/>
         <w:numPr>
           <w:ilvl w:val="0"/>
-          <w:numId w:val="1"/>
+          <w:numId w:val="2"/>
         </w:numPr>
-      </w:pPr>
-      <w:r>
-        <w:rPr>
-          <w:lang w:val="en-US"/>
-        </w:rPr>
-        <w:t>DIAGNOSES –</w:t>
-      </w:r>
-    </w:p>
-    <w:p>
-      <w:pPr>
-        <w:pStyle w:val="ListParagraph"/>
-      </w:pPr>
-      <w:r>
-        <w:rPr>
-          <w:lang w:val="en-US"/>
-        </w:rPr>
-        <w:t xml:space="preserve"> </w:t>
-      </w:r>
-      <w:r>
-        <w:t>diag_</w:t>
-      </w:r>
-      <w:proofErr w:type="gramStart"/>
-      <w:r>
-        <w:t>id,admission</w:t>
-      </w:r>
-      <w:proofErr w:type="gramEnd"/>
-      <w:r>
-        <w:t>_</w:t>
-      </w:r>
-      <w:proofErr w:type="gramStart"/>
-      <w:r>
-        <w:t>id,icd</w:t>
-      </w:r>
-      <w:proofErr w:type="gramEnd"/>
-      <w:r>
-        <w:t>10_</w:t>
-      </w:r>
-      <w:proofErr w:type="gramStart"/>
-      <w:r>
-        <w:t>code,diag</w:t>
-      </w:r>
-      <w:proofErr w:type="gramEnd"/>
-      <w:r>
-        <w:t>_</w:t>
-      </w:r>
-      <w:proofErr w:type="gramStart"/>
-      <w:r>
-        <w:t>desc,diag</w:t>
-      </w:r>
-      <w:proofErr w:type="gramEnd"/>
-      <w:r>
-        <w:t>_</w:t>
-      </w:r>
-      <w:proofErr w:type="gramStart"/>
-      <w:r>
-        <w:t>rank,diag</w:t>
-      </w:r>
-      <w:proofErr w:type="gramEnd"/>
-      <w:r>
-        <w:t>_category</w:t>
+        <w:rPr>
+          <w:b/>
+          <w:bCs/>
+          <w:sz w:val="40"/>
+          <w:szCs w:val="40"/>
+          <w:lang w:val="en-US"/>
+        </w:rPr>
+      </w:pPr>
+      <w:r>
+        <w:rPr>
+          <w:i/>
+          <w:iCs/>
+          <w:sz w:val="40"/>
+          <w:szCs w:val="40"/>
+          <w:lang w:val="en-US"/>
+        </w:rPr>
+        <w:t>Dataset Description.</w:t>
       </w:r>
     </w:p>
     <w:p>
@@ -403,141 +377,7320 @@
         <w:pStyle w:val="ListParagraph"/>
         <w:numPr>
           <w:ilvl w:val="0"/>
-          <w:numId w:val="1"/>
+          <w:numId w:val="2"/>
         </w:numPr>
-      </w:pPr>
-      <w:r>
-        <w:rPr>
-          <w:lang w:val="en-US"/>
-        </w:rPr>
-        <w:t xml:space="preserve">HOSPITALS </w:t>
-      </w:r>
-      <w:proofErr w:type="gramStart"/>
-      <w:r>
-        <w:rPr>
-          <w:lang w:val="en-US"/>
-        </w:rPr>
-        <w:t xml:space="preserve">- </w:t>
-      </w:r>
-      <w:r>
-        <w:rPr>
-          <w:lang w:val="en-US"/>
-        </w:rPr>
-        <w:t xml:space="preserve"> Total</w:t>
-      </w:r>
-      <w:proofErr w:type="gramEnd"/>
-      <w:r>
-        <w:rPr>
-          <w:lang w:val="en-US"/>
-        </w:rPr>
-        <w:t xml:space="preserve"> 33 different </w:t>
-      </w:r>
-      <w:r>
-        <w:rPr>
-          <w:lang w:val="en-US"/>
-        </w:rPr>
-        <w:t>hospitals</w:t>
-      </w:r>
-      <w:r>
-        <w:rPr>
-          <w:lang w:val="en-US"/>
-        </w:rPr>
-        <w:t xml:space="preserve"> </w:t>
-      </w:r>
-      <w:r>
-        <w:rPr>
-          <w:lang w:val="en-US"/>
-        </w:rPr>
-        <w:t>are listed.</w:t>
-      </w:r>
-      <w:r>
-        <w:rPr>
-          <w:lang w:val="en-US"/>
-        </w:rPr>
-        <w:br/>
-        <w:t xml:space="preserve">Includes hospital specific details and hospital’s </w:t>
-      </w:r>
-      <w:r>
-        <w:rPr>
-          <w:lang w:val="en-US"/>
-        </w:rPr>
-        <w:br/>
-      </w:r>
-      <w:proofErr w:type="spellStart"/>
-      <w:r>
-        <w:t>hospital_</w:t>
-      </w:r>
-      <w:proofErr w:type="gramStart"/>
-      <w:r>
-        <w:t>id,name</w:t>
-      </w:r>
-      <w:proofErr w:type="gramEnd"/>
-      <w:r>
-        <w:t>,</w:t>
-      </w:r>
-      <w:proofErr w:type="gramStart"/>
-      <w:r>
-        <w:t>state,tier</w:t>
-      </w:r>
-      <w:proofErr w:type="gramEnd"/>
-      <w:r>
-        <w:t>,</w:t>
-      </w:r>
-      <w:proofErr w:type="gramStart"/>
-      <w:r>
-        <w:t>beds,teaching</w:t>
-      </w:r>
-      <w:proofErr w:type="spellEnd"/>
-      <w:proofErr w:type="gramEnd"/>
+        <w:rPr>
+          <w:b/>
+          <w:bCs/>
+          <w:sz w:val="40"/>
+          <w:szCs w:val="40"/>
+          <w:lang w:val="en-US"/>
+        </w:rPr>
+      </w:pPr>
+      <w:r>
+        <w:rPr>
+          <w:i/>
+          <w:iCs/>
+          <w:sz w:val="40"/>
+          <w:szCs w:val="40"/>
+          <w:lang w:val="en-US"/>
+        </w:rPr>
+        <w:t>Exploratory Data Analysis.</w:t>
+      </w:r>
     </w:p>
     <w:p>
       <w:pPr>
         <w:pStyle w:val="ListParagraph"/>
         <w:numPr>
           <w:ilvl w:val="0"/>
-          <w:numId w:val="1"/>
+          <w:numId w:val="2"/>
         </w:numPr>
-      </w:pPr>
-      <w:r>
-        <w:rPr>
-          <w:lang w:val="en-US"/>
-        </w:rPr>
+        <w:rPr>
+          <w:b/>
+          <w:bCs/>
+          <w:sz w:val="40"/>
+          <w:szCs w:val="40"/>
+          <w:lang w:val="en-US"/>
+        </w:rPr>
+      </w:pPr>
+      <w:r>
+        <w:rPr>
+          <w:i/>
+          <w:iCs/>
+          <w:sz w:val="40"/>
+          <w:szCs w:val="40"/>
+          <w:lang w:val="en-US"/>
+        </w:rPr>
+        <w:t>Data Preprocessing pipeline.</w:t>
+      </w:r>
+    </w:p>
+    <w:p>
+      <w:pPr>
+        <w:pStyle w:val="ListParagraph"/>
+        <w:numPr>
+          <w:ilvl w:val="0"/>
+          <w:numId w:val="2"/>
+        </w:numPr>
+        <w:rPr>
+          <w:b/>
+          <w:bCs/>
+          <w:sz w:val="40"/>
+          <w:szCs w:val="40"/>
+          <w:lang w:val="en-US"/>
+        </w:rPr>
+      </w:pPr>
+      <w:r>
+        <w:rPr>
+          <w:i/>
+          <w:iCs/>
+          <w:sz w:val="40"/>
+          <w:szCs w:val="40"/>
+          <w:lang w:val="en-US"/>
+        </w:rPr>
+        <w:t>Model Selection.</w:t>
+      </w:r>
+    </w:p>
+    <w:p>
+      <w:pPr>
+        <w:pStyle w:val="ListParagraph"/>
+        <w:numPr>
+          <w:ilvl w:val="0"/>
+          <w:numId w:val="2"/>
+        </w:numPr>
+        <w:rPr>
+          <w:b/>
+          <w:bCs/>
+          <w:sz w:val="40"/>
+          <w:szCs w:val="40"/>
+          <w:lang w:val="en-US"/>
+        </w:rPr>
+      </w:pPr>
+      <w:r>
+        <w:rPr>
+          <w:i/>
+          <w:iCs/>
+          <w:sz w:val="40"/>
+          <w:szCs w:val="40"/>
+          <w:lang w:val="en-US"/>
+        </w:rPr>
+        <w:t>Evaluation Metrices.</w:t>
+      </w:r>
+    </w:p>
+    <w:p>
+      <w:pPr>
+        <w:pStyle w:val="ListParagraph"/>
+        <w:numPr>
+          <w:ilvl w:val="0"/>
+          <w:numId w:val="2"/>
+        </w:numPr>
+        <w:rPr>
+          <w:b/>
+          <w:bCs/>
+          <w:sz w:val="40"/>
+          <w:szCs w:val="40"/>
+          <w:lang w:val="en-US"/>
+        </w:rPr>
+      </w:pPr>
+      <w:r>
+        <w:rPr>
+          <w:i/>
+          <w:iCs/>
+          <w:sz w:val="40"/>
+          <w:szCs w:val="40"/>
+          <w:lang w:val="en-US"/>
+        </w:rPr>
+        <w:t>Data Validation via Pydantic.</w:t>
+      </w:r>
+    </w:p>
+    <w:p>
+      <w:pPr>
+        <w:pStyle w:val="ListParagraph"/>
+        <w:numPr>
+          <w:ilvl w:val="0"/>
+          <w:numId w:val="2"/>
+        </w:numPr>
+        <w:rPr>
+          <w:b/>
+          <w:bCs/>
+          <w:sz w:val="40"/>
+          <w:szCs w:val="40"/>
+          <w:lang w:val="en-US"/>
+        </w:rPr>
+      </w:pPr>
+      <w:r>
+        <w:rPr>
+          <w:i/>
+          <w:iCs/>
+          <w:sz w:val="40"/>
+          <w:szCs w:val="40"/>
+          <w:lang w:val="en-US"/>
+        </w:rPr>
+        <w:t>User Interface.</w:t>
+      </w:r>
+    </w:p>
+    <w:p>
+      <w:pPr>
+        <w:pStyle w:val="ListParagraph"/>
+        <w:numPr>
+          <w:ilvl w:val="0"/>
+          <w:numId w:val="2"/>
+        </w:numPr>
+        <w:rPr>
+          <w:b/>
+          <w:bCs/>
+          <w:sz w:val="40"/>
+          <w:szCs w:val="40"/>
+          <w:lang w:val="en-US"/>
+        </w:rPr>
+      </w:pPr>
+      <w:r>
+        <w:rPr>
+          <w:i/>
+          <w:iCs/>
+          <w:sz w:val="40"/>
+          <w:szCs w:val="40"/>
+          <w:lang w:val="en-US"/>
+        </w:rPr>
+        <w:t>Overall data pipeline.</w:t>
+      </w:r>
+    </w:p>
+    <w:p>
+      <w:pPr>
+        <w:rPr>
+          <w:b/>
+          <w:bCs/>
+          <w:sz w:val="40"/>
+          <w:szCs w:val="40"/>
+          <w:lang w:val="en-US"/>
+        </w:rPr>
+      </w:pPr>
+    </w:p>
+    <w:p>
+      <w:pPr>
+        <w:rPr>
+          <w:b/>
+          <w:bCs/>
+          <w:sz w:val="40"/>
+          <w:szCs w:val="40"/>
+          <w:lang w:val="en-US"/>
+        </w:rPr>
+      </w:pPr>
+    </w:p>
+    <w:p>
+      <w:pPr>
+        <w:rPr>
+          <w:b/>
+          <w:bCs/>
+          <w:sz w:val="40"/>
+          <w:szCs w:val="40"/>
+          <w:lang w:val="en-US"/>
+        </w:rPr>
+      </w:pPr>
+    </w:p>
+    <w:p>
+      <w:pPr>
+        <w:rPr>
+          <w:b/>
+          <w:bCs/>
+          <w:sz w:val="40"/>
+          <w:szCs w:val="40"/>
+          <w:lang w:val="en-US"/>
+        </w:rPr>
+      </w:pPr>
+    </w:p>
+    <w:p>
+      <w:pPr>
+        <w:rPr>
+          <w:b/>
+          <w:bCs/>
+          <w:sz w:val="40"/>
+          <w:szCs w:val="40"/>
+          <w:lang w:val="en-US"/>
+        </w:rPr>
+      </w:pPr>
+    </w:p>
+    <w:p>
+      <w:pPr>
+        <w:rPr>
+          <w:b/>
+          <w:bCs/>
+          <w:sz w:val="40"/>
+          <w:szCs w:val="40"/>
+          <w:lang w:val="en-US"/>
+        </w:rPr>
+      </w:pPr>
+    </w:p>
+    <w:p>
+      <w:pPr>
+        <w:rPr>
+          <w:b/>
+          <w:bCs/>
+          <w:sz w:val="40"/>
+          <w:szCs w:val="40"/>
+          <w:lang w:val="en-US"/>
+        </w:rPr>
+      </w:pPr>
+    </w:p>
+    <w:p>
+      <w:pPr>
+        <w:rPr>
+          <w:b/>
+          <w:bCs/>
+          <w:sz w:val="40"/>
+          <w:szCs w:val="40"/>
+          <w:lang w:val="en-US"/>
+        </w:rPr>
+      </w:pPr>
+    </w:p>
+    <w:p>
+      <w:pPr>
+        <w:rPr>
+          <w:b/>
+          <w:bCs/>
+          <w:sz w:val="40"/>
+          <w:szCs w:val="40"/>
+          <w:lang w:val="en-US"/>
+        </w:rPr>
+      </w:pPr>
+    </w:p>
+    <w:p/>
+    <w:p>
+      <w:pPr>
+        <w:jc w:val="center"/>
+        <w:rPr>
+          <w:b/>
+          <w:bCs/>
+          <w:sz w:val="40"/>
+          <w:szCs w:val="40"/>
+          <w:lang w:val="en-US"/>
+        </w:rPr>
+      </w:pPr>
+      <w:r>
+        <w:rPr>
+          <w:b/>
+          <w:bCs/>
+          <w:sz w:val="40"/>
+          <w:szCs w:val="40"/>
+          <w:lang w:val="en-US"/>
+        </w:rPr>
+        <w:t>Problem Identification</w:t>
+      </w:r>
+      <w:r>
+        <w:rPr>
+          <w:b/>
+          <w:bCs/>
+          <w:sz w:val="40"/>
+          <w:szCs w:val="40"/>
+          <w:lang w:val="en-US"/>
+        </w:rPr>
+        <w:t>: -</w:t>
+      </w:r>
+    </w:p>
+    <w:p>
+      <w:pPr>
+        <w:rPr>
+          <w:sz w:val="28"/>
+          <w:szCs w:val="28"/>
+          <w:lang w:val="en-US"/>
+        </w:rPr>
+      </w:pPr>
+      <w:r>
+        <w:rPr>
+          <w:sz w:val="28"/>
+          <w:szCs w:val="28"/>
+          <w:lang w:val="en-US"/>
+        </w:rPr>
+        <w:t xml:space="preserve">Hospitals often face problems when there are many patient readmissions in </w:t>
+      </w:r>
+      <w:r>
+        <w:rPr>
+          <w:sz w:val="28"/>
+          <w:szCs w:val="28"/>
+          <w:lang w:val="en-US"/>
+        </w:rPr>
+        <w:t>short interval of time.</w:t>
+      </w:r>
+    </w:p>
+    <w:p>
+      <w:pPr>
+        <w:pStyle w:val="ListParagraph"/>
+        <w:numPr>
+          <w:ilvl w:val="0"/>
+          <w:numId w:val="3"/>
+        </w:numPr>
+        <w:rPr>
+          <w:sz w:val="28"/>
+          <w:szCs w:val="28"/>
+          <w:lang w:val="en-US"/>
+        </w:rPr>
+      </w:pPr>
+      <w:r>
+        <w:rPr>
+          <w:sz w:val="28"/>
+          <w:szCs w:val="28"/>
+          <w:lang w:val="en-US"/>
+        </w:rPr>
+        <w:t>Frequent readmissions may show that the treatment done was not as required which shows negative impact on hospital’s rating.</w:t>
+      </w:r>
+    </w:p>
+    <w:p>
+      <w:pPr>
+        <w:pStyle w:val="ListParagraph"/>
+        <w:numPr>
+          <w:ilvl w:val="0"/>
+          <w:numId w:val="3"/>
+        </w:numPr>
+        <w:rPr>
+          <w:sz w:val="28"/>
+          <w:szCs w:val="28"/>
+          <w:lang w:val="en-US"/>
+        </w:rPr>
+      </w:pPr>
+      <w:r>
+        <w:rPr>
+          <w:sz w:val="28"/>
+          <w:szCs w:val="28"/>
+          <w:lang w:val="en-US"/>
+        </w:rPr>
+        <w:t>The availability of resources and beds will reduce for the new patients and emergency cases.</w:t>
+      </w:r>
+    </w:p>
+    <w:p>
+      <w:pPr>
+        <w:pStyle w:val="ListParagraph"/>
+        <w:numPr>
+          <w:ilvl w:val="0"/>
+          <w:numId w:val="3"/>
+        </w:numPr>
+        <w:rPr>
+          <w:sz w:val="28"/>
+          <w:szCs w:val="28"/>
+          <w:lang w:val="en-US"/>
+        </w:rPr>
+      </w:pPr>
+      <w:r>
+        <w:rPr>
+          <w:sz w:val="28"/>
+          <w:szCs w:val="28"/>
+          <w:lang w:val="en-US"/>
+        </w:rPr>
+        <w:t>Higher readmission rate leads to reduced funds to the hospital by the government and insurance companies.</w:t>
+      </w:r>
+    </w:p>
+    <w:p>
+      <w:pPr>
+        <w:pStyle w:val="ListParagraph"/>
+        <w:rPr>
+          <w:sz w:val="28"/>
+          <w:szCs w:val="28"/>
+          <w:lang w:val="en-US"/>
+        </w:rPr>
+      </w:pPr>
+    </w:p>
+    <w:p>
+      <w:pPr>
+        <w:pStyle w:val="ListParagraph"/>
+        <w:rPr>
+          <w:sz w:val="28"/>
+          <w:szCs w:val="28"/>
+          <w:lang w:val="en-US"/>
+        </w:rPr>
+      </w:pPr>
+    </w:p>
+    <w:p>
+      <w:pPr>
+        <w:pStyle w:val="ListParagraph"/>
+        <w:rPr>
+          <w:sz w:val="28"/>
+          <w:szCs w:val="28"/>
+          <w:lang w:val="en-US"/>
+        </w:rPr>
+      </w:pPr>
+    </w:p>
+    <w:p>
+      <w:pPr>
+        <w:pStyle w:val="ListParagraph"/>
+        <w:rPr>
+          <w:sz w:val="28"/>
+          <w:szCs w:val="28"/>
+          <w:lang w:val="en-US"/>
+        </w:rPr>
+      </w:pPr>
+    </w:p>
+    <w:p>
+      <w:pPr>
+        <w:pStyle w:val="ListParagraph"/>
+        <w:rPr>
+          <w:sz w:val="28"/>
+          <w:szCs w:val="28"/>
+          <w:lang w:val="en-US"/>
+        </w:rPr>
+      </w:pPr>
+    </w:p>
+    <w:p>
+      <w:pPr>
+        <w:pStyle w:val="ListParagraph"/>
+        <w:rPr>
+          <w:sz w:val="28"/>
+          <w:szCs w:val="28"/>
+          <w:lang w:val="en-US"/>
+        </w:rPr>
+      </w:pPr>
+    </w:p>
+    <w:p>
+      <w:pPr>
+        <w:pStyle w:val="ListParagraph"/>
+        <w:rPr>
+          <w:sz w:val="28"/>
+          <w:szCs w:val="28"/>
+          <w:lang w:val="en-US"/>
+        </w:rPr>
+      </w:pPr>
+    </w:p>
+    <w:p>
+      <w:pPr>
+        <w:pStyle w:val="ListParagraph"/>
+        <w:rPr>
+          <w:sz w:val="28"/>
+          <w:szCs w:val="28"/>
+          <w:lang w:val="en-US"/>
+        </w:rPr>
+      </w:pPr>
+    </w:p>
+    <w:p>
+      <w:pPr>
+        <w:pStyle w:val="ListParagraph"/>
+        <w:rPr>
+          <w:sz w:val="28"/>
+          <w:szCs w:val="28"/>
+          <w:lang w:val="en-US"/>
+        </w:rPr>
+      </w:pPr>
+    </w:p>
+    <w:p>
+      <w:pPr>
+        <w:pStyle w:val="ListParagraph"/>
+        <w:rPr>
+          <w:sz w:val="28"/>
+          <w:szCs w:val="28"/>
+          <w:lang w:val="en-US"/>
+        </w:rPr>
+      </w:pPr>
+    </w:p>
+    <w:p>
+      <w:pPr>
+        <w:pStyle w:val="ListParagraph"/>
+        <w:rPr>
+          <w:sz w:val="28"/>
+          <w:szCs w:val="28"/>
+          <w:lang w:val="en-US"/>
+        </w:rPr>
+      </w:pPr>
+    </w:p>
+    <w:p>
+      <w:pPr>
+        <w:pStyle w:val="ListParagraph"/>
+        <w:rPr>
+          <w:sz w:val="28"/>
+          <w:szCs w:val="28"/>
+          <w:lang w:val="en-US"/>
+        </w:rPr>
+      </w:pPr>
+    </w:p>
+    <w:p>
+      <w:pPr>
+        <w:pStyle w:val="ListParagraph"/>
+        <w:rPr>
+          <w:sz w:val="28"/>
+          <w:szCs w:val="28"/>
+          <w:lang w:val="en-US"/>
+        </w:rPr>
+      </w:pPr>
+    </w:p>
+    <w:p>
+      <w:pPr>
+        <w:pStyle w:val="ListParagraph"/>
+        <w:rPr>
+          <w:sz w:val="28"/>
+          <w:szCs w:val="28"/>
+          <w:lang w:val="en-US"/>
+        </w:rPr>
+      </w:pPr>
+    </w:p>
+    <w:p>
+      <w:pPr>
+        <w:pStyle w:val="ListParagraph"/>
+        <w:rPr>
+          <w:sz w:val="28"/>
+          <w:szCs w:val="28"/>
+          <w:lang w:val="en-US"/>
+        </w:rPr>
+      </w:pPr>
+    </w:p>
+    <w:p>
+      <w:pPr>
+        <w:pStyle w:val="ListParagraph"/>
+        <w:rPr>
+          <w:sz w:val="28"/>
+          <w:szCs w:val="28"/>
+          <w:lang w:val="en-US"/>
+        </w:rPr>
+      </w:pPr>
+    </w:p>
+    <w:p>
+      <w:pPr>
+        <w:pStyle w:val="ListParagraph"/>
+        <w:rPr>
+          <w:sz w:val="28"/>
+          <w:szCs w:val="28"/>
+          <w:lang w:val="en-US"/>
+        </w:rPr>
+      </w:pPr>
+    </w:p>
+    <w:p>
+      <w:pPr>
+        <w:pStyle w:val="ListParagraph"/>
+        <w:rPr>
+          <w:sz w:val="28"/>
+          <w:szCs w:val="28"/>
+          <w:lang w:val="en-US"/>
+        </w:rPr>
+      </w:pPr>
+    </w:p>
+    <w:p>
+      <w:pPr>
+        <w:pStyle w:val="ListParagraph"/>
+        <w:rPr>
+          <w:sz w:val="28"/>
+          <w:szCs w:val="28"/>
+          <w:lang w:val="en-US"/>
+        </w:rPr>
+      </w:pPr>
+    </w:p>
+    <w:p>
+      <w:pPr>
+        <w:pStyle w:val="ListParagraph"/>
+        <w:rPr>
+          <w:sz w:val="28"/>
+          <w:szCs w:val="28"/>
+          <w:lang w:val="en-US"/>
+        </w:rPr>
+      </w:pPr>
+    </w:p>
+    <w:p>
+      <w:pPr>
+        <w:pStyle w:val="ListParagraph"/>
+        <w:rPr>
+          <w:sz w:val="28"/>
+          <w:szCs w:val="28"/>
+          <w:lang w:val="en-US"/>
+        </w:rPr>
+      </w:pPr>
+    </w:p>
+    <w:p>
+      <w:pPr>
+        <w:pStyle w:val="ListParagraph"/>
+        <w:rPr>
+          <w:sz w:val="28"/>
+          <w:szCs w:val="28"/>
+          <w:lang w:val="en-US"/>
+        </w:rPr>
+      </w:pPr>
+    </w:p>
+    <w:p>
+      <w:pPr>
+        <w:pStyle w:val="ListParagraph"/>
+        <w:rPr>
+          <w:sz w:val="28"/>
+          <w:szCs w:val="28"/>
+          <w:lang w:val="en-US"/>
+        </w:rPr>
+      </w:pPr>
+    </w:p>
+    <w:p>
+      <w:pPr>
+        <w:pStyle w:val="ListParagraph"/>
+        <w:rPr>
+          <w:sz w:val="28"/>
+          <w:szCs w:val="28"/>
+          <w:lang w:val="en-US"/>
+        </w:rPr>
+      </w:pPr>
+    </w:p>
+    <w:p>
+      <w:pPr>
+        <w:pStyle w:val="ListParagraph"/>
+        <w:rPr>
+          <w:sz w:val="28"/>
+          <w:szCs w:val="28"/>
+          <w:lang w:val="en-US"/>
+        </w:rPr>
+      </w:pPr>
+    </w:p>
+    <w:p>
+      <w:pPr>
+        <w:pStyle w:val="ListParagraph"/>
+        <w:rPr>
+          <w:sz w:val="28"/>
+          <w:szCs w:val="28"/>
+          <w:lang w:val="en-US"/>
+        </w:rPr>
+      </w:pPr>
+    </w:p>
+    <w:p>
+      <w:pPr>
+        <w:jc w:val="center"/>
+        <w:rPr>
+          <w:b/>
+          <w:bCs/>
+          <w:sz w:val="56"/>
+          <w:szCs w:val="56"/>
+          <w:u w:val="single"/>
+          <w:lang w:val="en-US"/>
+        </w:rPr>
+      </w:pPr>
+      <w:r>
+        <w:rPr>
+          <w:b/>
+          <w:bCs/>
+          <w:sz w:val="56"/>
+          <w:szCs w:val="56"/>
+          <w:u w:val="single"/>
+          <w:lang w:val="en-US"/>
+        </w:rPr>
+        <w:t>The Solution</w:t>
+      </w:r>
+      <w:r>
+        <w:rPr>
+          <w:b/>
+          <w:bCs/>
+          <w:sz w:val="56"/>
+          <w:szCs w:val="56"/>
+          <w:u w:val="single"/>
+          <w:lang w:val="en-US"/>
+        </w:rPr>
+        <w:t>: -</w:t>
+      </w:r>
+    </w:p>
+    <w:p>
+      <w:pPr>
+        <w:rPr>
+          <w:i/>
+          <w:iCs/>
+          <w:sz w:val="32"/>
+          <w:szCs w:val="32"/>
+          <w:lang w:val="en-US"/>
+        </w:rPr>
+      </w:pPr>
+      <w:r>
+        <w:rPr>
+          <w:i/>
+          <w:iCs/>
+          <w:sz w:val="32"/>
+          <w:szCs w:val="32"/>
+          <w:lang w:val="en-US"/>
+        </w:rPr>
+        <w:t>H+ solves all these problems by predicting the readmission probability of any patient in advance. This helps in: -</w:t>
+      </w:r>
+    </w:p>
+    <w:p>
+      <w:pPr>
+        <w:pStyle w:val="ListParagraph"/>
+        <w:numPr>
+          <w:ilvl w:val="0"/>
+          <w:numId w:val="5"/>
+        </w:numPr>
+        <w:rPr>
+          <w:i/>
+          <w:iCs/>
+          <w:sz w:val="32"/>
+          <w:szCs w:val="32"/>
+          <w:lang w:val="en-US"/>
+        </w:rPr>
+      </w:pPr>
+      <w:r>
+        <w:rPr>
+          <w:i/>
+          <w:iCs/>
+          <w:sz w:val="32"/>
+          <w:szCs w:val="32"/>
+          <w:lang w:val="en-US"/>
+        </w:rPr>
+        <w:t>Early prediction of the readmission helps to identify high risk patients so hospital can treat them properly.</w:t>
+      </w:r>
+    </w:p>
+    <w:p>
+      <w:pPr>
+        <w:pStyle w:val="ListParagraph"/>
+        <w:numPr>
+          <w:ilvl w:val="0"/>
+          <w:numId w:val="5"/>
+        </w:numPr>
+        <w:rPr>
+          <w:i/>
+          <w:iCs/>
+          <w:sz w:val="32"/>
+          <w:szCs w:val="32"/>
+          <w:lang w:val="en-US"/>
+        </w:rPr>
+      </w:pPr>
+      <w:r>
+        <w:rPr>
+          <w:i/>
+          <w:iCs/>
+          <w:sz w:val="32"/>
+          <w:szCs w:val="32"/>
+          <w:lang w:val="en-US"/>
+        </w:rPr>
+        <w:t>Avoidable readmissions can be avoided.</w:t>
+      </w:r>
+    </w:p>
+    <w:p>
+      <w:pPr>
+        <w:pStyle w:val="ListParagraph"/>
+        <w:numPr>
+          <w:ilvl w:val="0"/>
+          <w:numId w:val="5"/>
+        </w:numPr>
+        <w:rPr>
+          <w:i/>
+          <w:iCs/>
+          <w:sz w:val="32"/>
+          <w:szCs w:val="32"/>
+          <w:lang w:val="en-US"/>
+        </w:rPr>
+      </w:pPr>
+      <w:r>
+        <w:rPr>
+          <w:i/>
+          <w:iCs/>
+          <w:sz w:val="32"/>
+          <w:szCs w:val="32"/>
+          <w:lang w:val="en-US"/>
+        </w:rPr>
+        <w:t>Less readmission leads to positive hospital rating.</w:t>
+      </w:r>
+    </w:p>
+    <w:p>
+      <w:pPr>
+        <w:pStyle w:val="ListParagraph"/>
+        <w:numPr>
+          <w:ilvl w:val="0"/>
+          <w:numId w:val="5"/>
+        </w:numPr>
+        <w:rPr>
+          <w:i/>
+          <w:iCs/>
+          <w:sz w:val="32"/>
+          <w:szCs w:val="32"/>
+          <w:lang w:val="en-US"/>
+        </w:rPr>
+      </w:pPr>
+      <w:r>
+        <w:rPr>
+          <w:i/>
+          <w:iCs/>
+          <w:sz w:val="32"/>
+          <w:szCs w:val="32"/>
+          <w:lang w:val="en-US"/>
+        </w:rPr>
+        <w:t>Hospitals receive more funds from government and insurance companies.</w:t>
+      </w:r>
+    </w:p>
+    <w:p>
+      <w:pPr>
+        <w:rPr>
+          <w:i/>
+          <w:iCs/>
+          <w:sz w:val="32"/>
+          <w:szCs w:val="32"/>
+          <w:lang w:val="en-US"/>
+        </w:rPr>
+      </w:pPr>
+    </w:p>
+    <w:p>
+      <w:pPr>
+        <w:rPr>
+          <w:i/>
+          <w:iCs/>
+          <w:sz w:val="32"/>
+          <w:szCs w:val="32"/>
+          <w:lang w:val="en-US"/>
+        </w:rPr>
+      </w:pPr>
+    </w:p>
+    <w:p>
+      <w:pPr>
+        <w:rPr>
+          <w:i/>
+          <w:iCs/>
+          <w:sz w:val="32"/>
+          <w:szCs w:val="32"/>
+          <w:lang w:val="en-US"/>
+        </w:rPr>
+      </w:pPr>
+    </w:p>
+    <w:p>
+      <w:pPr>
+        <w:rPr>
+          <w:i/>
+          <w:iCs/>
+          <w:sz w:val="32"/>
+          <w:szCs w:val="32"/>
+          <w:lang w:val="en-US"/>
+        </w:rPr>
+      </w:pPr>
+    </w:p>
+    <w:p>
+      <w:pPr>
+        <w:rPr>
+          <w:i/>
+          <w:iCs/>
+          <w:sz w:val="32"/>
+          <w:szCs w:val="32"/>
+          <w:lang w:val="en-US"/>
+        </w:rPr>
+      </w:pPr>
+    </w:p>
+    <w:p>
+      <w:pPr>
+        <w:rPr>
+          <w:i/>
+          <w:iCs/>
+          <w:sz w:val="32"/>
+          <w:szCs w:val="32"/>
+          <w:lang w:val="en-US"/>
+        </w:rPr>
+      </w:pPr>
+    </w:p>
+    <w:p>
+      <w:pPr>
+        <w:rPr>
+          <w:i/>
+          <w:iCs/>
+          <w:sz w:val="32"/>
+          <w:szCs w:val="32"/>
+          <w:lang w:val="en-US"/>
+        </w:rPr>
+      </w:pPr>
+    </w:p>
+    <w:p>
+      <w:pPr>
+        <w:rPr>
+          <w:i/>
+          <w:iCs/>
+          <w:sz w:val="32"/>
+          <w:szCs w:val="32"/>
+          <w:lang w:val="en-US"/>
+        </w:rPr>
+      </w:pPr>
+    </w:p>
+    <w:p>
+      <w:pPr>
+        <w:rPr>
+          <w:i/>
+          <w:iCs/>
+          <w:sz w:val="32"/>
+          <w:szCs w:val="32"/>
+          <w:lang w:val="en-US"/>
+        </w:rPr>
+      </w:pPr>
+    </w:p>
+    <w:p>
+      <w:pPr>
+        <w:rPr>
+          <w:i/>
+          <w:iCs/>
+          <w:sz w:val="32"/>
+          <w:szCs w:val="32"/>
+          <w:lang w:val="en-US"/>
+        </w:rPr>
+      </w:pPr>
+    </w:p>
+    <w:p>
+      <w:pPr>
+        <w:rPr>
+          <w:i/>
+          <w:iCs/>
+          <w:sz w:val="32"/>
+          <w:szCs w:val="32"/>
+          <w:lang w:val="en-US"/>
+        </w:rPr>
+      </w:pPr>
+    </w:p>
+    <w:p>
+      <w:pPr>
+        <w:rPr>
+          <w:i/>
+          <w:iCs/>
+          <w:sz w:val="32"/>
+          <w:szCs w:val="32"/>
+          <w:lang w:val="en-US"/>
+        </w:rPr>
+      </w:pPr>
+    </w:p>
+    <w:p>
+      <w:pPr>
+        <w:jc w:val="center"/>
+        <w:rPr>
+          <w:b/>
+          <w:bCs/>
+          <w:sz w:val="52"/>
+          <w:szCs w:val="52"/>
+          <w:u w:val="single"/>
+          <w:lang w:val="en-US"/>
+        </w:rPr>
+      </w:pPr>
+      <w:r>
+        <w:rPr>
+          <w:b/>
+          <w:bCs/>
+          <w:sz w:val="52"/>
+          <w:szCs w:val="52"/>
+          <w:u w:val="single"/>
+          <w:lang w:val="en-US"/>
+        </w:rPr>
+        <w:lastRenderedPageBreak/>
+        <w:t>Dataset Description: -</w:t>
+      </w:r>
+    </w:p>
+    <w:p>
+      <w:pPr>
+        <w:rPr>
+          <w:i/>
+          <w:iCs/>
+          <w:sz w:val="28"/>
+          <w:szCs w:val="28"/>
+          <w:lang w:val="en-US"/>
+        </w:rPr>
+      </w:pPr>
+      <w:r>
+        <w:rPr>
+          <w:i/>
+          <w:iCs/>
+          <w:sz w:val="28"/>
+          <w:szCs w:val="28"/>
+          <w:lang w:val="en-US"/>
+        </w:rPr>
+        <w:t>This dataset consists of total 5 tables. The tables names and descriptions are as follows: -</w:t>
+      </w:r>
+    </w:p>
+    <w:p>
+      <w:pPr>
+        <w:rPr>
+          <w:i/>
+          <w:iCs/>
+          <w:sz w:val="28"/>
+          <w:szCs w:val="28"/>
+          <w:lang w:val="en-US"/>
+        </w:rPr>
+      </w:pPr>
+      <w:r>
+        <w:rPr>
+          <w:i/>
+          <w:iCs/>
+          <w:sz w:val="28"/>
+          <w:szCs w:val="28"/>
+          <w:lang w:val="en-US"/>
+        </w:rPr>
+        <w:t>1.</w:t>
+      </w:r>
+      <w:r>
+        <w:rPr>
+          <w:i/>
+          <w:iCs/>
+          <w:sz w:val="28"/>
+          <w:szCs w:val="28"/>
+          <w:lang w:val="en-US"/>
+        </w:rPr>
+        <w:tab/>
+        <w:t xml:space="preserve">ADMISSIONS – About 120,000 patients exists. </w:t>
+      </w:r>
+    </w:p>
+    <w:p>
+      <w:pPr>
+        <w:rPr>
+          <w:i/>
+          <w:iCs/>
+          <w:sz w:val="28"/>
+          <w:szCs w:val="28"/>
+          <w:lang w:val="en-US"/>
+        </w:rPr>
+      </w:pPr>
+      <w:r>
+        <w:rPr>
+          <w:i/>
+          <w:iCs/>
+          <w:sz w:val="28"/>
+          <w:szCs w:val="28"/>
+          <w:lang w:val="en-US"/>
+        </w:rPr>
+        <w:t>Include patient’s specific details regarding stay at hospital and general test report’s stats. It also includes the target variable (Readmission).</w:t>
+      </w:r>
+    </w:p>
+    <w:p>
+      <w:pPr>
+        <w:rPr>
+          <w:i/>
+          <w:iCs/>
+          <w:sz w:val="28"/>
+          <w:szCs w:val="28"/>
+          <w:lang w:val="en-US"/>
+        </w:rPr>
+      </w:pPr>
+      <w:r>
+        <w:rPr>
+          <w:i/>
+          <w:iCs/>
+          <w:sz w:val="28"/>
+          <w:szCs w:val="28"/>
+          <w:lang w:val="en-US"/>
+        </w:rPr>
+        <w:t>admission_</w:t>
+      </w:r>
+      <w:proofErr w:type="gramStart"/>
+      <w:r>
+        <w:rPr>
+          <w:i/>
+          <w:iCs/>
+          <w:sz w:val="28"/>
+          <w:szCs w:val="28"/>
+          <w:lang w:val="en-US"/>
+        </w:rPr>
+        <w:t>id,patient</w:t>
+      </w:r>
+      <w:proofErr w:type="gramEnd"/>
+      <w:r>
+        <w:rPr>
+          <w:i/>
+          <w:iCs/>
+          <w:sz w:val="28"/>
+          <w:szCs w:val="28"/>
+          <w:lang w:val="en-US"/>
+        </w:rPr>
+        <w:t>_</w:t>
+      </w:r>
+      <w:proofErr w:type="gramStart"/>
+      <w:r>
+        <w:rPr>
+          <w:i/>
+          <w:iCs/>
+          <w:sz w:val="28"/>
+          <w:szCs w:val="28"/>
+          <w:lang w:val="en-US"/>
+        </w:rPr>
+        <w:t>id,admit</w:t>
+      </w:r>
+      <w:proofErr w:type="gramEnd"/>
+      <w:r>
+        <w:rPr>
+          <w:i/>
+          <w:iCs/>
+          <w:sz w:val="28"/>
+          <w:szCs w:val="28"/>
+          <w:lang w:val="en-US"/>
+        </w:rPr>
+        <w:t>_</w:t>
+      </w:r>
+      <w:proofErr w:type="gramStart"/>
+      <w:r>
+        <w:rPr>
+          <w:i/>
+          <w:iCs/>
+          <w:sz w:val="28"/>
+          <w:szCs w:val="28"/>
+          <w:lang w:val="en-US"/>
+        </w:rPr>
+        <w:t>date,discharge</w:t>
+      </w:r>
+      <w:proofErr w:type="gramEnd"/>
+      <w:r>
+        <w:rPr>
+          <w:i/>
+          <w:iCs/>
+          <w:sz w:val="28"/>
+          <w:szCs w:val="28"/>
+          <w:lang w:val="en-US"/>
+        </w:rPr>
+        <w:t>_</w:t>
+      </w:r>
+      <w:proofErr w:type="gramStart"/>
+      <w:r>
+        <w:rPr>
+          <w:i/>
+          <w:iCs/>
+          <w:sz w:val="28"/>
+          <w:szCs w:val="28"/>
+          <w:lang w:val="en-US"/>
+        </w:rPr>
+        <w:t>date,los</w:t>
+      </w:r>
+      <w:proofErr w:type="gramEnd"/>
+      <w:r>
+        <w:rPr>
+          <w:i/>
+          <w:iCs/>
+          <w:sz w:val="28"/>
+          <w:szCs w:val="28"/>
+          <w:lang w:val="en-US"/>
+        </w:rPr>
+        <w:t>_</w:t>
+      </w:r>
+      <w:proofErr w:type="gramStart"/>
+      <w:r>
+        <w:rPr>
+          <w:i/>
+          <w:iCs/>
+          <w:sz w:val="28"/>
+          <w:szCs w:val="28"/>
+          <w:lang w:val="en-US"/>
+        </w:rPr>
+        <w:t>days,admit</w:t>
+      </w:r>
+      <w:proofErr w:type="gramEnd"/>
+      <w:r>
+        <w:rPr>
+          <w:i/>
+          <w:iCs/>
+          <w:sz w:val="28"/>
+          <w:szCs w:val="28"/>
+          <w:lang w:val="en-US"/>
+        </w:rPr>
+        <w:t>_</w:t>
+      </w:r>
+      <w:proofErr w:type="gramStart"/>
+      <w:r>
+        <w:rPr>
+          <w:i/>
+          <w:iCs/>
+          <w:sz w:val="28"/>
+          <w:szCs w:val="28"/>
+          <w:lang w:val="en-US"/>
+        </w:rPr>
+        <w:t>type,ward</w:t>
+      </w:r>
+      <w:proofErr w:type="gramEnd"/>
+      <w:r>
+        <w:rPr>
+          <w:i/>
+          <w:iCs/>
+          <w:sz w:val="28"/>
+          <w:szCs w:val="28"/>
+          <w:lang w:val="en-US"/>
+        </w:rPr>
+        <w:t>_</w:t>
+      </w:r>
+      <w:proofErr w:type="gramStart"/>
+      <w:r>
+        <w:rPr>
+          <w:i/>
+          <w:iCs/>
+          <w:sz w:val="28"/>
+          <w:szCs w:val="28"/>
+          <w:lang w:val="en-US"/>
+        </w:rPr>
+        <w:t>type,hospital</w:t>
+      </w:r>
+      <w:proofErr w:type="gramEnd"/>
+      <w:r>
+        <w:rPr>
+          <w:i/>
+          <w:iCs/>
+          <w:sz w:val="28"/>
+          <w:szCs w:val="28"/>
+          <w:lang w:val="en-US"/>
+        </w:rPr>
+        <w:t>_</w:t>
+      </w:r>
+      <w:proofErr w:type="gramStart"/>
+      <w:r>
+        <w:rPr>
+          <w:i/>
+          <w:iCs/>
+          <w:sz w:val="28"/>
+          <w:szCs w:val="28"/>
+          <w:lang w:val="en-US"/>
+        </w:rPr>
+        <w:t>id,discharge</w:t>
+      </w:r>
+      <w:proofErr w:type="gramEnd"/>
+      <w:r>
+        <w:rPr>
+          <w:i/>
+          <w:iCs/>
+          <w:sz w:val="28"/>
+          <w:szCs w:val="28"/>
+          <w:lang w:val="en-US"/>
+        </w:rPr>
+        <w:t>_</w:t>
+      </w:r>
+      <w:proofErr w:type="gramStart"/>
+      <w:r>
+        <w:rPr>
+          <w:i/>
+          <w:iCs/>
+          <w:sz w:val="28"/>
+          <w:szCs w:val="28"/>
+          <w:lang w:val="en-US"/>
+        </w:rPr>
+        <w:t>type,num</w:t>
+      </w:r>
+      <w:proofErr w:type="gramEnd"/>
+      <w:r>
+        <w:rPr>
+          <w:i/>
+          <w:iCs/>
+          <w:sz w:val="28"/>
+          <w:szCs w:val="28"/>
+          <w:lang w:val="en-US"/>
+        </w:rPr>
+        <w:t>_</w:t>
+      </w:r>
+      <w:proofErr w:type="gramStart"/>
+      <w:r>
+        <w:rPr>
+          <w:i/>
+          <w:iCs/>
+          <w:sz w:val="28"/>
+          <w:szCs w:val="28"/>
+          <w:lang w:val="en-US"/>
+        </w:rPr>
+        <w:t>procedures,charlson</w:t>
+      </w:r>
+      <w:proofErr w:type="gramEnd"/>
+      <w:r>
+        <w:rPr>
+          <w:i/>
+          <w:iCs/>
+          <w:sz w:val="28"/>
+          <w:szCs w:val="28"/>
+          <w:lang w:val="en-US"/>
+        </w:rPr>
+        <w:t>_</w:t>
+      </w:r>
+      <w:proofErr w:type="gramStart"/>
+      <w:r>
+        <w:rPr>
+          <w:i/>
+          <w:iCs/>
+          <w:sz w:val="28"/>
+          <w:szCs w:val="28"/>
+          <w:lang w:val="en-US"/>
+        </w:rPr>
+        <w:t>index,hba</w:t>
+      </w:r>
+      <w:proofErr w:type="gramEnd"/>
+      <w:r>
+        <w:rPr>
+          <w:i/>
+          <w:iCs/>
+          <w:sz w:val="28"/>
+          <w:szCs w:val="28"/>
+          <w:lang w:val="en-US"/>
+        </w:rPr>
+        <w:t>1</w:t>
+      </w:r>
+      <w:proofErr w:type="gramStart"/>
+      <w:r>
+        <w:rPr>
+          <w:i/>
+          <w:iCs/>
+          <w:sz w:val="28"/>
+          <w:szCs w:val="28"/>
+          <w:lang w:val="en-US"/>
+        </w:rPr>
+        <w:t>c,creatinine</w:t>
+      </w:r>
+      <w:proofErr w:type="gramEnd"/>
+      <w:r>
+        <w:rPr>
+          <w:i/>
+          <w:iCs/>
+          <w:sz w:val="28"/>
+          <w:szCs w:val="28"/>
+          <w:lang w:val="en-US"/>
+        </w:rPr>
+        <w:t>,</w:t>
+      </w:r>
+      <w:proofErr w:type="gramStart"/>
+      <w:r>
+        <w:rPr>
+          <w:i/>
+          <w:iCs/>
+          <w:sz w:val="28"/>
+          <w:szCs w:val="28"/>
+          <w:lang w:val="en-US"/>
+        </w:rPr>
+        <w:t>haemoglobin,systolic</w:t>
+      </w:r>
+      <w:proofErr w:type="gramEnd"/>
+      <w:r>
+        <w:rPr>
+          <w:i/>
+          <w:iCs/>
+          <w:sz w:val="28"/>
+          <w:szCs w:val="28"/>
+          <w:lang w:val="en-US"/>
+        </w:rPr>
+        <w:t>_</w:t>
+      </w:r>
+      <w:proofErr w:type="gramStart"/>
+      <w:r>
+        <w:rPr>
+          <w:i/>
+          <w:iCs/>
+          <w:sz w:val="28"/>
+          <w:szCs w:val="28"/>
+          <w:lang w:val="en-US"/>
+        </w:rPr>
+        <w:t>bp,readmitted</w:t>
+      </w:r>
+      <w:proofErr w:type="gramEnd"/>
+      <w:r>
+        <w:rPr>
+          <w:i/>
+          <w:iCs/>
+          <w:sz w:val="28"/>
+          <w:szCs w:val="28"/>
+          <w:lang w:val="en-US"/>
+        </w:rPr>
+        <w:t>_30</w:t>
+      </w:r>
+      <w:proofErr w:type="gramStart"/>
+      <w:r>
+        <w:rPr>
+          <w:i/>
+          <w:iCs/>
+          <w:sz w:val="28"/>
+          <w:szCs w:val="28"/>
+          <w:lang w:val="en-US"/>
+        </w:rPr>
+        <w:t>d,readmitted</w:t>
+      </w:r>
+      <w:proofErr w:type="gramEnd"/>
+      <w:r>
+        <w:rPr>
+          <w:i/>
+          <w:iCs/>
+          <w:sz w:val="28"/>
+          <w:szCs w:val="28"/>
+          <w:lang w:val="en-US"/>
+        </w:rPr>
+        <w:t>_7d</w:t>
+      </w:r>
+    </w:p>
+    <w:p>
+      <w:pPr>
+        <w:rPr>
+          <w:i/>
+          <w:iCs/>
+          <w:sz w:val="28"/>
+          <w:szCs w:val="28"/>
+          <w:lang w:val="en-US"/>
+        </w:rPr>
+      </w:pPr>
+      <w:r>
+        <w:rPr>
+          <w:i/>
+          <w:iCs/>
+          <w:sz w:val="28"/>
+          <w:szCs w:val="28"/>
+          <w:lang w:val="en-US"/>
+        </w:rPr>
+        <w:t>2.</w:t>
+      </w:r>
+      <w:r>
+        <w:rPr>
+          <w:i/>
+          <w:iCs/>
+          <w:sz w:val="28"/>
+          <w:szCs w:val="28"/>
+          <w:lang w:val="en-US"/>
+        </w:rPr>
+        <w:tab/>
+        <w:t>BILLING -</w:t>
+      </w:r>
+    </w:p>
+    <w:p>
+      <w:pPr>
+        <w:rPr>
+          <w:i/>
+          <w:iCs/>
+          <w:sz w:val="28"/>
+          <w:szCs w:val="28"/>
+          <w:lang w:val="en-US"/>
+        </w:rPr>
+      </w:pPr>
+      <w:r>
+        <w:rPr>
+          <w:i/>
+          <w:iCs/>
+          <w:sz w:val="28"/>
+          <w:szCs w:val="28"/>
+          <w:lang w:val="en-US"/>
+        </w:rPr>
+        <w:t xml:space="preserve">Include all the expenses done by the patient or the government in the form of subsidy. </w:t>
+      </w:r>
+    </w:p>
+    <w:p>
+      <w:pPr>
+        <w:rPr>
+          <w:i/>
+          <w:iCs/>
+          <w:sz w:val="28"/>
+          <w:szCs w:val="28"/>
+          <w:lang w:val="en-US"/>
+        </w:rPr>
+      </w:pPr>
+      <w:r>
+        <w:rPr>
+          <w:i/>
+          <w:iCs/>
+          <w:sz w:val="28"/>
+          <w:szCs w:val="28"/>
+          <w:lang w:val="en-US"/>
+        </w:rPr>
+        <w:t>bill_</w:t>
+      </w:r>
+      <w:proofErr w:type="gramStart"/>
+      <w:r>
+        <w:rPr>
+          <w:i/>
+          <w:iCs/>
+          <w:sz w:val="28"/>
+          <w:szCs w:val="28"/>
+          <w:lang w:val="en-US"/>
+        </w:rPr>
+        <w:t>id,admission</w:t>
+      </w:r>
+      <w:proofErr w:type="gramEnd"/>
+      <w:r>
+        <w:rPr>
+          <w:i/>
+          <w:iCs/>
+          <w:sz w:val="28"/>
+          <w:szCs w:val="28"/>
+          <w:lang w:val="en-US"/>
+        </w:rPr>
+        <w:t>_</w:t>
+      </w:r>
+      <w:proofErr w:type="gramStart"/>
+      <w:r>
+        <w:rPr>
+          <w:i/>
+          <w:iCs/>
+          <w:sz w:val="28"/>
+          <w:szCs w:val="28"/>
+          <w:lang w:val="en-US"/>
+        </w:rPr>
+        <w:t>id,total</w:t>
+      </w:r>
+      <w:proofErr w:type="gramEnd"/>
+      <w:r>
+        <w:rPr>
+          <w:i/>
+          <w:iCs/>
+          <w:sz w:val="28"/>
+          <w:szCs w:val="28"/>
+          <w:lang w:val="en-US"/>
+        </w:rPr>
+        <w:t>_cost_</w:t>
+      </w:r>
+      <w:proofErr w:type="gramStart"/>
+      <w:r>
+        <w:rPr>
+          <w:i/>
+          <w:iCs/>
+          <w:sz w:val="28"/>
+          <w:szCs w:val="28"/>
+          <w:lang w:val="en-US"/>
+        </w:rPr>
+        <w:t>inr,govt</w:t>
+      </w:r>
+      <w:proofErr w:type="gramEnd"/>
+      <w:r>
+        <w:rPr>
+          <w:i/>
+          <w:iCs/>
+          <w:sz w:val="28"/>
+          <w:szCs w:val="28"/>
+          <w:lang w:val="en-US"/>
+        </w:rPr>
+        <w:t>_subsidy_</w:t>
+      </w:r>
+      <w:proofErr w:type="gramStart"/>
+      <w:r>
+        <w:rPr>
+          <w:i/>
+          <w:iCs/>
+          <w:sz w:val="28"/>
+          <w:szCs w:val="28"/>
+          <w:lang w:val="en-US"/>
+        </w:rPr>
+        <w:t>inr,out</w:t>
+      </w:r>
+      <w:proofErr w:type="gramEnd"/>
+      <w:r>
+        <w:rPr>
+          <w:i/>
+          <w:iCs/>
+          <w:sz w:val="28"/>
+          <w:szCs w:val="28"/>
+          <w:lang w:val="en-US"/>
+        </w:rPr>
+        <w:t>_of_pocket_</w:t>
+      </w:r>
+      <w:proofErr w:type="gramStart"/>
+      <w:r>
+        <w:rPr>
+          <w:i/>
+          <w:iCs/>
+          <w:sz w:val="28"/>
+          <w:szCs w:val="28"/>
+          <w:lang w:val="en-US"/>
+        </w:rPr>
+        <w:t>inr,cost</w:t>
+      </w:r>
+      <w:proofErr w:type="gramEnd"/>
+      <w:r>
+        <w:rPr>
+          <w:i/>
+          <w:iCs/>
+          <w:sz w:val="28"/>
+          <w:szCs w:val="28"/>
+          <w:lang w:val="en-US"/>
+        </w:rPr>
+        <w:t>_category</w:t>
+      </w:r>
+    </w:p>
+    <w:p>
+      <w:pPr>
+        <w:rPr>
+          <w:i/>
+          <w:iCs/>
+          <w:sz w:val="28"/>
+          <w:szCs w:val="28"/>
+          <w:lang w:val="en-US"/>
+        </w:rPr>
+      </w:pPr>
+      <w:r>
+        <w:rPr>
+          <w:i/>
+          <w:iCs/>
+          <w:sz w:val="28"/>
+          <w:szCs w:val="28"/>
+          <w:lang w:val="en-US"/>
+        </w:rPr>
+        <w:t>3.</w:t>
+      </w:r>
+      <w:r>
+        <w:rPr>
+          <w:i/>
+          <w:iCs/>
+          <w:sz w:val="28"/>
+          <w:szCs w:val="28"/>
+          <w:lang w:val="en-US"/>
+        </w:rPr>
+        <w:tab/>
+        <w:t>DIAGNOSES –</w:t>
+      </w:r>
+    </w:p>
+    <w:p>
+      <w:pPr>
+        <w:rPr>
+          <w:i/>
+          <w:iCs/>
+          <w:sz w:val="28"/>
+          <w:szCs w:val="28"/>
+          <w:lang w:val="en-US"/>
+        </w:rPr>
+      </w:pPr>
+      <w:r>
+        <w:rPr>
+          <w:i/>
+          <w:iCs/>
+          <w:sz w:val="28"/>
+          <w:szCs w:val="28"/>
+          <w:lang w:val="en-US"/>
+        </w:rPr>
+        <w:t xml:space="preserve"> diag_</w:t>
+      </w:r>
+      <w:proofErr w:type="gramStart"/>
+      <w:r>
+        <w:rPr>
+          <w:i/>
+          <w:iCs/>
+          <w:sz w:val="28"/>
+          <w:szCs w:val="28"/>
+          <w:lang w:val="en-US"/>
+        </w:rPr>
+        <w:t>id,admission</w:t>
+      </w:r>
+      <w:proofErr w:type="gramEnd"/>
+      <w:r>
+        <w:rPr>
+          <w:i/>
+          <w:iCs/>
+          <w:sz w:val="28"/>
+          <w:szCs w:val="28"/>
+          <w:lang w:val="en-US"/>
+        </w:rPr>
+        <w:t>_</w:t>
+      </w:r>
+      <w:proofErr w:type="gramStart"/>
+      <w:r>
+        <w:rPr>
+          <w:i/>
+          <w:iCs/>
+          <w:sz w:val="28"/>
+          <w:szCs w:val="28"/>
+          <w:lang w:val="en-US"/>
+        </w:rPr>
+        <w:t>id,icd</w:t>
+      </w:r>
+      <w:proofErr w:type="gramEnd"/>
+      <w:r>
+        <w:rPr>
+          <w:i/>
+          <w:iCs/>
+          <w:sz w:val="28"/>
+          <w:szCs w:val="28"/>
+          <w:lang w:val="en-US"/>
+        </w:rPr>
+        <w:t>10_</w:t>
+      </w:r>
+      <w:proofErr w:type="gramStart"/>
+      <w:r>
+        <w:rPr>
+          <w:i/>
+          <w:iCs/>
+          <w:sz w:val="28"/>
+          <w:szCs w:val="28"/>
+          <w:lang w:val="en-US"/>
+        </w:rPr>
+        <w:t>code,diag</w:t>
+      </w:r>
+      <w:proofErr w:type="gramEnd"/>
+      <w:r>
+        <w:rPr>
+          <w:i/>
+          <w:iCs/>
+          <w:sz w:val="28"/>
+          <w:szCs w:val="28"/>
+          <w:lang w:val="en-US"/>
+        </w:rPr>
+        <w:t>_</w:t>
+      </w:r>
+      <w:proofErr w:type="gramStart"/>
+      <w:r>
+        <w:rPr>
+          <w:i/>
+          <w:iCs/>
+          <w:sz w:val="28"/>
+          <w:szCs w:val="28"/>
+          <w:lang w:val="en-US"/>
+        </w:rPr>
+        <w:t>desc,diag</w:t>
+      </w:r>
+      <w:proofErr w:type="gramEnd"/>
+      <w:r>
+        <w:rPr>
+          <w:i/>
+          <w:iCs/>
+          <w:sz w:val="28"/>
+          <w:szCs w:val="28"/>
+          <w:lang w:val="en-US"/>
+        </w:rPr>
+        <w:t>_</w:t>
+      </w:r>
+      <w:proofErr w:type="gramStart"/>
+      <w:r>
+        <w:rPr>
+          <w:i/>
+          <w:iCs/>
+          <w:sz w:val="28"/>
+          <w:szCs w:val="28"/>
+          <w:lang w:val="en-US"/>
+        </w:rPr>
+        <w:t>rank,diag</w:t>
+      </w:r>
+      <w:proofErr w:type="gramEnd"/>
+      <w:r>
+        <w:rPr>
+          <w:i/>
+          <w:iCs/>
+          <w:sz w:val="28"/>
+          <w:szCs w:val="28"/>
+          <w:lang w:val="en-US"/>
+        </w:rPr>
+        <w:t>_category</w:t>
+      </w:r>
+    </w:p>
+    <w:p>
+      <w:pPr>
+        <w:rPr>
+          <w:i/>
+          <w:iCs/>
+          <w:sz w:val="28"/>
+          <w:szCs w:val="28"/>
+          <w:lang w:val="en-US"/>
+        </w:rPr>
+      </w:pPr>
+      <w:r>
+        <w:rPr>
+          <w:i/>
+          <w:iCs/>
+          <w:sz w:val="28"/>
+          <w:szCs w:val="28"/>
+          <w:lang w:val="en-US"/>
+        </w:rPr>
+        <w:t>4.</w:t>
+      </w:r>
+      <w:r>
+        <w:rPr>
+          <w:i/>
+          <w:iCs/>
+          <w:sz w:val="28"/>
+          <w:szCs w:val="28"/>
+          <w:lang w:val="en-US"/>
+        </w:rPr>
+        <w:tab/>
+        <w:t xml:space="preserve">HOSPITALS </w:t>
+      </w:r>
+      <w:proofErr w:type="gramStart"/>
+      <w:r>
+        <w:rPr>
+          <w:i/>
+          <w:iCs/>
+          <w:sz w:val="28"/>
+          <w:szCs w:val="28"/>
+          <w:lang w:val="en-US"/>
+        </w:rPr>
+        <w:t>-  Total</w:t>
+      </w:r>
+      <w:proofErr w:type="gramEnd"/>
+      <w:r>
+        <w:rPr>
+          <w:i/>
+          <w:iCs/>
+          <w:sz w:val="28"/>
+          <w:szCs w:val="28"/>
+          <w:lang w:val="en-US"/>
+        </w:rPr>
+        <w:t xml:space="preserve"> 33 different hospitals are listed.</w:t>
+      </w:r>
+    </w:p>
+    <w:p>
+      <w:pPr>
+        <w:rPr>
+          <w:i/>
+          <w:iCs/>
+          <w:sz w:val="28"/>
+          <w:szCs w:val="28"/>
+          <w:lang w:val="en-US"/>
+        </w:rPr>
+      </w:pPr>
+      <w:r>
+        <w:rPr>
+          <w:i/>
+          <w:iCs/>
+          <w:sz w:val="28"/>
+          <w:szCs w:val="28"/>
+          <w:lang w:val="en-US"/>
+        </w:rPr>
+        <w:t xml:space="preserve">Includes hospital specific details and hospital’s </w:t>
+      </w:r>
+    </w:p>
+    <w:p>
+      <w:pPr>
+        <w:rPr>
+          <w:i/>
+          <w:iCs/>
+          <w:sz w:val="28"/>
+          <w:szCs w:val="28"/>
+          <w:lang w:val="en-US"/>
+        </w:rPr>
+      </w:pPr>
+      <w:proofErr w:type="spellStart"/>
+      <w:r>
+        <w:rPr>
+          <w:i/>
+          <w:iCs/>
+          <w:sz w:val="28"/>
+          <w:szCs w:val="28"/>
+          <w:lang w:val="en-US"/>
+        </w:rPr>
+        <w:t>hospital_id</w:t>
+      </w:r>
+      <w:proofErr w:type="spellEnd"/>
+      <w:r>
+        <w:rPr>
+          <w:i/>
+          <w:iCs/>
+          <w:sz w:val="28"/>
+          <w:szCs w:val="28"/>
+          <w:lang w:val="en-US"/>
+        </w:rPr>
+        <w:t>,</w:t>
+      </w:r>
+      <w:r>
+        <w:rPr>
+          <w:i/>
+          <w:iCs/>
+          <w:sz w:val="28"/>
+          <w:szCs w:val="28"/>
+          <w:lang w:val="en-US"/>
+        </w:rPr>
+        <w:t xml:space="preserve"> </w:t>
+      </w:r>
+      <w:r>
+        <w:rPr>
+          <w:i/>
+          <w:iCs/>
+          <w:sz w:val="28"/>
+          <w:szCs w:val="28"/>
+          <w:lang w:val="en-US"/>
+        </w:rPr>
+        <w:t>name,</w:t>
+      </w:r>
+      <w:r>
+        <w:rPr>
+          <w:i/>
+          <w:iCs/>
+          <w:sz w:val="28"/>
+          <w:szCs w:val="28"/>
+          <w:lang w:val="en-US"/>
+        </w:rPr>
+        <w:t xml:space="preserve"> </w:t>
+      </w:r>
+      <w:r>
+        <w:rPr>
+          <w:i/>
+          <w:iCs/>
+          <w:sz w:val="28"/>
+          <w:szCs w:val="28"/>
+          <w:lang w:val="en-US"/>
+        </w:rPr>
+        <w:t>state,</w:t>
+      </w:r>
+      <w:r>
+        <w:rPr>
+          <w:i/>
+          <w:iCs/>
+          <w:sz w:val="28"/>
+          <w:szCs w:val="28"/>
+          <w:lang w:val="en-US"/>
+        </w:rPr>
+        <w:t xml:space="preserve"> </w:t>
+      </w:r>
+      <w:r>
+        <w:rPr>
+          <w:i/>
+          <w:iCs/>
+          <w:sz w:val="28"/>
+          <w:szCs w:val="28"/>
+          <w:lang w:val="en-US"/>
+        </w:rPr>
+        <w:t>tier,</w:t>
+      </w:r>
+      <w:r>
+        <w:rPr>
+          <w:i/>
+          <w:iCs/>
+          <w:sz w:val="28"/>
+          <w:szCs w:val="28"/>
+          <w:lang w:val="en-US"/>
+        </w:rPr>
+        <w:t xml:space="preserve"> </w:t>
+      </w:r>
+      <w:r>
+        <w:rPr>
+          <w:i/>
+          <w:iCs/>
+          <w:sz w:val="28"/>
+          <w:szCs w:val="28"/>
+          <w:lang w:val="en-US"/>
+        </w:rPr>
+        <w:t>beds,</w:t>
+      </w:r>
+      <w:r>
+        <w:rPr>
+          <w:i/>
+          <w:iCs/>
+          <w:sz w:val="28"/>
+          <w:szCs w:val="28"/>
+          <w:lang w:val="en-US"/>
+        </w:rPr>
+        <w:t xml:space="preserve"> </w:t>
+      </w:r>
+      <w:r>
+        <w:rPr>
+          <w:i/>
+          <w:iCs/>
+          <w:sz w:val="28"/>
+          <w:szCs w:val="28"/>
+          <w:lang w:val="en-US"/>
+        </w:rPr>
+        <w:t>teaching</w:t>
+      </w:r>
+    </w:p>
+    <w:p>
+      <w:pPr>
+        <w:rPr>
+          <w:i/>
+          <w:iCs/>
+          <w:sz w:val="28"/>
+          <w:szCs w:val="28"/>
+          <w:lang w:val="en-US"/>
+        </w:rPr>
+      </w:pPr>
+      <w:r>
+        <w:rPr>
+          <w:i/>
+          <w:iCs/>
+          <w:sz w:val="28"/>
+          <w:szCs w:val="28"/>
+          <w:lang w:val="en-US"/>
+        </w:rPr>
+        <w:t>5.</w:t>
+      </w:r>
+      <w:r>
+        <w:rPr>
+          <w:i/>
+          <w:iCs/>
+          <w:sz w:val="28"/>
+          <w:szCs w:val="28"/>
+          <w:lang w:val="en-US"/>
+        </w:rPr>
+        <w:tab/>
         <w:t xml:space="preserve">PATIENTS - </w:t>
       </w:r>
-      <w:r>
-        <w:rPr>
-          <w:lang w:val="en-US"/>
-        </w:rPr>
-        <w:br/>
-        <w:t>Includes person personal</w:t>
-      </w:r>
-      <w:r>
-        <w:rPr>
-          <w:lang w:val="en-US"/>
-        </w:rPr>
-        <w:t xml:space="preserve"> , geographical and financial details.</w:t>
-      </w:r>
-      <w:r>
-        <w:rPr>
-          <w:lang w:val="en-US"/>
-        </w:rPr>
-        <w:br/>
-      </w:r>
-      <w:r>
-        <w:t>patient_id,age,gender,state,bpl_card,insurance_type,comorbidity_count,prev_admissions</w:t>
-      </w:r>
-    </w:p>
-    <w:p>
-      <w:pPr>
-        <w:ind w:left="360"/>
-        <w:rPr>
-          <w:lang w:val="en-US"/>
-        </w:rPr>
-      </w:pPr>
-    </w:p>
-    <w:p>
-      <w:pPr>
-        <w:rPr>
+    </w:p>
+    <w:p>
+      <w:pPr>
+        <w:rPr>
+          <w:i/>
+          <w:iCs/>
+          <w:sz w:val="28"/>
+          <w:szCs w:val="28"/>
+          <w:lang w:val="en-US"/>
+        </w:rPr>
+      </w:pPr>
+      <w:r>
+        <w:rPr>
+          <w:i/>
+          <w:iCs/>
+          <w:sz w:val="28"/>
+          <w:szCs w:val="28"/>
+          <w:lang w:val="en-US"/>
+        </w:rPr>
+        <w:t>Includes person persona</w:t>
+      </w:r>
+      <w:r>
+        <w:rPr>
+          <w:i/>
+          <w:iCs/>
+          <w:sz w:val="28"/>
+          <w:szCs w:val="28"/>
+          <w:lang w:val="en-US"/>
+        </w:rPr>
+        <w:t>l</w:t>
+      </w:r>
+      <w:r>
+        <w:rPr>
+          <w:i/>
+          <w:iCs/>
+          <w:sz w:val="28"/>
+          <w:szCs w:val="28"/>
+          <w:lang w:val="en-US"/>
+        </w:rPr>
+        <w:t>, geographical and financial details.</w:t>
+      </w:r>
+    </w:p>
+    <w:p>
+      <w:pPr>
+        <w:rPr>
+          <w:i/>
+          <w:iCs/>
+          <w:sz w:val="28"/>
+          <w:szCs w:val="28"/>
+          <w:lang w:val="en-US"/>
+        </w:rPr>
+      </w:pPr>
+      <w:proofErr w:type="spellStart"/>
+      <w:r>
+        <w:rPr>
+          <w:i/>
+          <w:iCs/>
+          <w:sz w:val="28"/>
+          <w:szCs w:val="28"/>
+          <w:lang w:val="en-US"/>
+        </w:rPr>
+        <w:t>patient_id</w:t>
+      </w:r>
+      <w:proofErr w:type="spellEnd"/>
+      <w:r>
+        <w:rPr>
+          <w:i/>
+          <w:iCs/>
+          <w:sz w:val="28"/>
+          <w:szCs w:val="28"/>
+          <w:lang w:val="en-US"/>
+        </w:rPr>
+        <w:t>,</w:t>
+      </w:r>
+      <w:r>
+        <w:rPr>
+          <w:i/>
+          <w:iCs/>
+          <w:sz w:val="28"/>
+          <w:szCs w:val="28"/>
+          <w:lang w:val="en-US"/>
+        </w:rPr>
+        <w:t xml:space="preserve"> </w:t>
+      </w:r>
+      <w:r>
+        <w:rPr>
+          <w:i/>
+          <w:iCs/>
+          <w:sz w:val="28"/>
+          <w:szCs w:val="28"/>
+          <w:lang w:val="en-US"/>
+        </w:rPr>
+        <w:t>age,</w:t>
+      </w:r>
+      <w:r>
+        <w:rPr>
+          <w:i/>
+          <w:iCs/>
+          <w:sz w:val="28"/>
+          <w:szCs w:val="28"/>
+          <w:lang w:val="en-US"/>
+        </w:rPr>
+        <w:t xml:space="preserve"> </w:t>
+      </w:r>
+      <w:r>
+        <w:rPr>
+          <w:i/>
+          <w:iCs/>
+          <w:sz w:val="28"/>
+          <w:szCs w:val="28"/>
+          <w:lang w:val="en-US"/>
+        </w:rPr>
+        <w:t>gender,</w:t>
+      </w:r>
+      <w:r>
+        <w:rPr>
+          <w:i/>
+          <w:iCs/>
+          <w:sz w:val="28"/>
+          <w:szCs w:val="28"/>
+          <w:lang w:val="en-US"/>
+        </w:rPr>
+        <w:t xml:space="preserve"> </w:t>
+      </w:r>
+      <w:proofErr w:type="spellStart"/>
+      <w:proofErr w:type="gramStart"/>
+      <w:r>
+        <w:rPr>
+          <w:i/>
+          <w:iCs/>
+          <w:sz w:val="28"/>
+          <w:szCs w:val="28"/>
+          <w:lang w:val="en-US"/>
+        </w:rPr>
+        <w:t>state,bpl</w:t>
+      </w:r>
+      <w:proofErr w:type="gramEnd"/>
+      <w:r>
+        <w:rPr>
+          <w:i/>
+          <w:iCs/>
+          <w:sz w:val="28"/>
+          <w:szCs w:val="28"/>
+          <w:lang w:val="en-US"/>
+        </w:rPr>
+        <w:t>_card</w:t>
+      </w:r>
+      <w:proofErr w:type="spellEnd"/>
+      <w:r>
+        <w:rPr>
+          <w:i/>
+          <w:iCs/>
+          <w:sz w:val="28"/>
+          <w:szCs w:val="28"/>
+          <w:lang w:val="en-US"/>
+        </w:rPr>
+        <w:t>,</w:t>
+      </w:r>
+      <w:r>
+        <w:rPr>
+          <w:i/>
+          <w:iCs/>
+          <w:sz w:val="28"/>
+          <w:szCs w:val="28"/>
+          <w:lang w:val="en-US"/>
+        </w:rPr>
+        <w:t xml:space="preserve"> </w:t>
+      </w:r>
+      <w:proofErr w:type="spellStart"/>
+      <w:r>
+        <w:rPr>
+          <w:i/>
+          <w:iCs/>
+          <w:sz w:val="28"/>
+          <w:szCs w:val="28"/>
+          <w:lang w:val="en-US"/>
+        </w:rPr>
+        <w:t>insurance_</w:t>
+      </w:r>
+      <w:proofErr w:type="gramStart"/>
+      <w:r>
+        <w:rPr>
+          <w:i/>
+          <w:iCs/>
+          <w:sz w:val="28"/>
+          <w:szCs w:val="28"/>
+          <w:lang w:val="en-US"/>
+        </w:rPr>
+        <w:t>type</w:t>
+      </w:r>
+      <w:proofErr w:type="spellEnd"/>
+      <w:r>
+        <w:rPr>
+          <w:i/>
+          <w:iCs/>
+          <w:sz w:val="28"/>
+          <w:szCs w:val="28"/>
+          <w:lang w:val="en-US"/>
+        </w:rPr>
+        <w:t xml:space="preserve"> </w:t>
+      </w:r>
+      <w:r>
+        <w:rPr>
+          <w:i/>
+          <w:iCs/>
+          <w:sz w:val="28"/>
+          <w:szCs w:val="28"/>
+          <w:lang w:val="en-US"/>
+        </w:rPr>
+        <w:t>,</w:t>
+      </w:r>
+      <w:proofErr w:type="spellStart"/>
+      <w:r>
+        <w:rPr>
+          <w:i/>
+          <w:iCs/>
+          <w:sz w:val="28"/>
+          <w:szCs w:val="28"/>
+          <w:lang w:val="en-US"/>
+        </w:rPr>
+        <w:t>comorbidity</w:t>
+      </w:r>
+      <w:proofErr w:type="gramEnd"/>
+      <w:r>
+        <w:rPr>
+          <w:i/>
+          <w:iCs/>
+          <w:sz w:val="28"/>
+          <w:szCs w:val="28"/>
+          <w:lang w:val="en-US"/>
+        </w:rPr>
+        <w:t>_</w:t>
+      </w:r>
+      <w:proofErr w:type="gramStart"/>
+      <w:r>
+        <w:rPr>
+          <w:i/>
+          <w:iCs/>
+          <w:sz w:val="28"/>
+          <w:szCs w:val="28"/>
+          <w:lang w:val="en-US"/>
+        </w:rPr>
+        <w:t>count</w:t>
+      </w:r>
+      <w:proofErr w:type="spellEnd"/>
+      <w:r>
+        <w:rPr>
+          <w:i/>
+          <w:iCs/>
+          <w:sz w:val="28"/>
+          <w:szCs w:val="28"/>
+          <w:lang w:val="en-US"/>
+        </w:rPr>
+        <w:t xml:space="preserve"> </w:t>
+      </w:r>
+      <w:r>
+        <w:rPr>
+          <w:i/>
+          <w:iCs/>
+          <w:sz w:val="28"/>
+          <w:szCs w:val="28"/>
+          <w:lang w:val="en-US"/>
+        </w:rPr>
+        <w:t>,</w:t>
+      </w:r>
+      <w:proofErr w:type="gramEnd"/>
+      <w:r>
+        <w:rPr>
+          <w:i/>
+          <w:iCs/>
+          <w:sz w:val="28"/>
+          <w:szCs w:val="28"/>
+          <w:lang w:val="en-US"/>
+        </w:rPr>
+        <w:t xml:space="preserve"> </w:t>
+      </w:r>
+      <w:proofErr w:type="spellStart"/>
+      <w:r>
+        <w:rPr>
+          <w:i/>
+          <w:iCs/>
+          <w:sz w:val="28"/>
+          <w:szCs w:val="28"/>
+          <w:lang w:val="en-US"/>
+        </w:rPr>
+        <w:t>prev_admissions</w:t>
+      </w:r>
+      <w:proofErr w:type="spellEnd"/>
+    </w:p>
+    <w:p>
+      <w:pPr>
+        <w:rPr>
+          <w:i/>
+          <w:iCs/>
+          <w:sz w:val="28"/>
+          <w:szCs w:val="28"/>
+          <w:lang w:val="en-US"/>
+        </w:rPr>
+      </w:pPr>
+      <w:r>
+        <w:rPr>
+          <w:i/>
+          <w:iCs/>
+          <w:sz w:val="28"/>
+          <w:szCs w:val="28"/>
+          <w:lang w:val="en-US"/>
+        </w:rPr>
+        <w:t xml:space="preserve">Dataset link- </w:t>
+      </w:r>
+      <w:hyperlink r:id="rId5" w:history="1">
+        <w:r>
+          <w:rPr>
+            <w:rStyle w:val="Hyperlink"/>
+            <w:i/>
+            <w:iCs/>
+            <w:sz w:val="28"/>
+            <w:szCs w:val="28"/>
+            <w:lang w:val="en-US"/>
+          </w:rPr>
+          <w:t>Dataset</w:t>
+        </w:r>
+      </w:hyperlink>
+    </w:p>
+    <w:p>
+      <w:pPr>
+        <w:rPr>
+          <w:i/>
+          <w:iCs/>
+          <w:sz w:val="28"/>
+          <w:szCs w:val="28"/>
+          <w:lang w:val="en-US"/>
+        </w:rPr>
+      </w:pPr>
+    </w:p>
+    <w:p>
+      <w:pPr>
+        <w:rPr>
+          <w:i/>
+          <w:iCs/>
+          <w:sz w:val="28"/>
+          <w:szCs w:val="28"/>
+          <w:lang w:val="en-US"/>
+        </w:rPr>
+      </w:pPr>
+    </w:p>
+    <w:p>
+      <w:pPr>
+        <w:jc w:val="center"/>
+        <w:rPr>
+          <w:b/>
+          <w:bCs/>
+          <w:sz w:val="40"/>
+          <w:szCs w:val="40"/>
+          <w:u w:val="single"/>
+          <w:lang w:val="en-US"/>
+        </w:rPr>
+      </w:pPr>
+      <w:r>
+        <w:rPr>
+          <w:b/>
+          <w:bCs/>
+          <w:sz w:val="40"/>
+          <w:szCs w:val="40"/>
+          <w:u w:val="single"/>
+          <w:lang w:val="en-US"/>
+        </w:rPr>
+        <w:lastRenderedPageBreak/>
+        <w:t>EXPLORATORY DATA ANALYSIS: -</w:t>
+      </w:r>
+    </w:p>
+    <w:p>
+      <w:pPr>
+        <w:pStyle w:val="ListParagraph"/>
+        <w:numPr>
+          <w:ilvl w:val="0"/>
+          <w:numId w:val="6"/>
+        </w:numPr>
+        <w:rPr>
+          <w:i/>
+          <w:iCs/>
+          <w:sz w:val="40"/>
+          <w:szCs w:val="40"/>
+          <w:lang w:val="en-US"/>
+        </w:rPr>
+      </w:pPr>
+      <w:r>
+        <w:rPr>
+          <w:i/>
+          <w:iCs/>
+          <w:sz w:val="40"/>
+          <w:szCs w:val="40"/>
+          <w:lang w:val="en-US"/>
+        </w:rPr>
+        <w:t>Age: Min -0, Max -95, Mean -</w:t>
+      </w:r>
+      <w:r>
+        <w:rPr>
+          <w:i/>
+          <w:iCs/>
+          <w:sz w:val="40"/>
+          <w:szCs w:val="40"/>
+          <w:lang w:val="en-US"/>
+        </w:rPr>
+        <w:t>4</w:t>
+      </w:r>
+      <w:r>
+        <w:rPr>
+          <w:i/>
+          <w:iCs/>
+          <w:sz w:val="40"/>
+          <w:szCs w:val="40"/>
+          <w:lang w:val="en-US"/>
+        </w:rPr>
+        <w:t>8, Median -</w:t>
+      </w:r>
+      <w:r>
+        <w:rPr>
+          <w:i/>
+          <w:iCs/>
+          <w:sz w:val="40"/>
+          <w:szCs w:val="40"/>
+          <w:lang w:val="en-US"/>
+        </w:rPr>
+        <w:t>53, Mode -58</w:t>
+      </w:r>
+    </w:p>
+    <w:p>
+      <w:pPr>
+        <w:pStyle w:val="ListParagraph"/>
+        <w:numPr>
+          <w:ilvl w:val="0"/>
+          <w:numId w:val="6"/>
+        </w:numPr>
+        <w:rPr>
+          <w:i/>
+          <w:iCs/>
+          <w:sz w:val="40"/>
+          <w:szCs w:val="40"/>
+          <w:lang w:val="en-US"/>
+        </w:rPr>
+      </w:pPr>
+      <w:r>
+        <w:rPr>
+          <w:i/>
+          <w:iCs/>
+          <w:sz w:val="40"/>
+          <w:szCs w:val="40"/>
+          <w:lang w:val="en-US"/>
+        </w:rPr>
+        <w:t>Gender: Male -51%, Female -48%, Others -1%</w:t>
+      </w:r>
+    </w:p>
+    <w:p>
+      <w:pPr>
+        <w:pStyle w:val="ListParagraph"/>
+        <w:numPr>
+          <w:ilvl w:val="0"/>
+          <w:numId w:val="6"/>
+        </w:numPr>
+        <w:rPr>
+          <w:i/>
+          <w:iCs/>
+          <w:sz w:val="40"/>
+          <w:szCs w:val="40"/>
+          <w:lang w:val="en-US"/>
+        </w:rPr>
+      </w:pPr>
+      <w:r>
+        <w:rPr>
+          <w:i/>
+          <w:iCs/>
+          <w:sz w:val="40"/>
+          <w:szCs w:val="40"/>
+          <w:lang w:val="en-US"/>
+        </w:rPr>
+        <w:t>Below poverty line (bpl card): 36% have, 64% don’t have.</w:t>
+      </w:r>
+    </w:p>
+    <w:p>
+      <w:pPr>
+        <w:pStyle w:val="ListParagraph"/>
+        <w:numPr>
+          <w:ilvl w:val="0"/>
+          <w:numId w:val="6"/>
+        </w:numPr>
+        <w:rPr>
+          <w:i/>
+          <w:iCs/>
+          <w:sz w:val="40"/>
+          <w:szCs w:val="40"/>
+          <w:lang w:val="en-US"/>
+        </w:rPr>
+      </w:pPr>
+      <w:r>
+        <w:rPr>
+          <w:i/>
+          <w:iCs/>
+          <w:sz w:val="40"/>
+          <w:szCs w:val="40"/>
+          <w:lang w:val="en-US"/>
+        </w:rPr>
+        <w:t>Insurance type: Ayushman -30%, None -29%, Private -25%, ESI -16%</w:t>
+      </w:r>
+    </w:p>
+    <w:p>
+      <w:pPr>
+        <w:pStyle w:val="ListParagraph"/>
+        <w:numPr>
+          <w:ilvl w:val="0"/>
+          <w:numId w:val="6"/>
+        </w:numPr>
+        <w:rPr>
+          <w:i/>
+          <w:iCs/>
+          <w:sz w:val="40"/>
+          <w:szCs w:val="40"/>
+          <w:lang w:val="en-US"/>
+        </w:rPr>
+      </w:pPr>
+      <w:r>
+        <w:rPr>
+          <w:i/>
+          <w:iCs/>
+          <w:sz w:val="40"/>
+          <w:szCs w:val="40"/>
+          <w:lang w:val="en-US"/>
+        </w:rPr>
+        <w:t xml:space="preserve">Comorbidity count: Min -0, Max -8, </w:t>
+      </w:r>
+      <w:r>
+        <w:rPr>
+          <w:b/>
+          <w:bCs/>
+          <w:i/>
+          <w:iCs/>
+          <w:sz w:val="40"/>
+          <w:szCs w:val="40"/>
+        </w:rPr>
+        <w:t xml:space="preserve">Approximately </w:t>
+      </w:r>
+      <w:r>
+        <w:rPr>
+          <w:b/>
+          <w:bCs/>
+          <w:i/>
+          <w:iCs/>
+          <w:sz w:val="40"/>
+          <w:szCs w:val="40"/>
+        </w:rPr>
+        <w:t>90</w:t>
+      </w:r>
+      <w:r>
+        <w:rPr>
+          <w:b/>
+          <w:bCs/>
+          <w:i/>
+          <w:iCs/>
+          <w:sz w:val="40"/>
+          <w:szCs w:val="40"/>
+        </w:rPr>
+        <w:t>%</w:t>
+      </w:r>
+      <w:r>
+        <w:rPr>
+          <w:i/>
+          <w:iCs/>
+          <w:sz w:val="40"/>
+          <w:szCs w:val="40"/>
+        </w:rPr>
+        <w:t xml:space="preserve"> of patients have </w:t>
+      </w:r>
+      <w:r>
+        <w:rPr>
+          <w:b/>
+          <w:bCs/>
+          <w:i/>
+          <w:iCs/>
+          <w:sz w:val="40"/>
+          <w:szCs w:val="40"/>
+        </w:rPr>
+        <w:t>0–3 comorbidities</w:t>
+      </w:r>
+      <w:r>
+        <w:rPr>
+          <w:i/>
+          <w:iCs/>
+          <w:sz w:val="40"/>
+          <w:szCs w:val="40"/>
+        </w:rPr>
+        <w:t>, indicating that most patients have relatively few existing health conditions.</w:t>
+      </w:r>
+    </w:p>
+    <w:p>
+      <w:pPr>
+        <w:pStyle w:val="ListParagraph"/>
+        <w:numPr>
+          <w:ilvl w:val="0"/>
+          <w:numId w:val="6"/>
+        </w:numPr>
+        <w:rPr>
+          <w:i/>
+          <w:iCs/>
+          <w:sz w:val="40"/>
+          <w:szCs w:val="40"/>
+          <w:lang w:val="en-US"/>
+        </w:rPr>
+      </w:pPr>
+      <w:r>
+        <w:rPr>
+          <w:i/>
+          <w:iCs/>
+          <w:sz w:val="40"/>
+          <w:szCs w:val="40"/>
+          <w:lang w:val="en-US"/>
+        </w:rPr>
+        <w:t xml:space="preserve">Previous admissions: Min -0, Max -9, </w:t>
+      </w:r>
+      <w:r>
+        <w:rPr>
+          <w:b/>
+          <w:bCs/>
+          <w:i/>
+          <w:iCs/>
+          <w:sz w:val="40"/>
+          <w:szCs w:val="40"/>
+        </w:rPr>
+        <w:t>Approximately 95%</w:t>
+      </w:r>
+      <w:r>
+        <w:rPr>
+          <w:i/>
+          <w:iCs/>
+          <w:sz w:val="40"/>
+          <w:szCs w:val="40"/>
+        </w:rPr>
+        <w:t xml:space="preserve"> of patients have </w:t>
+      </w:r>
+      <w:r>
+        <w:rPr>
+          <w:b/>
+          <w:bCs/>
+          <w:i/>
+          <w:iCs/>
+          <w:sz w:val="40"/>
+          <w:szCs w:val="40"/>
+        </w:rPr>
+        <w:t>0–3 previous admissions</w:t>
+      </w:r>
+      <w:r>
+        <w:rPr>
+          <w:i/>
+          <w:iCs/>
+          <w:sz w:val="40"/>
+          <w:szCs w:val="40"/>
+        </w:rPr>
+        <w:t>, showing that repeated hospitalizations are relatively uncommon.</w:t>
+      </w:r>
+    </w:p>
+    <w:p>
+      <w:pPr>
+        <w:pStyle w:val="ListParagraph"/>
+        <w:numPr>
+          <w:ilvl w:val="0"/>
+          <w:numId w:val="6"/>
+        </w:numPr>
+        <w:rPr>
+          <w:i/>
+          <w:iCs/>
+          <w:sz w:val="40"/>
+          <w:szCs w:val="40"/>
+          <w:lang w:val="en-US"/>
+        </w:rPr>
+      </w:pPr>
+      <w:r>
+        <w:rPr>
+          <w:i/>
+          <w:iCs/>
+          <w:sz w:val="40"/>
+          <w:szCs w:val="40"/>
+        </w:rPr>
+        <w:t>Tier: Tier1, Tier2, Tier3.</w:t>
+      </w:r>
+    </w:p>
+    <w:p>
+      <w:pPr>
+        <w:pStyle w:val="ListParagraph"/>
+        <w:numPr>
+          <w:ilvl w:val="0"/>
+          <w:numId w:val="6"/>
+        </w:numPr>
+        <w:rPr>
+          <w:i/>
+          <w:iCs/>
+          <w:sz w:val="40"/>
+          <w:szCs w:val="40"/>
+          <w:lang w:val="en-US"/>
+        </w:rPr>
+      </w:pPr>
+      <w:r>
+        <w:rPr>
+          <w:i/>
+          <w:iCs/>
+          <w:sz w:val="40"/>
+          <w:szCs w:val="40"/>
+        </w:rPr>
+        <w:t>Teaching: Present in tier1 not in tier3.</w:t>
+      </w:r>
+    </w:p>
+    <w:p>
+      <w:pPr>
+        <w:pStyle w:val="ListParagraph"/>
+        <w:numPr>
+          <w:ilvl w:val="0"/>
+          <w:numId w:val="6"/>
+        </w:numPr>
+        <w:rPr>
+          <w:i/>
+          <w:iCs/>
+          <w:sz w:val="40"/>
+          <w:szCs w:val="40"/>
+          <w:lang w:val="en-US"/>
+        </w:rPr>
+      </w:pPr>
+      <w:r>
+        <w:rPr>
+          <w:i/>
+          <w:iCs/>
+          <w:sz w:val="40"/>
+          <w:szCs w:val="40"/>
+          <w:lang w:val="en-US"/>
+        </w:rPr>
+        <w:t>Beds: tier1 has 6 times beds as tier3, tier2 has 4 times beds as tier3</w:t>
+      </w:r>
+      <w:r>
+        <w:rPr>
+          <w:i/>
+          <w:iCs/>
+          <w:sz w:val="40"/>
+          <w:szCs w:val="40"/>
+          <w:lang w:val="en-US"/>
+        </w:rPr>
+        <w:t>.</w:t>
+      </w:r>
+    </w:p>
+    <w:p>
+      <w:pPr>
+        <w:pStyle w:val="ListParagraph"/>
+        <w:numPr>
+          <w:ilvl w:val="0"/>
+          <w:numId w:val="6"/>
+        </w:numPr>
+        <w:rPr>
+          <w:i/>
+          <w:iCs/>
+          <w:sz w:val="40"/>
+          <w:szCs w:val="40"/>
+          <w:lang w:val="en-US"/>
+        </w:rPr>
+      </w:pPr>
+      <w:r>
+        <w:rPr>
+          <w:i/>
+          <w:iCs/>
+          <w:sz w:val="40"/>
+          <w:szCs w:val="40"/>
+          <w:lang w:val="en-US"/>
+        </w:rPr>
+        <w:t>Diagnoses category: 11 categories, Cardiovascular, Endocrine, Respiratory and Infectious holds 50% of total.</w:t>
+      </w:r>
+    </w:p>
+    <w:p>
+      <w:pPr>
+        <w:pStyle w:val="ListParagraph"/>
+        <w:numPr>
+          <w:ilvl w:val="0"/>
+          <w:numId w:val="6"/>
+        </w:numPr>
+        <w:rPr>
+          <w:i/>
+          <w:iCs/>
+          <w:sz w:val="40"/>
+          <w:szCs w:val="40"/>
+          <w:lang w:val="en-US"/>
+        </w:rPr>
+      </w:pPr>
+      <w:r>
+        <w:rPr>
+          <w:i/>
+          <w:iCs/>
+          <w:sz w:val="40"/>
+          <w:szCs w:val="40"/>
+          <w:lang w:val="en-US"/>
+        </w:rPr>
+        <w:lastRenderedPageBreak/>
+        <w:t xml:space="preserve">Icd10 code: 34 unique values, these are the sub categories of the diagnoses categories. </w:t>
+      </w:r>
+    </w:p>
+    <w:p>
+      <w:pPr>
+        <w:pStyle w:val="ListParagraph"/>
+        <w:numPr>
+          <w:ilvl w:val="0"/>
+          <w:numId w:val="6"/>
+        </w:numPr>
+        <w:rPr>
+          <w:i/>
+          <w:iCs/>
+          <w:sz w:val="40"/>
+          <w:szCs w:val="40"/>
+          <w:lang w:val="en-US"/>
+        </w:rPr>
+      </w:pPr>
+      <w:r>
+        <w:rPr>
+          <w:i/>
+          <w:iCs/>
+          <w:sz w:val="40"/>
+          <w:szCs w:val="40"/>
+          <w:lang w:val="en-US"/>
+        </w:rPr>
+        <w:t>Diagnoses description: 34 unique values, these are the descriptions of these Icd10 codes.</w:t>
+      </w:r>
+    </w:p>
+    <w:p>
+      <w:pPr>
+        <w:pStyle w:val="ListParagraph"/>
+        <w:numPr>
+          <w:ilvl w:val="0"/>
+          <w:numId w:val="6"/>
+        </w:numPr>
+        <w:rPr>
+          <w:i/>
+          <w:iCs/>
+          <w:sz w:val="40"/>
+          <w:szCs w:val="40"/>
+          <w:lang w:val="en-US"/>
+        </w:rPr>
+      </w:pPr>
+      <w:r>
+        <w:rPr>
+          <w:i/>
+          <w:iCs/>
+          <w:sz w:val="40"/>
+          <w:szCs w:val="40"/>
+          <w:lang w:val="en-US"/>
+        </w:rPr>
+        <w:t xml:space="preserve">Cost category: 4 categories, Pharmacy -30%, Procedure -28%, Room </w:t>
+      </w:r>
+      <w:r>
+        <w:rPr>
+          <w:i/>
+          <w:iCs/>
+          <w:sz w:val="40"/>
+          <w:szCs w:val="40"/>
+          <w:lang w:val="en-US"/>
+        </w:rPr>
+        <w:t>-25%, Lab -17%.</w:t>
+      </w:r>
+    </w:p>
+    <w:p>
+      <w:pPr>
+        <w:pStyle w:val="ListParagraph"/>
+        <w:numPr>
+          <w:ilvl w:val="0"/>
+          <w:numId w:val="6"/>
+        </w:numPr>
+        <w:rPr>
+          <w:i/>
+          <w:iCs/>
+          <w:sz w:val="40"/>
+          <w:szCs w:val="40"/>
+          <w:lang w:val="en-US"/>
+        </w:rPr>
+      </w:pPr>
+      <w:r>
+        <w:rPr>
+          <w:i/>
+          <w:iCs/>
+          <w:sz w:val="40"/>
+          <w:szCs w:val="40"/>
+          <w:lang w:val="en-US"/>
+        </w:rPr>
+        <w:t>Total cost in INR: Min -639, Max -66 lakhs, Mean -93,000</w:t>
+      </w:r>
+    </w:p>
+    <w:p>
+      <w:pPr>
+        <w:pStyle w:val="ListParagraph"/>
+        <w:numPr>
+          <w:ilvl w:val="0"/>
+          <w:numId w:val="6"/>
+        </w:numPr>
+        <w:rPr>
+          <w:i/>
+          <w:iCs/>
+          <w:sz w:val="40"/>
+          <w:szCs w:val="40"/>
+          <w:lang w:val="en-US"/>
+        </w:rPr>
+      </w:pPr>
+      <w:r>
+        <w:rPr>
+          <w:i/>
+          <w:iCs/>
+          <w:sz w:val="40"/>
+          <w:szCs w:val="40"/>
+          <w:lang w:val="en-US"/>
+        </w:rPr>
+        <w:t>Length of Stay</w:t>
+      </w:r>
+      <w:r>
+        <w:rPr>
+          <w:i/>
+          <w:iCs/>
+          <w:sz w:val="40"/>
+          <w:szCs w:val="40"/>
+          <w:lang w:val="en-US"/>
+        </w:rPr>
+        <w:t xml:space="preserve"> in days</w:t>
+      </w:r>
+      <w:r>
+        <w:rPr>
+          <w:i/>
+          <w:iCs/>
+          <w:sz w:val="40"/>
+          <w:szCs w:val="40"/>
+          <w:lang w:val="en-US"/>
+        </w:rPr>
+        <w:t>: Min-1,</w:t>
+      </w:r>
+      <w:r>
+        <w:rPr>
+          <w:i/>
+          <w:iCs/>
+          <w:sz w:val="40"/>
+          <w:szCs w:val="40"/>
+          <w:lang w:val="en-US"/>
+        </w:rPr>
+        <w:t xml:space="preserve"> </w:t>
+      </w:r>
+      <w:r>
+        <w:rPr>
+          <w:i/>
+          <w:iCs/>
+          <w:sz w:val="40"/>
+          <w:szCs w:val="40"/>
+          <w:lang w:val="en-US"/>
+        </w:rPr>
+        <w:t>Max</w:t>
+      </w:r>
+      <w:r>
+        <w:rPr>
+          <w:i/>
+          <w:iCs/>
+          <w:sz w:val="40"/>
+          <w:szCs w:val="40"/>
+          <w:lang w:val="en-US"/>
+        </w:rPr>
+        <w:t xml:space="preserve"> </w:t>
+      </w:r>
+      <w:r>
+        <w:rPr>
+          <w:i/>
+          <w:iCs/>
+          <w:sz w:val="40"/>
+          <w:szCs w:val="40"/>
+          <w:lang w:val="en-US"/>
+        </w:rPr>
+        <w:t>-20</w:t>
+      </w:r>
+      <w:r>
+        <w:rPr>
+          <w:i/>
+          <w:iCs/>
+          <w:sz w:val="40"/>
+          <w:szCs w:val="40"/>
+          <w:lang w:val="en-US"/>
+        </w:rPr>
+        <w:t>, Mean -6.25, Median -5</w:t>
+      </w:r>
+    </w:p>
+    <w:p>
+      <w:pPr>
+        <w:pStyle w:val="ListParagraph"/>
+        <w:numPr>
+          <w:ilvl w:val="0"/>
+          <w:numId w:val="6"/>
+        </w:numPr>
+        <w:rPr>
+          <w:i/>
+          <w:iCs/>
+          <w:sz w:val="40"/>
+          <w:szCs w:val="40"/>
+          <w:lang w:val="en-US"/>
+        </w:rPr>
+      </w:pPr>
+      <w:r>
+        <w:rPr>
+          <w:i/>
+          <w:iCs/>
+          <w:sz w:val="40"/>
+          <w:szCs w:val="40"/>
+        </w:rPr>
+        <w:t>Systolic Blood Pressure</w:t>
+      </w:r>
+      <w:r>
+        <w:rPr>
+          <w:i/>
+          <w:iCs/>
+          <w:sz w:val="40"/>
+          <w:szCs w:val="40"/>
+        </w:rPr>
+        <w:t xml:space="preserve"> in mmHg: Min -70, Max -220, Average -139</w:t>
+      </w:r>
+    </w:p>
+    <w:p>
+      <w:pPr>
+        <w:pStyle w:val="ListParagraph"/>
+        <w:numPr>
+          <w:ilvl w:val="0"/>
+          <w:numId w:val="6"/>
+        </w:numPr>
+        <w:rPr>
+          <w:i/>
+          <w:iCs/>
+          <w:sz w:val="40"/>
+          <w:szCs w:val="40"/>
+          <w:lang w:val="en-US"/>
+        </w:rPr>
+      </w:pPr>
+      <w:r>
+        <w:rPr>
+          <w:i/>
+          <w:iCs/>
+          <w:sz w:val="40"/>
+          <w:szCs w:val="40"/>
+        </w:rPr>
+        <w:t xml:space="preserve">Haemoglobin in g/dL: Min -4, Max-18, Mean -11.8, </w:t>
+      </w:r>
+      <w:r>
+        <w:rPr>
+          <w:b/>
+          <w:bCs/>
+          <w:i/>
+          <w:iCs/>
+          <w:sz w:val="40"/>
+          <w:szCs w:val="40"/>
+        </w:rPr>
+        <w:t>Approximately 75%</w:t>
+      </w:r>
+      <w:r>
+        <w:rPr>
+          <w:i/>
+          <w:iCs/>
+          <w:sz w:val="40"/>
+          <w:szCs w:val="40"/>
+        </w:rPr>
+        <w:t xml:space="preserve"> of patients have haemoglobin values between </w:t>
+      </w:r>
+      <w:r>
+        <w:rPr>
+          <w:b/>
+          <w:bCs/>
+          <w:i/>
+          <w:iCs/>
+          <w:sz w:val="40"/>
+          <w:szCs w:val="40"/>
+        </w:rPr>
+        <w:t>9 and 14 g/dL</w:t>
+      </w:r>
+      <w:r>
+        <w:rPr>
+          <w:i/>
+          <w:iCs/>
+          <w:sz w:val="40"/>
+          <w:szCs w:val="40"/>
+        </w:rPr>
+        <w:t>, indicating an approximately normal distribution.</w:t>
+      </w:r>
+    </w:p>
+    <w:p>
+      <w:pPr>
+        <w:pStyle w:val="ListParagraph"/>
+        <w:numPr>
+          <w:ilvl w:val="0"/>
+          <w:numId w:val="6"/>
+        </w:numPr>
+        <w:rPr>
+          <w:i/>
+          <w:iCs/>
+          <w:sz w:val="40"/>
+          <w:szCs w:val="40"/>
+          <w:lang w:val="en-US"/>
+        </w:rPr>
+      </w:pPr>
+      <w:r>
+        <w:rPr>
+          <w:i/>
+          <w:iCs/>
+          <w:sz w:val="40"/>
+          <w:szCs w:val="40"/>
+        </w:rPr>
+        <w:t>Creatinine</w:t>
+      </w:r>
+      <w:r>
+        <w:rPr>
+          <w:i/>
+          <w:iCs/>
+          <w:sz w:val="40"/>
+          <w:szCs w:val="40"/>
+        </w:rPr>
+        <w:t xml:space="preserve"> in mg/dL: Min -0.4, Max -15, Mean -1.07, </w:t>
+      </w:r>
+      <w:r>
+        <w:rPr>
+          <w:b/>
+          <w:bCs/>
+          <w:i/>
+          <w:iCs/>
+          <w:sz w:val="40"/>
+          <w:szCs w:val="40"/>
+        </w:rPr>
+        <w:t>Approximately 96.5%</w:t>
+      </w:r>
+      <w:r>
+        <w:rPr>
+          <w:i/>
+          <w:iCs/>
+          <w:sz w:val="40"/>
+          <w:szCs w:val="40"/>
+        </w:rPr>
+        <w:t xml:space="preserve"> of patients have creatinine levels </w:t>
+      </w:r>
+      <w:r>
+        <w:rPr>
+          <w:b/>
+          <w:bCs/>
+          <w:i/>
+          <w:iCs/>
+          <w:sz w:val="40"/>
+          <w:szCs w:val="40"/>
+        </w:rPr>
+        <w:t>less than 2 mg/dL</w:t>
+      </w:r>
+      <w:r>
+        <w:rPr>
+          <w:i/>
+          <w:iCs/>
+          <w:sz w:val="40"/>
+          <w:szCs w:val="40"/>
+        </w:rPr>
+        <w:t>, indicating that most patients have normal kidney function.</w:t>
+      </w:r>
+    </w:p>
+    <w:p>
+      <w:pPr>
+        <w:pStyle w:val="ListParagraph"/>
+        <w:numPr>
+          <w:ilvl w:val="0"/>
+          <w:numId w:val="6"/>
+        </w:numPr>
+        <w:rPr>
+          <w:i/>
+          <w:iCs/>
+          <w:sz w:val="40"/>
+          <w:szCs w:val="40"/>
+          <w:lang w:val="en-US"/>
+        </w:rPr>
+      </w:pPr>
+      <w:r>
+        <w:rPr>
+          <w:i/>
+          <w:iCs/>
+          <w:sz w:val="40"/>
+          <w:szCs w:val="40"/>
+        </w:rPr>
+        <w:t>Average Procedure Count</w:t>
+      </w:r>
+      <w:r>
+        <w:rPr>
+          <w:i/>
+          <w:iCs/>
+          <w:sz w:val="40"/>
+          <w:szCs w:val="40"/>
+        </w:rPr>
+        <w:t xml:space="preserve">: Min -0, Max -15, Mean -1.52, Mode -0, </w:t>
+      </w:r>
+      <w:r>
+        <w:rPr>
+          <w:b/>
+          <w:bCs/>
+          <w:i/>
+          <w:iCs/>
+          <w:sz w:val="40"/>
+          <w:szCs w:val="40"/>
+        </w:rPr>
+        <w:t>Approximately 97%</w:t>
+      </w:r>
+      <w:r>
+        <w:rPr>
+          <w:i/>
+          <w:iCs/>
+          <w:sz w:val="40"/>
+          <w:szCs w:val="40"/>
+        </w:rPr>
+        <w:t xml:space="preserve"> of patients underwent </w:t>
+      </w:r>
+      <w:r>
+        <w:rPr>
+          <w:b/>
+          <w:bCs/>
+          <w:i/>
+          <w:iCs/>
+          <w:sz w:val="40"/>
+          <w:szCs w:val="40"/>
+        </w:rPr>
+        <w:t>5 or fewer procedures</w:t>
+      </w:r>
+      <w:r>
+        <w:rPr>
+          <w:i/>
+          <w:iCs/>
+          <w:sz w:val="40"/>
+          <w:szCs w:val="40"/>
+        </w:rPr>
+        <w:t>.</w:t>
+      </w:r>
+    </w:p>
+    <w:p>
+      <w:pPr>
+        <w:pStyle w:val="ListParagraph"/>
+        <w:numPr>
+          <w:ilvl w:val="0"/>
+          <w:numId w:val="6"/>
+        </w:numPr>
+        <w:rPr>
+          <w:i/>
+          <w:iCs/>
+          <w:sz w:val="40"/>
+          <w:szCs w:val="40"/>
+          <w:lang w:val="en-US"/>
+        </w:rPr>
+      </w:pPr>
+      <w:r>
+        <w:rPr>
+          <w:b/>
+          <w:bCs/>
+          <w:i/>
+          <w:iCs/>
+          <w:sz w:val="40"/>
+          <w:szCs w:val="40"/>
+        </w:rPr>
+        <w:lastRenderedPageBreak/>
+        <w:t>HbA1c:</w:t>
+      </w:r>
+      <w:r>
+        <w:rPr>
+          <w:i/>
+          <w:iCs/>
+          <w:sz w:val="40"/>
+          <w:szCs w:val="40"/>
+        </w:rPr>
+        <w:t xml:space="preserve"> Min - 4, Max - 14.3, Mean - 5.87, Approximately </w:t>
+      </w:r>
+      <w:r>
+        <w:rPr>
+          <w:b/>
+          <w:bCs/>
+          <w:i/>
+          <w:iCs/>
+          <w:sz w:val="40"/>
+          <w:szCs w:val="40"/>
+        </w:rPr>
+        <w:t>93%</w:t>
+      </w:r>
+      <w:r>
+        <w:rPr>
+          <w:i/>
+          <w:iCs/>
+          <w:sz w:val="40"/>
+          <w:szCs w:val="40"/>
+        </w:rPr>
+        <w:t xml:space="preserve"> of patients have HbA1c values between </w:t>
+      </w:r>
+      <w:r>
+        <w:rPr>
+          <w:b/>
+          <w:bCs/>
+          <w:i/>
+          <w:iCs/>
+          <w:sz w:val="40"/>
+          <w:szCs w:val="40"/>
+        </w:rPr>
+        <w:t>5 and 7</w:t>
+      </w:r>
+      <w:r>
+        <w:rPr>
+          <w:i/>
+          <w:iCs/>
+          <w:sz w:val="40"/>
+          <w:szCs w:val="40"/>
+        </w:rPr>
+        <w:t>.</w:t>
+      </w:r>
+    </w:p>
+    <w:p>
+      <w:pPr>
+        <w:pStyle w:val="ListParagraph"/>
+        <w:numPr>
+          <w:ilvl w:val="0"/>
+          <w:numId w:val="6"/>
+        </w:numPr>
+        <w:rPr>
+          <w:i/>
+          <w:iCs/>
+          <w:sz w:val="40"/>
+          <w:szCs w:val="40"/>
+          <w:lang w:val="en-US"/>
+        </w:rPr>
+      </w:pPr>
+      <w:r>
+        <w:rPr>
+          <w:b/>
+          <w:bCs/>
+          <w:i/>
+          <w:iCs/>
+          <w:sz w:val="40"/>
+          <w:szCs w:val="40"/>
+        </w:rPr>
+        <w:t>Charlson Comorbidity Index:</w:t>
+      </w:r>
+      <w:r>
+        <w:rPr>
+          <w:i/>
+          <w:iCs/>
+          <w:sz w:val="40"/>
+          <w:szCs w:val="40"/>
+        </w:rPr>
+        <w:t xml:space="preserve"> Min - 0, Max - 6, Mean - 1.84, Median - 2, Mode - 0, Approximately </w:t>
+      </w:r>
+      <w:r>
+        <w:rPr>
+          <w:b/>
+          <w:bCs/>
+          <w:i/>
+          <w:iCs/>
+          <w:sz w:val="40"/>
+          <w:szCs w:val="40"/>
+        </w:rPr>
+        <w:t>65%</w:t>
+      </w:r>
+      <w:r>
+        <w:rPr>
+          <w:i/>
+          <w:iCs/>
+          <w:sz w:val="40"/>
+          <w:szCs w:val="40"/>
+        </w:rPr>
+        <w:t xml:space="preserve"> of patients have an index between </w:t>
+      </w:r>
+      <w:r>
+        <w:rPr>
+          <w:b/>
+          <w:bCs/>
+          <w:i/>
+          <w:iCs/>
+          <w:sz w:val="40"/>
+          <w:szCs w:val="40"/>
+        </w:rPr>
+        <w:t>0 and 2</w:t>
+      </w:r>
+      <w:r>
+        <w:rPr>
+          <w:i/>
+          <w:iCs/>
+          <w:sz w:val="40"/>
+          <w:szCs w:val="40"/>
+        </w:rPr>
+        <w:t xml:space="preserve">, </w:t>
+      </w:r>
+      <w:r>
+        <w:rPr>
+          <w:b/>
+          <w:bCs/>
+          <w:i/>
+          <w:iCs/>
+          <w:sz w:val="40"/>
+          <w:szCs w:val="40"/>
+        </w:rPr>
+        <w:t>21%</w:t>
+      </w:r>
+      <w:r>
+        <w:rPr>
+          <w:i/>
+          <w:iCs/>
+          <w:sz w:val="40"/>
+          <w:szCs w:val="40"/>
+        </w:rPr>
+        <w:t xml:space="preserve"> have an index between </w:t>
+      </w:r>
+      <w:r>
+        <w:rPr>
+          <w:b/>
+          <w:bCs/>
+          <w:i/>
+          <w:iCs/>
+          <w:sz w:val="40"/>
+          <w:szCs w:val="40"/>
+        </w:rPr>
+        <w:t>3 and 4</w:t>
+      </w:r>
+      <w:r>
+        <w:rPr>
+          <w:i/>
+          <w:iCs/>
+          <w:sz w:val="40"/>
+          <w:szCs w:val="40"/>
+        </w:rPr>
+        <w:t xml:space="preserve">, and </w:t>
+      </w:r>
+      <w:r>
+        <w:rPr>
+          <w:b/>
+          <w:bCs/>
+          <w:i/>
+          <w:iCs/>
+          <w:sz w:val="40"/>
+          <w:szCs w:val="40"/>
+        </w:rPr>
+        <w:t>7%</w:t>
+      </w:r>
+      <w:r>
+        <w:rPr>
+          <w:i/>
+          <w:iCs/>
+          <w:sz w:val="40"/>
+          <w:szCs w:val="40"/>
+        </w:rPr>
+        <w:t xml:space="preserve"> have an index between </w:t>
+      </w:r>
+      <w:r>
+        <w:rPr>
+          <w:b/>
+          <w:bCs/>
+          <w:i/>
+          <w:iCs/>
+          <w:sz w:val="40"/>
+          <w:szCs w:val="40"/>
+        </w:rPr>
+        <w:t>5 and 6</w:t>
+      </w:r>
+      <w:r>
+        <w:rPr>
+          <w:i/>
+          <w:iCs/>
+          <w:sz w:val="40"/>
+          <w:szCs w:val="40"/>
+        </w:rPr>
+        <w:t>.</w:t>
+      </w:r>
+    </w:p>
+    <w:p>
+      <w:pPr>
+        <w:rPr>
+          <w:sz w:val="40"/>
+          <w:szCs w:val="40"/>
+          <w:lang w:val="en-US"/>
+        </w:rPr>
+      </w:pPr>
+    </w:p>
+    <w:p>
+      <w:pPr>
+        <w:rPr>
+          <w:sz w:val="40"/>
+          <w:szCs w:val="40"/>
+          <w:lang w:val="en-US"/>
+        </w:rPr>
+      </w:pPr>
+    </w:p>
+    <w:p>
+      <w:pPr>
+        <w:rPr>
+          <w:sz w:val="40"/>
+          <w:szCs w:val="40"/>
+          <w:lang w:val="en-US"/>
+        </w:rPr>
+      </w:pPr>
+    </w:p>
+    <w:p>
+      <w:pPr>
+        <w:rPr>
+          <w:sz w:val="40"/>
+          <w:szCs w:val="40"/>
+          <w:lang w:val="en-US"/>
+        </w:rPr>
+      </w:pPr>
+    </w:p>
+    <w:p>
+      <w:pPr>
+        <w:rPr>
+          <w:sz w:val="40"/>
+          <w:szCs w:val="40"/>
+          <w:lang w:val="en-US"/>
+        </w:rPr>
+      </w:pPr>
+    </w:p>
+    <w:p>
+      <w:pPr>
+        <w:rPr>
+          <w:sz w:val="40"/>
+          <w:szCs w:val="40"/>
+          <w:lang w:val="en-US"/>
+        </w:rPr>
+      </w:pPr>
+    </w:p>
+    <w:p>
+      <w:pPr>
+        <w:rPr>
+          <w:sz w:val="40"/>
+          <w:szCs w:val="40"/>
+          <w:lang w:val="en-US"/>
+        </w:rPr>
+      </w:pPr>
+    </w:p>
+    <w:p>
+      <w:pPr>
+        <w:rPr>
+          <w:sz w:val="40"/>
+          <w:szCs w:val="40"/>
+          <w:lang w:val="en-US"/>
+        </w:rPr>
+      </w:pPr>
+    </w:p>
+    <w:p>
+      <w:pPr>
+        <w:rPr>
+          <w:sz w:val="40"/>
+          <w:szCs w:val="40"/>
+          <w:lang w:val="en-US"/>
+        </w:rPr>
+      </w:pPr>
+    </w:p>
+    <w:p>
+      <w:pPr>
+        <w:rPr>
+          <w:sz w:val="40"/>
+          <w:szCs w:val="40"/>
+          <w:lang w:val="en-US"/>
+        </w:rPr>
+      </w:pPr>
+    </w:p>
+    <w:p>
+      <w:pPr>
+        <w:rPr>
+          <w:sz w:val="40"/>
+          <w:szCs w:val="40"/>
+          <w:lang w:val="en-US"/>
+        </w:rPr>
+      </w:pPr>
+    </w:p>
+    <w:p>
+      <w:pPr>
+        <w:rPr>
+          <w:sz w:val="40"/>
+          <w:szCs w:val="40"/>
+          <w:lang w:val="en-US"/>
+        </w:rPr>
+      </w:pPr>
+    </w:p>
+    <w:p>
+      <w:pPr>
+        <w:rPr>
+          <w:sz w:val="40"/>
+          <w:szCs w:val="40"/>
+          <w:lang w:val="en-US"/>
+        </w:rPr>
+      </w:pPr>
+    </w:p>
+    <w:p>
+      <w:pPr>
+        <w:jc w:val="center"/>
+        <w:rPr>
+          <w:b/>
+          <w:bCs/>
+          <w:sz w:val="56"/>
+          <w:szCs w:val="56"/>
+          <w:u w:val="single"/>
+          <w:lang w:val="en-US"/>
+        </w:rPr>
+      </w:pPr>
+      <w:r>
+        <w:rPr>
+          <w:b/>
+          <w:bCs/>
+          <w:sz w:val="56"/>
+          <w:szCs w:val="56"/>
+          <w:u w:val="single"/>
+          <w:lang w:val="en-US"/>
+        </w:rPr>
+        <w:lastRenderedPageBreak/>
+        <w:t>Data Preprocessing Pipeline: -</w:t>
+      </w:r>
+    </w:p>
+    <w:p>
+      <w:pPr>
+        <w:rPr>
+          <w:i/>
+          <w:iCs/>
+          <w:sz w:val="40"/>
+          <w:szCs w:val="40"/>
+          <w:lang w:val="en-US"/>
+        </w:rPr>
+      </w:pPr>
+      <w:r>
+        <w:rPr>
+          <w:i/>
+          <w:iCs/>
+          <w:sz w:val="40"/>
+          <w:szCs w:val="40"/>
+          <w:lang w:val="en-US"/>
+        </w:rPr>
+        <w:t>In total 4 Steps are involved in Data Preprocessing pipeline.</w:t>
+      </w:r>
+    </w:p>
+    <w:p>
+      <w:pPr>
+        <w:rPr>
+          <w:b/>
+          <w:bCs/>
+          <w:i/>
+          <w:iCs/>
+          <w:sz w:val="32"/>
+          <w:szCs w:val="32"/>
+        </w:rPr>
+      </w:pPr>
+      <w:r>
+        <w:rPr>
+          <w:b/>
+          <w:bCs/>
+          <w:i/>
+          <w:iCs/>
+          <w:sz w:val="32"/>
+          <w:szCs w:val="32"/>
+        </w:rPr>
+        <w:t>Step 1: Missing Value Imputation</w:t>
+      </w:r>
+    </w:p>
+    <w:p>
+      <w:pPr>
+        <w:rPr>
+          <w:i/>
+          <w:iCs/>
+          <w:sz w:val="32"/>
+          <w:szCs w:val="32"/>
+        </w:rPr>
+      </w:pPr>
+      <w:r>
+        <w:rPr>
+          <w:i/>
+          <w:iCs/>
+          <w:sz w:val="32"/>
+          <w:szCs w:val="32"/>
+        </w:rPr>
+        <w:t>Different imputation strategies were applied to handle missing values based on the nature of each feature.</w:t>
+      </w:r>
+    </w:p>
+    <w:p>
+      <w:pPr>
+        <w:numPr>
+          <w:ilvl w:val="0"/>
+          <w:numId w:val="8"/>
+        </w:numPr>
+        <w:rPr>
+          <w:i/>
+          <w:iCs/>
+          <w:sz w:val="32"/>
+          <w:szCs w:val="32"/>
+        </w:rPr>
+      </w:pPr>
+      <w:r>
+        <w:rPr>
+          <w:b/>
+          <w:bCs/>
+          <w:i/>
+          <w:iCs/>
+          <w:sz w:val="32"/>
+          <w:szCs w:val="32"/>
+        </w:rPr>
+        <w:t>Median Imputation:</w:t>
+      </w:r>
+      <w:r>
+        <w:rPr>
+          <w:i/>
+          <w:iCs/>
+          <w:sz w:val="32"/>
+          <w:szCs w:val="32"/>
+        </w:rPr>
+        <w:t xml:space="preserve"> Age, Charlson Index, HbA1c, Creatinine, Haemoglobin, Systolic BP, Out-of-Pocket INR. </w:t>
+      </w:r>
+    </w:p>
+    <w:p>
+      <w:pPr>
+        <w:numPr>
+          <w:ilvl w:val="0"/>
+          <w:numId w:val="8"/>
+        </w:numPr>
+        <w:rPr>
+          <w:i/>
+          <w:iCs/>
+          <w:sz w:val="32"/>
+          <w:szCs w:val="32"/>
+        </w:rPr>
+      </w:pPr>
+      <w:r>
+        <w:rPr>
+          <w:b/>
+          <w:bCs/>
+          <w:i/>
+          <w:iCs/>
+          <w:sz w:val="32"/>
+          <w:szCs w:val="32"/>
+        </w:rPr>
+        <w:t>Constant Imputation:</w:t>
+      </w:r>
+      <w:r>
+        <w:rPr>
+          <w:i/>
+          <w:iCs/>
+          <w:sz w:val="32"/>
+          <w:szCs w:val="32"/>
+        </w:rPr>
+        <w:t xml:space="preserve"> Gender (filled with "Unknown"), BPL Card (filled with -1), Insurance Type (filled with "Unknown"). </w:t>
+      </w:r>
+    </w:p>
+    <w:p>
+      <w:pPr>
+        <w:numPr>
+          <w:ilvl w:val="0"/>
+          <w:numId w:val="8"/>
+        </w:numPr>
+        <w:rPr>
+          <w:i/>
+          <w:iCs/>
+          <w:sz w:val="32"/>
+          <w:szCs w:val="32"/>
+        </w:rPr>
+      </w:pPr>
+      <w:r>
+        <w:rPr>
+          <w:b/>
+          <w:bCs/>
+          <w:i/>
+          <w:iCs/>
+          <w:sz w:val="32"/>
+          <w:szCs w:val="32"/>
+        </w:rPr>
+        <w:t>Most Frequent Imputation:</w:t>
+      </w:r>
+      <w:r>
+        <w:rPr>
+          <w:i/>
+          <w:iCs/>
+          <w:sz w:val="32"/>
+          <w:szCs w:val="32"/>
+        </w:rPr>
+        <w:t xml:space="preserve"> Cost Category. </w:t>
+      </w:r>
+    </w:p>
+    <w:p>
+      <w:pPr>
+        <w:numPr>
+          <w:ilvl w:val="0"/>
+          <w:numId w:val="8"/>
+        </w:numPr>
+        <w:rPr>
+          <w:i/>
+          <w:iCs/>
+          <w:sz w:val="32"/>
+          <w:szCs w:val="32"/>
+        </w:rPr>
+      </w:pPr>
+      <w:r>
+        <w:rPr>
+          <w:b/>
+          <w:bCs/>
+          <w:i/>
+          <w:iCs/>
+          <w:sz w:val="32"/>
+          <w:szCs w:val="32"/>
+        </w:rPr>
+        <w:t>Missing Value Indicators:</w:t>
+      </w:r>
+      <w:r>
+        <w:rPr>
+          <w:i/>
+          <w:iCs/>
+          <w:sz w:val="32"/>
+          <w:szCs w:val="32"/>
+        </w:rPr>
+        <w:t xml:space="preserve"> Binary missing-value indicator columns were created for </w:t>
+      </w:r>
+      <w:r>
+        <w:rPr>
+          <w:b/>
+          <w:bCs/>
+          <w:i/>
+          <w:iCs/>
+          <w:sz w:val="32"/>
+          <w:szCs w:val="32"/>
+        </w:rPr>
+        <w:t>Age, Gender, BPL Card, Insurance Type, Charlson Index, HbA1c, Creatinine, Haemoglobin, Systolic BP, Out-of-Pocket INR, and Cost Category</w:t>
+      </w:r>
+      <w:r>
+        <w:rPr>
+          <w:i/>
+          <w:iCs/>
+          <w:sz w:val="32"/>
+          <w:szCs w:val="32"/>
+        </w:rPr>
+        <w:t xml:space="preserve"> to preserve information about the original missing values during model training.</w:t>
+      </w:r>
+    </w:p>
+    <w:p>
+      <w:pPr>
+        <w:rPr>
+          <w:b/>
+          <w:bCs/>
+          <w:i/>
+          <w:iCs/>
+          <w:sz w:val="32"/>
+          <w:szCs w:val="32"/>
+        </w:rPr>
+      </w:pPr>
+      <w:r>
+        <w:rPr>
+          <w:b/>
+          <w:bCs/>
+          <w:i/>
+          <w:iCs/>
+          <w:sz w:val="32"/>
+          <w:szCs w:val="32"/>
+        </w:rPr>
+        <w:t>Step 2: Categorical Feature Encoding</w:t>
+      </w:r>
+    </w:p>
+    <w:p>
+      <w:pPr>
+        <w:rPr>
+          <w:i/>
+          <w:iCs/>
+          <w:sz w:val="32"/>
+          <w:szCs w:val="32"/>
+        </w:rPr>
+      </w:pPr>
+      <w:r>
+        <w:rPr>
+          <w:i/>
+          <w:iCs/>
+          <w:sz w:val="32"/>
+          <w:szCs w:val="32"/>
+        </w:rPr>
+        <w:t>Categorical features were transformed into numerical representations to make them suitable for machine learning models.</w:t>
+      </w:r>
+    </w:p>
+    <w:p>
+      <w:pPr>
+        <w:numPr>
+          <w:ilvl w:val="0"/>
+          <w:numId w:val="9"/>
+        </w:numPr>
+        <w:rPr>
+          <w:i/>
+          <w:iCs/>
+          <w:sz w:val="32"/>
+          <w:szCs w:val="32"/>
+        </w:rPr>
+      </w:pPr>
+      <w:r>
+        <w:rPr>
+          <w:b/>
+          <w:bCs/>
+          <w:i/>
+          <w:iCs/>
+          <w:sz w:val="32"/>
+          <w:szCs w:val="32"/>
+        </w:rPr>
+        <w:t>One-Hot Encoding:</w:t>
+      </w:r>
+      <w:r>
+        <w:rPr>
+          <w:i/>
+          <w:iCs/>
+          <w:sz w:val="32"/>
+          <w:szCs w:val="32"/>
+        </w:rPr>
+        <w:t xml:space="preserve"> Applied to </w:t>
+      </w:r>
+      <w:r>
+        <w:rPr>
+          <w:b/>
+          <w:bCs/>
+          <w:i/>
+          <w:iCs/>
+          <w:sz w:val="32"/>
+          <w:szCs w:val="32"/>
+        </w:rPr>
+        <w:t>Gender, Insurance Type, Cost Category, Admit Type, Ward Type, and Discharge Type</w:t>
+      </w:r>
+      <w:r>
+        <w:rPr>
+          <w:i/>
+          <w:iCs/>
+          <w:sz w:val="32"/>
+          <w:szCs w:val="32"/>
+        </w:rPr>
+        <w:t xml:space="preserve">. The encoder was configured with </w:t>
+      </w:r>
+      <w:proofErr w:type="spellStart"/>
+      <w:r>
+        <w:rPr>
+          <w:i/>
+          <w:iCs/>
+          <w:sz w:val="32"/>
+          <w:szCs w:val="32"/>
+        </w:rPr>
+        <w:t>handle_unknown</w:t>
+      </w:r>
+      <w:proofErr w:type="spellEnd"/>
+      <w:r>
+        <w:rPr>
+          <w:i/>
+          <w:iCs/>
+          <w:sz w:val="32"/>
+          <w:szCs w:val="32"/>
+        </w:rPr>
+        <w:t xml:space="preserve">='ignore' to safely handle unseen categories during prediction. </w:t>
+      </w:r>
+    </w:p>
+    <w:p>
+      <w:pPr>
+        <w:numPr>
+          <w:ilvl w:val="0"/>
+          <w:numId w:val="9"/>
+        </w:numPr>
+        <w:rPr>
+          <w:i/>
+          <w:iCs/>
+          <w:sz w:val="32"/>
+          <w:szCs w:val="32"/>
+        </w:rPr>
+      </w:pPr>
+      <w:r>
+        <w:rPr>
+          <w:b/>
+          <w:bCs/>
+          <w:i/>
+          <w:iCs/>
+          <w:sz w:val="32"/>
+          <w:szCs w:val="32"/>
+        </w:rPr>
+        <w:lastRenderedPageBreak/>
+        <w:t>Ordinal Encoding:</w:t>
+      </w:r>
+      <w:r>
+        <w:rPr>
+          <w:i/>
+          <w:iCs/>
+          <w:sz w:val="32"/>
+          <w:szCs w:val="32"/>
+        </w:rPr>
+        <w:t xml:space="preserve"> Applied to </w:t>
+      </w:r>
+      <w:r>
+        <w:rPr>
+          <w:b/>
+          <w:bCs/>
+          <w:i/>
+          <w:iCs/>
+          <w:sz w:val="32"/>
+          <w:szCs w:val="32"/>
+        </w:rPr>
+        <w:t>Hospital Tier</w:t>
+      </w:r>
+      <w:r>
+        <w:rPr>
+          <w:i/>
+          <w:iCs/>
+          <w:sz w:val="32"/>
+          <w:szCs w:val="32"/>
+        </w:rPr>
+        <w:t>, preserving its inherent order as:</w:t>
+      </w:r>
+    </w:p>
+    <w:p>
+      <w:pPr>
+        <w:rPr>
+          <w:i/>
+          <w:iCs/>
+          <w:sz w:val="32"/>
+          <w:szCs w:val="32"/>
+        </w:rPr>
+      </w:pPr>
+      <w:r>
+        <w:rPr>
+          <w:b/>
+          <w:bCs/>
+          <w:i/>
+          <w:iCs/>
+          <w:sz w:val="32"/>
+          <w:szCs w:val="32"/>
+        </w:rPr>
+        <w:t>Tier 3 → 0</w:t>
+      </w:r>
+      <w:r>
+        <w:rPr>
+          <w:i/>
+          <w:iCs/>
+          <w:sz w:val="32"/>
+          <w:szCs w:val="32"/>
+        </w:rPr>
+        <w:t xml:space="preserve">, </w:t>
+      </w:r>
+      <w:r>
+        <w:rPr>
+          <w:b/>
+          <w:bCs/>
+          <w:i/>
+          <w:iCs/>
+          <w:sz w:val="32"/>
+          <w:szCs w:val="32"/>
+        </w:rPr>
+        <w:t>Tier 2 → 1</w:t>
+      </w:r>
+      <w:r>
+        <w:rPr>
+          <w:i/>
+          <w:iCs/>
+          <w:sz w:val="32"/>
+          <w:szCs w:val="32"/>
+        </w:rPr>
+        <w:t xml:space="preserve">, </w:t>
+      </w:r>
+      <w:r>
+        <w:rPr>
+          <w:b/>
+          <w:bCs/>
+          <w:i/>
+          <w:iCs/>
+          <w:sz w:val="32"/>
+          <w:szCs w:val="32"/>
+        </w:rPr>
+        <w:t>Tier 1 → 2</w:t>
+      </w:r>
+    </w:p>
+    <w:p>
+      <w:pPr>
+        <w:rPr>
+          <w:i/>
+          <w:iCs/>
+          <w:sz w:val="32"/>
+          <w:szCs w:val="32"/>
+        </w:rPr>
+      </w:pPr>
+      <w:r>
+        <w:rPr>
+          <w:i/>
+          <w:iCs/>
+          <w:sz w:val="32"/>
+          <w:szCs w:val="32"/>
+        </w:rPr>
+        <w:t>This ordering reflects the increasing level of healthcare facilities from Tier 3 to Tier 1 hospitals.</w:t>
+      </w:r>
+    </w:p>
+    <w:p>
+      <w:pPr>
+        <w:rPr>
+          <w:b/>
+          <w:bCs/>
+          <w:i/>
+          <w:iCs/>
+          <w:sz w:val="32"/>
+          <w:szCs w:val="32"/>
+        </w:rPr>
+      </w:pPr>
+      <w:r>
+        <w:rPr>
+          <w:b/>
+          <w:bCs/>
+          <w:i/>
+          <w:iCs/>
+          <w:sz w:val="32"/>
+          <w:szCs w:val="32"/>
+        </w:rPr>
+        <w:t>Step 3: Multi-Label Encoding of Diagnosis Categories</w:t>
+      </w:r>
+    </w:p>
+    <w:p>
+      <w:pPr>
+        <w:rPr>
+          <w:i/>
+          <w:iCs/>
+          <w:sz w:val="32"/>
+          <w:szCs w:val="32"/>
+        </w:rPr>
+      </w:pPr>
+      <w:r>
+        <w:rPr>
+          <w:i/>
+          <w:iCs/>
+          <w:sz w:val="32"/>
+          <w:szCs w:val="32"/>
+        </w:rPr>
+        <w:t xml:space="preserve">The </w:t>
+      </w:r>
+      <w:r>
+        <w:rPr>
+          <w:b/>
+          <w:bCs/>
+          <w:i/>
+          <w:iCs/>
+          <w:sz w:val="32"/>
+          <w:szCs w:val="32"/>
+        </w:rPr>
+        <w:t>Diagnosis Category</w:t>
+      </w:r>
+      <w:r>
+        <w:rPr>
+          <w:i/>
+          <w:iCs/>
+          <w:sz w:val="32"/>
+          <w:szCs w:val="32"/>
+        </w:rPr>
+        <w:t xml:space="preserve"> feature contains multiple disease categories for a single patient. To convert this multi-label categorical feature into a machine-readable format, </w:t>
+      </w:r>
+      <w:r>
+        <w:rPr>
+          <w:b/>
+          <w:bCs/>
+          <w:i/>
+          <w:iCs/>
+          <w:sz w:val="32"/>
+          <w:szCs w:val="32"/>
+        </w:rPr>
+        <w:t>Multi-Label Binarization (MLB)</w:t>
+      </w:r>
+      <w:r>
+        <w:rPr>
+          <w:i/>
+          <w:iCs/>
+          <w:sz w:val="32"/>
+          <w:szCs w:val="32"/>
+        </w:rPr>
+        <w:t xml:space="preserve"> was applied.</w:t>
+      </w:r>
+    </w:p>
+    <w:p>
+      <w:pPr>
+        <w:numPr>
+          <w:ilvl w:val="0"/>
+          <w:numId w:val="10"/>
+        </w:numPr>
+        <w:rPr>
+          <w:i/>
+          <w:iCs/>
+          <w:sz w:val="32"/>
+          <w:szCs w:val="32"/>
+        </w:rPr>
+      </w:pPr>
+      <w:r>
+        <w:rPr>
+          <w:b/>
+          <w:bCs/>
+          <w:i/>
+          <w:iCs/>
+          <w:sz w:val="32"/>
+          <w:szCs w:val="32"/>
+        </w:rPr>
+        <w:t>Multi-Label Binarization:</w:t>
+      </w:r>
+      <w:r>
+        <w:rPr>
+          <w:i/>
+          <w:iCs/>
+          <w:sz w:val="32"/>
+          <w:szCs w:val="32"/>
+        </w:rPr>
+        <w:t xml:space="preserve"> Applied to </w:t>
+      </w:r>
+      <w:r>
+        <w:rPr>
+          <w:b/>
+          <w:bCs/>
+          <w:i/>
+          <w:iCs/>
+          <w:sz w:val="32"/>
+          <w:szCs w:val="32"/>
+        </w:rPr>
+        <w:t>Diagnosis Category</w:t>
+      </w:r>
+      <w:r>
+        <w:rPr>
+          <w:i/>
+          <w:iCs/>
+          <w:sz w:val="32"/>
+          <w:szCs w:val="32"/>
+        </w:rPr>
+        <w:t xml:space="preserve">. </w:t>
+      </w:r>
+    </w:p>
+    <w:p>
+      <w:pPr>
+        <w:numPr>
+          <w:ilvl w:val="0"/>
+          <w:numId w:val="10"/>
+        </w:numPr>
+        <w:rPr>
+          <w:i/>
+          <w:iCs/>
+          <w:sz w:val="32"/>
+          <w:szCs w:val="32"/>
+        </w:rPr>
+      </w:pPr>
+      <w:r>
+        <w:rPr>
+          <w:i/>
+          <w:iCs/>
+          <w:sz w:val="32"/>
+          <w:szCs w:val="32"/>
+        </w:rPr>
+        <w:t xml:space="preserve">Each diagnosis category was transformed into a separate binary feature, where: </w:t>
+      </w:r>
+    </w:p>
+    <w:p>
+      <w:pPr>
+        <w:numPr>
+          <w:ilvl w:val="1"/>
+          <w:numId w:val="10"/>
+        </w:numPr>
+        <w:rPr>
+          <w:i/>
+          <w:iCs/>
+          <w:sz w:val="32"/>
+          <w:szCs w:val="32"/>
+        </w:rPr>
+      </w:pPr>
+      <w:r>
+        <w:rPr>
+          <w:b/>
+          <w:bCs/>
+          <w:i/>
+          <w:iCs/>
+          <w:sz w:val="32"/>
+          <w:szCs w:val="32"/>
+        </w:rPr>
+        <w:t>1</w:t>
+      </w:r>
+      <w:r>
+        <w:rPr>
+          <w:i/>
+          <w:iCs/>
+          <w:sz w:val="32"/>
+          <w:szCs w:val="32"/>
+        </w:rPr>
+        <w:t xml:space="preserve"> indicates the presence of the diagnosis category. </w:t>
+      </w:r>
+    </w:p>
+    <w:p>
+      <w:pPr>
+        <w:numPr>
+          <w:ilvl w:val="1"/>
+          <w:numId w:val="10"/>
+        </w:numPr>
+        <w:rPr>
+          <w:i/>
+          <w:iCs/>
+          <w:sz w:val="32"/>
+          <w:szCs w:val="32"/>
+        </w:rPr>
+      </w:pPr>
+      <w:r>
+        <w:rPr>
+          <w:b/>
+          <w:bCs/>
+          <w:i/>
+          <w:iCs/>
+          <w:sz w:val="32"/>
+          <w:szCs w:val="32"/>
+        </w:rPr>
+        <w:t>0</w:t>
+      </w:r>
+      <w:r>
+        <w:rPr>
+          <w:i/>
+          <w:iCs/>
+          <w:sz w:val="32"/>
+          <w:szCs w:val="32"/>
+        </w:rPr>
+        <w:t xml:space="preserve"> indicates its absence. </w:t>
+      </w:r>
+    </w:p>
+    <w:p>
+      <w:pPr>
+        <w:rPr>
+          <w:i/>
+          <w:iCs/>
+          <w:sz w:val="32"/>
+          <w:szCs w:val="32"/>
+        </w:rPr>
+      </w:pPr>
+      <w:r>
+        <w:rPr>
+          <w:i/>
+          <w:iCs/>
+          <w:sz w:val="32"/>
+          <w:szCs w:val="32"/>
+        </w:rPr>
+        <w:t>The following diagnosis categories were encoded:</w:t>
+      </w:r>
+    </w:p>
+    <w:p>
+      <w:pPr>
+        <w:numPr>
+          <w:ilvl w:val="0"/>
+          <w:numId w:val="11"/>
+        </w:numPr>
+        <w:rPr>
+          <w:i/>
+          <w:iCs/>
+          <w:sz w:val="32"/>
+          <w:szCs w:val="32"/>
+        </w:rPr>
+      </w:pPr>
+      <w:r>
+        <w:rPr>
+          <w:i/>
+          <w:iCs/>
+          <w:sz w:val="32"/>
+          <w:szCs w:val="32"/>
+        </w:rPr>
+        <w:t xml:space="preserve">Cardiovascular </w:t>
+      </w:r>
+    </w:p>
+    <w:p>
+      <w:pPr>
+        <w:numPr>
+          <w:ilvl w:val="0"/>
+          <w:numId w:val="11"/>
+        </w:numPr>
+        <w:rPr>
+          <w:i/>
+          <w:iCs/>
+          <w:sz w:val="32"/>
+          <w:szCs w:val="32"/>
+        </w:rPr>
+      </w:pPr>
+      <w:r>
+        <w:rPr>
+          <w:i/>
+          <w:iCs/>
+          <w:sz w:val="32"/>
+          <w:szCs w:val="32"/>
+        </w:rPr>
+        <w:t xml:space="preserve">Endocrine </w:t>
+      </w:r>
+    </w:p>
+    <w:p>
+      <w:pPr>
+        <w:numPr>
+          <w:ilvl w:val="0"/>
+          <w:numId w:val="11"/>
+        </w:numPr>
+        <w:rPr>
+          <w:i/>
+          <w:iCs/>
+          <w:sz w:val="32"/>
+          <w:szCs w:val="32"/>
+        </w:rPr>
+      </w:pPr>
+      <w:r>
+        <w:rPr>
+          <w:i/>
+          <w:iCs/>
+          <w:sz w:val="32"/>
+          <w:szCs w:val="32"/>
+        </w:rPr>
+        <w:t xml:space="preserve">Respiratory </w:t>
+      </w:r>
+    </w:p>
+    <w:p>
+      <w:pPr>
+        <w:numPr>
+          <w:ilvl w:val="0"/>
+          <w:numId w:val="11"/>
+        </w:numPr>
+        <w:rPr>
+          <w:i/>
+          <w:iCs/>
+          <w:sz w:val="32"/>
+          <w:szCs w:val="32"/>
+        </w:rPr>
+      </w:pPr>
+      <w:r>
+        <w:rPr>
+          <w:i/>
+          <w:iCs/>
+          <w:sz w:val="32"/>
+          <w:szCs w:val="32"/>
+        </w:rPr>
+        <w:t xml:space="preserve">Infectious </w:t>
+      </w:r>
+    </w:p>
+    <w:p>
+      <w:pPr>
+        <w:numPr>
+          <w:ilvl w:val="0"/>
+          <w:numId w:val="11"/>
+        </w:numPr>
+        <w:rPr>
+          <w:i/>
+          <w:iCs/>
+          <w:sz w:val="32"/>
+          <w:szCs w:val="32"/>
+        </w:rPr>
+      </w:pPr>
+      <w:r>
+        <w:rPr>
+          <w:i/>
+          <w:iCs/>
+          <w:sz w:val="32"/>
+          <w:szCs w:val="32"/>
+        </w:rPr>
+        <w:t xml:space="preserve">Gastrointestinal </w:t>
+      </w:r>
+    </w:p>
+    <w:p>
+      <w:pPr>
+        <w:numPr>
+          <w:ilvl w:val="0"/>
+          <w:numId w:val="11"/>
+        </w:numPr>
+        <w:rPr>
+          <w:i/>
+          <w:iCs/>
+          <w:sz w:val="32"/>
+          <w:szCs w:val="32"/>
+        </w:rPr>
+      </w:pPr>
+      <w:r>
+        <w:rPr>
+          <w:i/>
+          <w:iCs/>
+          <w:sz w:val="32"/>
+          <w:szCs w:val="32"/>
+        </w:rPr>
+        <w:t xml:space="preserve">Neoplasm </w:t>
+      </w:r>
+    </w:p>
+    <w:p>
+      <w:pPr>
+        <w:numPr>
+          <w:ilvl w:val="0"/>
+          <w:numId w:val="11"/>
+        </w:numPr>
+        <w:rPr>
+          <w:i/>
+          <w:iCs/>
+          <w:sz w:val="32"/>
+          <w:szCs w:val="32"/>
+        </w:rPr>
+      </w:pPr>
+      <w:r>
+        <w:rPr>
+          <w:i/>
+          <w:iCs/>
+          <w:sz w:val="32"/>
+          <w:szCs w:val="32"/>
+        </w:rPr>
+        <w:t xml:space="preserve">Injury </w:t>
+      </w:r>
+    </w:p>
+    <w:p>
+      <w:pPr>
+        <w:numPr>
+          <w:ilvl w:val="0"/>
+          <w:numId w:val="11"/>
+        </w:numPr>
+        <w:rPr>
+          <w:i/>
+          <w:iCs/>
+          <w:sz w:val="32"/>
+          <w:szCs w:val="32"/>
+        </w:rPr>
+      </w:pPr>
+      <w:r>
+        <w:rPr>
+          <w:i/>
+          <w:iCs/>
+          <w:sz w:val="32"/>
+          <w:szCs w:val="32"/>
+        </w:rPr>
+        <w:t xml:space="preserve">Neurological </w:t>
+      </w:r>
+    </w:p>
+    <w:p>
+      <w:pPr>
+        <w:numPr>
+          <w:ilvl w:val="0"/>
+          <w:numId w:val="11"/>
+        </w:numPr>
+        <w:rPr>
+          <w:i/>
+          <w:iCs/>
+          <w:sz w:val="32"/>
+          <w:szCs w:val="32"/>
+        </w:rPr>
+      </w:pPr>
+      <w:r>
+        <w:rPr>
+          <w:i/>
+          <w:iCs/>
+          <w:sz w:val="32"/>
+          <w:szCs w:val="32"/>
+        </w:rPr>
+        <w:lastRenderedPageBreak/>
+        <w:t xml:space="preserve">Genitourinary </w:t>
+      </w:r>
+    </w:p>
+    <w:p>
+      <w:pPr>
+        <w:numPr>
+          <w:ilvl w:val="0"/>
+          <w:numId w:val="11"/>
+        </w:numPr>
+        <w:rPr>
+          <w:i/>
+          <w:iCs/>
+          <w:sz w:val="32"/>
+          <w:szCs w:val="32"/>
+        </w:rPr>
+      </w:pPr>
+      <w:r>
+        <w:rPr>
+          <w:i/>
+          <w:iCs/>
+          <w:sz w:val="32"/>
+          <w:szCs w:val="32"/>
+        </w:rPr>
+        <w:t xml:space="preserve">Obstetric </w:t>
+      </w:r>
+    </w:p>
+    <w:p>
+      <w:pPr>
+        <w:numPr>
+          <w:ilvl w:val="0"/>
+          <w:numId w:val="11"/>
+        </w:numPr>
+        <w:rPr>
+          <w:i/>
+          <w:iCs/>
+          <w:sz w:val="32"/>
+          <w:szCs w:val="32"/>
+        </w:rPr>
+      </w:pPr>
+      <w:r>
+        <w:rPr>
+          <w:i/>
+          <w:iCs/>
+          <w:sz w:val="32"/>
+          <w:szCs w:val="32"/>
+        </w:rPr>
+        <w:t xml:space="preserve">Perinatal </w:t>
+      </w:r>
+    </w:p>
+    <w:p>
+      <w:pPr>
+        <w:rPr>
+          <w:i/>
+          <w:iCs/>
+          <w:sz w:val="32"/>
+          <w:szCs w:val="32"/>
+        </w:rPr>
+      </w:pPr>
+      <w:r>
+        <w:rPr>
+          <w:i/>
+          <w:iCs/>
+          <w:sz w:val="32"/>
+          <w:szCs w:val="32"/>
+        </w:rPr>
+        <w:t>This transformation allows patients with multiple diagnosis categories to be represented accurately as binary vectors, making the data suitable for Logistic Regression.</w:t>
+      </w:r>
+    </w:p>
+    <w:p>
+      <w:pPr>
+        <w:rPr>
+          <w:b/>
+          <w:bCs/>
+          <w:i/>
+          <w:iCs/>
+          <w:sz w:val="32"/>
+          <w:szCs w:val="32"/>
+        </w:rPr>
+      </w:pPr>
+      <w:r>
+        <w:rPr>
+          <w:b/>
+          <w:bCs/>
+          <w:i/>
+          <w:iCs/>
+          <w:sz w:val="32"/>
+          <w:szCs w:val="32"/>
+        </w:rPr>
+        <w:t>Step 4: Feature Scaling</w:t>
+      </w:r>
+    </w:p>
+    <w:p>
+      <w:pPr>
+        <w:rPr>
+          <w:i/>
+          <w:iCs/>
+          <w:sz w:val="32"/>
+          <w:szCs w:val="32"/>
+        </w:rPr>
+      </w:pPr>
+      <w:r>
+        <w:rPr>
+          <w:i/>
+          <w:iCs/>
+          <w:sz w:val="32"/>
+          <w:szCs w:val="32"/>
+        </w:rPr>
+        <w:t xml:space="preserve">To standardize the numerical features, </w:t>
+      </w:r>
+      <w:proofErr w:type="spellStart"/>
+      <w:r>
+        <w:rPr>
+          <w:b/>
+          <w:bCs/>
+          <w:i/>
+          <w:iCs/>
+          <w:sz w:val="32"/>
+          <w:szCs w:val="32"/>
+        </w:rPr>
+        <w:t>StandardScaler</w:t>
+      </w:r>
+      <w:proofErr w:type="spellEnd"/>
+      <w:r>
+        <w:rPr>
+          <w:i/>
+          <w:iCs/>
+          <w:sz w:val="32"/>
+          <w:szCs w:val="32"/>
+        </w:rPr>
+        <w:t xml:space="preserve"> was applied to all </w:t>
+      </w:r>
+      <w:r>
+        <w:rPr>
+          <w:b/>
+          <w:bCs/>
+          <w:i/>
+          <w:iCs/>
+          <w:sz w:val="32"/>
+          <w:szCs w:val="32"/>
+        </w:rPr>
+        <w:t>59 transformed features</w:t>
+      </w:r>
+      <w:r>
+        <w:rPr>
+          <w:i/>
+          <w:iCs/>
+          <w:sz w:val="32"/>
+          <w:szCs w:val="32"/>
+        </w:rPr>
+        <w:t>.</w:t>
+      </w:r>
+    </w:p>
+    <w:p>
+      <w:pPr>
+        <w:numPr>
+          <w:ilvl w:val="0"/>
+          <w:numId w:val="12"/>
+        </w:numPr>
+        <w:rPr>
+          <w:i/>
+          <w:iCs/>
+          <w:sz w:val="32"/>
+          <w:szCs w:val="32"/>
+        </w:rPr>
+      </w:pPr>
+      <w:r>
+        <w:rPr>
+          <w:b/>
+          <w:bCs/>
+          <w:i/>
+          <w:iCs/>
+          <w:sz w:val="32"/>
+          <w:szCs w:val="32"/>
+        </w:rPr>
+        <w:t>Standard Scaling:</w:t>
+      </w:r>
+      <w:r>
+        <w:rPr>
+          <w:i/>
+          <w:iCs/>
+          <w:sz w:val="32"/>
+          <w:szCs w:val="32"/>
+        </w:rPr>
+        <w:t xml:space="preserve"> Applied to all features. </w:t>
+      </w:r>
+    </w:p>
+    <w:p>
+      <w:pPr>
+        <w:numPr>
+          <w:ilvl w:val="0"/>
+          <w:numId w:val="12"/>
+        </w:numPr>
+        <w:rPr>
+          <w:i/>
+          <w:iCs/>
+          <w:sz w:val="40"/>
+          <w:szCs w:val="40"/>
+        </w:rPr>
+      </w:pPr>
+      <w:r>
+        <w:rPr>
+          <w:i/>
+          <w:iCs/>
+          <w:sz w:val="32"/>
+          <w:szCs w:val="32"/>
+        </w:rPr>
+        <w:t xml:space="preserve">Each feature was scaled to have a </w:t>
+      </w:r>
+      <w:r>
+        <w:rPr>
+          <w:b/>
+          <w:bCs/>
+          <w:i/>
+          <w:iCs/>
+          <w:sz w:val="32"/>
+          <w:szCs w:val="32"/>
+        </w:rPr>
+        <w:t>mean of 0</w:t>
+      </w:r>
+      <w:r>
+        <w:rPr>
+          <w:i/>
+          <w:iCs/>
+          <w:sz w:val="32"/>
+          <w:szCs w:val="32"/>
+        </w:rPr>
+        <w:t xml:space="preserve"> and a </w:t>
+      </w:r>
+      <w:r>
+        <w:rPr>
+          <w:b/>
+          <w:bCs/>
+          <w:i/>
+          <w:iCs/>
+          <w:sz w:val="32"/>
+          <w:szCs w:val="32"/>
+        </w:rPr>
+        <w:t>standard deviation of 1</w:t>
+      </w:r>
+      <w:r>
+        <w:rPr>
+          <w:i/>
+          <w:iCs/>
+          <w:sz w:val="32"/>
+          <w:szCs w:val="32"/>
+        </w:rPr>
+        <w:t>. This ensures that all features are on the same scale and improves model performance</w:t>
+      </w:r>
+      <w:r>
+        <w:rPr>
+          <w:i/>
+          <w:iCs/>
+          <w:sz w:val="40"/>
+          <w:szCs w:val="40"/>
+        </w:rPr>
+        <w:t>.</w:t>
+      </w:r>
+    </w:p>
+    <w:p>
+      <w:pPr>
+        <w:rPr>
+          <w:i/>
+          <w:iCs/>
+          <w:sz w:val="40"/>
+          <w:szCs w:val="40"/>
+        </w:rPr>
+      </w:pPr>
+    </w:p>
+    <w:p>
+      <w:pPr>
+        <w:rPr>
+          <w:i/>
+          <w:iCs/>
+          <w:sz w:val="40"/>
+          <w:szCs w:val="40"/>
+          <w:lang w:val="en-US"/>
+        </w:rPr>
+      </w:pPr>
+    </w:p>
+    <w:p>
+      <w:pPr>
+        <w:rPr>
+          <w:i/>
+          <w:iCs/>
+          <w:sz w:val="40"/>
+          <w:szCs w:val="40"/>
+          <w:lang w:val="en-US"/>
+        </w:rPr>
+      </w:pPr>
+    </w:p>
+    <w:p>
+      <w:pPr>
+        <w:rPr>
+          <w:i/>
+          <w:iCs/>
+          <w:sz w:val="40"/>
+          <w:szCs w:val="40"/>
+          <w:lang w:val="en-US"/>
+        </w:rPr>
+      </w:pPr>
+    </w:p>
+    <w:p>
+      <w:pPr>
+        <w:rPr>
+          <w:i/>
+          <w:iCs/>
+          <w:sz w:val="40"/>
+          <w:szCs w:val="40"/>
+          <w:lang w:val="en-US"/>
+        </w:rPr>
+      </w:pPr>
+    </w:p>
+    <w:p>
+      <w:pPr>
+        <w:rPr>
+          <w:i/>
+          <w:iCs/>
+          <w:sz w:val="40"/>
+          <w:szCs w:val="40"/>
+          <w:lang w:val="en-US"/>
+        </w:rPr>
+      </w:pPr>
+    </w:p>
+    <w:p>
+      <w:pPr>
+        <w:rPr>
+          <w:i/>
+          <w:iCs/>
+          <w:sz w:val="40"/>
+          <w:szCs w:val="40"/>
+          <w:lang w:val="en-US"/>
+        </w:rPr>
+      </w:pPr>
+    </w:p>
+    <w:p>
+      <w:pPr>
+        <w:rPr>
+          <w:i/>
+          <w:iCs/>
+          <w:sz w:val="40"/>
+          <w:szCs w:val="40"/>
+          <w:lang w:val="en-US"/>
+        </w:rPr>
+      </w:pPr>
+    </w:p>
+    <w:p>
+      <w:pPr>
+        <w:rPr>
+          <w:i/>
+          <w:iCs/>
+          <w:sz w:val="40"/>
+          <w:szCs w:val="40"/>
+          <w:lang w:val="en-US"/>
+        </w:rPr>
+      </w:pPr>
+    </w:p>
+    <w:p>
+      <w:pPr>
+        <w:jc w:val="center"/>
+        <w:rPr>
+          <w:b/>
+          <w:bCs/>
+          <w:sz w:val="56"/>
+          <w:szCs w:val="56"/>
+          <w:u w:val="single"/>
+          <w:lang w:val="en-US"/>
+        </w:rPr>
+      </w:pPr>
+      <w:r>
+        <w:rPr>
+          <w:b/>
+          <w:bCs/>
+          <w:sz w:val="56"/>
+          <w:szCs w:val="56"/>
+          <w:u w:val="single"/>
+          <w:lang w:val="en-US"/>
+        </w:rPr>
+        <w:lastRenderedPageBreak/>
+        <w:t>Model Selection: -</w:t>
+      </w:r>
+    </w:p>
+    <w:p>
+      <w:pPr>
+        <w:rPr>
+          <w:i/>
+          <w:iCs/>
+          <w:sz w:val="32"/>
+          <w:szCs w:val="32"/>
+          <w:lang w:val="en-US"/>
+        </w:rPr>
+      </w:pPr>
+      <w:r>
+        <w:rPr>
+          <w:i/>
+          <w:iCs/>
+          <w:sz w:val="32"/>
+          <w:szCs w:val="32"/>
+          <w:lang w:val="en-US"/>
+        </w:rPr>
+        <w:t xml:space="preserve">Linear models such as Logistic regression </w:t>
+      </w:r>
+      <w:proofErr w:type="gramStart"/>
+      <w:r>
+        <w:rPr>
+          <w:i/>
+          <w:iCs/>
+          <w:sz w:val="32"/>
+          <w:szCs w:val="32"/>
+          <w:lang w:val="en-US"/>
+        </w:rPr>
+        <w:t>is</w:t>
+      </w:r>
+      <w:proofErr w:type="gramEnd"/>
+      <w:r>
+        <w:rPr>
+          <w:i/>
+          <w:iCs/>
+          <w:sz w:val="32"/>
+          <w:szCs w:val="32"/>
+          <w:lang w:val="en-US"/>
+        </w:rPr>
+        <w:t xml:space="preserve"> used in this project because apart from its less computation cost and complexity it gives better results than the </w:t>
+      </w:r>
+      <w:proofErr w:type="gramStart"/>
+      <w:r>
+        <w:rPr>
+          <w:i/>
+          <w:iCs/>
+          <w:sz w:val="32"/>
+          <w:szCs w:val="32"/>
+          <w:lang w:val="en-US"/>
+        </w:rPr>
+        <w:t>tree based</w:t>
+      </w:r>
+      <w:proofErr w:type="gramEnd"/>
+      <w:r>
+        <w:rPr>
+          <w:i/>
+          <w:iCs/>
+          <w:sz w:val="32"/>
+          <w:szCs w:val="32"/>
+          <w:lang w:val="en-US"/>
+        </w:rPr>
+        <w:t xml:space="preserve"> algorithms such as decision tree classifier or </w:t>
+      </w:r>
+      <w:proofErr w:type="gramStart"/>
+      <w:r>
+        <w:rPr>
+          <w:i/>
+          <w:iCs/>
+          <w:sz w:val="32"/>
+          <w:szCs w:val="32"/>
+          <w:lang w:val="en-US"/>
+        </w:rPr>
+        <w:t>Random forest</w:t>
+      </w:r>
+      <w:proofErr w:type="gramEnd"/>
+      <w:r>
+        <w:rPr>
+          <w:i/>
+          <w:iCs/>
+          <w:sz w:val="32"/>
+          <w:szCs w:val="32"/>
+          <w:lang w:val="en-US"/>
+        </w:rPr>
+        <w:t xml:space="preserve"> classifier, boosting algorithms such as </w:t>
+      </w:r>
+      <w:proofErr w:type="spellStart"/>
+      <w:r>
+        <w:rPr>
+          <w:i/>
+          <w:iCs/>
+          <w:sz w:val="32"/>
+          <w:szCs w:val="32"/>
+          <w:lang w:val="en-US"/>
+        </w:rPr>
+        <w:t>XGBoost</w:t>
+      </w:r>
+      <w:proofErr w:type="spellEnd"/>
+      <w:r>
+        <w:rPr>
+          <w:i/>
+          <w:iCs/>
+          <w:sz w:val="32"/>
+          <w:szCs w:val="32"/>
+          <w:lang w:val="en-US"/>
+        </w:rPr>
+        <w:t xml:space="preserve"> or Gradient Boosting and </w:t>
+      </w:r>
+      <w:proofErr w:type="gramStart"/>
+      <w:r>
+        <w:rPr>
+          <w:i/>
+          <w:iCs/>
+          <w:sz w:val="32"/>
+          <w:szCs w:val="32"/>
+          <w:lang w:val="en-US"/>
+        </w:rPr>
+        <w:t>distance based</w:t>
+      </w:r>
+      <w:proofErr w:type="gramEnd"/>
+      <w:r>
+        <w:rPr>
+          <w:i/>
+          <w:iCs/>
+          <w:sz w:val="32"/>
+          <w:szCs w:val="32"/>
+          <w:lang w:val="en-US"/>
+        </w:rPr>
+        <w:t xml:space="preserve"> algorithms such ass KNN or SVM.  </w:t>
+      </w:r>
+    </w:p>
+    <w:p>
+      <w:pPr>
+        <w:rPr>
+          <w:i/>
+          <w:iCs/>
+          <w:sz w:val="32"/>
+          <w:szCs w:val="32"/>
+          <w:lang w:val="en-US"/>
+        </w:rPr>
+      </w:pPr>
+    </w:p>
+    <w:p>
+      <w:pPr>
+        <w:rPr>
+          <w:i/>
+          <w:iCs/>
+          <w:sz w:val="32"/>
+          <w:szCs w:val="32"/>
+          <w:lang w:val="en-US"/>
+        </w:rPr>
+      </w:pPr>
+    </w:p>
+    <w:p>
+      <w:pPr>
+        <w:rPr>
+          <w:i/>
+          <w:iCs/>
+          <w:sz w:val="32"/>
+          <w:szCs w:val="32"/>
+          <w:lang w:val="en-US"/>
+        </w:rPr>
+      </w:pPr>
+    </w:p>
+    <w:p>
+      <w:pPr>
+        <w:rPr>
+          <w:i/>
+          <w:iCs/>
+          <w:sz w:val="32"/>
+          <w:szCs w:val="32"/>
+          <w:lang w:val="en-US"/>
+        </w:rPr>
+      </w:pPr>
+    </w:p>
+    <w:p>
+      <w:pPr>
+        <w:rPr>
+          <w:i/>
+          <w:iCs/>
+          <w:sz w:val="32"/>
+          <w:szCs w:val="32"/>
+          <w:lang w:val="en-US"/>
+        </w:rPr>
+      </w:pPr>
+    </w:p>
+    <w:p>
+      <w:pPr>
+        <w:rPr>
+          <w:i/>
+          <w:iCs/>
+          <w:sz w:val="32"/>
+          <w:szCs w:val="32"/>
+          <w:lang w:val="en-US"/>
+        </w:rPr>
+      </w:pPr>
+    </w:p>
+    <w:p>
+      <w:pPr>
+        <w:rPr>
+          <w:i/>
+          <w:iCs/>
+          <w:sz w:val="32"/>
+          <w:szCs w:val="32"/>
+          <w:lang w:val="en-US"/>
+        </w:rPr>
+      </w:pPr>
+    </w:p>
+    <w:p>
+      <w:pPr>
+        <w:rPr>
+          <w:i/>
+          <w:iCs/>
+          <w:sz w:val="32"/>
+          <w:szCs w:val="32"/>
+          <w:lang w:val="en-US"/>
+        </w:rPr>
+      </w:pPr>
+    </w:p>
+    <w:p>
+      <w:pPr>
+        <w:rPr>
+          <w:i/>
+          <w:iCs/>
+          <w:sz w:val="32"/>
+          <w:szCs w:val="32"/>
+          <w:lang w:val="en-US"/>
+        </w:rPr>
+      </w:pPr>
+    </w:p>
+    <w:p>
+      <w:pPr>
+        <w:rPr>
+          <w:i/>
+          <w:iCs/>
+          <w:sz w:val="32"/>
+          <w:szCs w:val="32"/>
+          <w:lang w:val="en-US"/>
+        </w:rPr>
+      </w:pPr>
+    </w:p>
+    <w:p>
+      <w:pPr>
+        <w:rPr>
+          <w:i/>
+          <w:iCs/>
+          <w:sz w:val="32"/>
+          <w:szCs w:val="32"/>
+          <w:lang w:val="en-US"/>
+        </w:rPr>
+      </w:pPr>
+    </w:p>
+    <w:p>
+      <w:pPr>
+        <w:rPr>
+          <w:i/>
+          <w:iCs/>
+          <w:sz w:val="32"/>
+          <w:szCs w:val="32"/>
+          <w:lang w:val="en-US"/>
+        </w:rPr>
+      </w:pPr>
+    </w:p>
+    <w:p>
+      <w:pPr>
+        <w:rPr>
+          <w:i/>
+          <w:iCs/>
+          <w:sz w:val="32"/>
+          <w:szCs w:val="32"/>
+          <w:lang w:val="en-US"/>
+        </w:rPr>
+      </w:pPr>
+    </w:p>
+    <w:p>
+      <w:pPr>
+        <w:rPr>
+          <w:i/>
+          <w:iCs/>
+          <w:sz w:val="32"/>
+          <w:szCs w:val="32"/>
+          <w:lang w:val="en-US"/>
+        </w:rPr>
+      </w:pPr>
+    </w:p>
+    <w:p>
+      <w:pPr>
+        <w:rPr>
+          <w:i/>
+          <w:iCs/>
+          <w:sz w:val="32"/>
+          <w:szCs w:val="32"/>
+          <w:lang w:val="en-US"/>
+        </w:rPr>
+      </w:pPr>
+    </w:p>
+    <w:p>
+      <w:pPr>
+        <w:rPr>
+          <w:i/>
+          <w:iCs/>
+          <w:sz w:val="32"/>
+          <w:szCs w:val="32"/>
+          <w:lang w:val="en-US"/>
+        </w:rPr>
+      </w:pPr>
+    </w:p>
+    <w:p>
+      <w:pPr>
+        <w:jc w:val="center"/>
+        <w:rPr>
+          <w:b/>
+          <w:bCs/>
+          <w:sz w:val="56"/>
+          <w:szCs w:val="56"/>
+          <w:u w:val="single"/>
+          <w:lang w:val="en-US"/>
+        </w:rPr>
+      </w:pPr>
+      <w:r>
+        <w:rPr>
+          <w:b/>
+          <w:bCs/>
+          <w:sz w:val="56"/>
+          <w:szCs w:val="56"/>
+          <w:u w:val="single"/>
+          <w:lang w:val="en-US"/>
+        </w:rPr>
+        <w:lastRenderedPageBreak/>
+        <w:t>Evaluation Metrices: -</w:t>
+      </w:r>
+    </w:p>
+    <w:p>
+      <w:pPr>
+        <w:rPr>
+          <w:i/>
+          <w:iCs/>
+          <w:sz w:val="40"/>
+          <w:szCs w:val="40"/>
+          <w:lang w:val="en-US"/>
+        </w:rPr>
+      </w:pPr>
+      <w:r>
+        <w:rPr>
+          <w:i/>
+          <w:iCs/>
+          <w:sz w:val="40"/>
+          <w:szCs w:val="40"/>
+          <w:lang w:val="en-US"/>
+        </w:rPr>
+        <w:t>ACCURACY SCORE</w:t>
+      </w:r>
+      <w:r>
+        <w:rPr>
+          <w:i/>
+          <w:iCs/>
+          <w:sz w:val="40"/>
+          <w:szCs w:val="40"/>
+          <w:lang w:val="en-US"/>
+        </w:rPr>
+        <w:t xml:space="preserve"> = 82.96%</w:t>
+      </w:r>
+    </w:p>
+    <w:p>
+      <w:pPr>
+        <w:rPr>
+          <w:i/>
+          <w:iCs/>
+          <w:sz w:val="40"/>
+          <w:szCs w:val="40"/>
+          <w:lang w:val="en-US"/>
+        </w:rPr>
+      </w:pPr>
+      <w:r>
+        <w:rPr>
+          <w:i/>
+          <w:iCs/>
+          <w:sz w:val="40"/>
+          <w:szCs w:val="40"/>
+          <w:lang w:val="en-US"/>
+        </w:rPr>
+        <w:t>PRECISION SCORE</w:t>
+      </w:r>
+      <w:r>
+        <w:rPr>
+          <w:i/>
+          <w:iCs/>
+          <w:sz w:val="40"/>
+          <w:szCs w:val="40"/>
+          <w:lang w:val="en-US"/>
+        </w:rPr>
+        <w:t xml:space="preserve"> = 33.93%</w:t>
+      </w:r>
+    </w:p>
+    <w:p>
+      <w:pPr>
+        <w:rPr>
+          <w:i/>
+          <w:iCs/>
+          <w:sz w:val="40"/>
+          <w:szCs w:val="40"/>
+          <w:lang w:val="en-US"/>
+        </w:rPr>
+      </w:pPr>
+      <w:r>
+        <w:rPr>
+          <w:i/>
+          <w:iCs/>
+          <w:sz w:val="40"/>
+          <w:szCs w:val="40"/>
+          <w:lang w:val="en-US"/>
+        </w:rPr>
+        <w:t>RECALL SCORE</w:t>
+      </w:r>
+      <w:r>
+        <w:rPr>
+          <w:i/>
+          <w:iCs/>
+          <w:sz w:val="40"/>
+          <w:szCs w:val="40"/>
+          <w:lang w:val="en-US"/>
+        </w:rPr>
+        <w:t xml:space="preserve"> = 46.37%</w:t>
+      </w:r>
+    </w:p>
+    <w:p>
+      <w:pPr>
+        <w:rPr>
+          <w:i/>
+          <w:iCs/>
+          <w:sz w:val="40"/>
+          <w:szCs w:val="40"/>
+          <w:lang w:val="en-US"/>
+        </w:rPr>
+      </w:pPr>
+      <w:r>
+        <w:rPr>
+          <w:i/>
+          <w:iCs/>
+          <w:sz w:val="40"/>
+          <w:szCs w:val="40"/>
+          <w:lang w:val="en-US"/>
+        </w:rPr>
+        <w:t>F1 SCORE</w:t>
+      </w:r>
+      <w:r>
+        <w:rPr>
+          <w:i/>
+          <w:iCs/>
+          <w:sz w:val="40"/>
+          <w:szCs w:val="40"/>
+          <w:lang w:val="en-US"/>
+        </w:rPr>
+        <w:t xml:space="preserve"> = 39.19%</w:t>
+      </w:r>
+    </w:p>
+    <w:p>
+      <w:pPr>
+        <w:rPr>
+          <w:i/>
+          <w:iCs/>
+          <w:sz w:val="40"/>
+          <w:szCs w:val="40"/>
+          <w:lang w:val="en-US"/>
+        </w:rPr>
+      </w:pPr>
+    </w:p>
+    <w:p>
+      <w:pPr>
+        <w:rPr>
+          <w:i/>
+          <w:iCs/>
+          <w:sz w:val="40"/>
+          <w:szCs w:val="40"/>
+          <w:lang w:val="en-US"/>
+        </w:rPr>
+      </w:pPr>
+    </w:p>
+    <w:p>
+      <w:pPr>
+        <w:rPr>
+          <w:i/>
+          <w:iCs/>
+          <w:sz w:val="40"/>
+          <w:szCs w:val="40"/>
+          <w:lang w:val="en-US"/>
+        </w:rPr>
+      </w:pPr>
+    </w:p>
+    <w:p>
+      <w:pPr>
+        <w:rPr>
+          <w:i/>
+          <w:iCs/>
+          <w:sz w:val="40"/>
+          <w:szCs w:val="40"/>
+          <w:lang w:val="en-US"/>
+        </w:rPr>
+      </w:pPr>
+    </w:p>
+    <w:p>
+      <w:pPr>
+        <w:rPr>
+          <w:i/>
+          <w:iCs/>
+          <w:sz w:val="40"/>
+          <w:szCs w:val="40"/>
+          <w:lang w:val="en-US"/>
+        </w:rPr>
+      </w:pPr>
+    </w:p>
+    <w:p>
+      <w:pPr>
+        <w:rPr>
+          <w:i/>
+          <w:iCs/>
+          <w:sz w:val="40"/>
+          <w:szCs w:val="40"/>
+          <w:lang w:val="en-US"/>
+        </w:rPr>
+      </w:pPr>
+    </w:p>
+    <w:p>
+      <w:pPr>
+        <w:rPr>
+          <w:i/>
+          <w:iCs/>
+          <w:sz w:val="40"/>
+          <w:szCs w:val="40"/>
+          <w:lang w:val="en-US"/>
+        </w:rPr>
+      </w:pPr>
+    </w:p>
+    <w:p>
+      <w:pPr>
+        <w:rPr>
+          <w:i/>
+          <w:iCs/>
+          <w:sz w:val="40"/>
+          <w:szCs w:val="40"/>
+          <w:lang w:val="en-US"/>
+        </w:rPr>
+      </w:pPr>
+    </w:p>
+    <w:p>
+      <w:pPr>
+        <w:rPr>
+          <w:i/>
+          <w:iCs/>
+          <w:sz w:val="40"/>
+          <w:szCs w:val="40"/>
+          <w:lang w:val="en-US"/>
+        </w:rPr>
+      </w:pPr>
+    </w:p>
+    <w:p>
+      <w:pPr>
+        <w:rPr>
+          <w:i/>
+          <w:iCs/>
+          <w:sz w:val="40"/>
+          <w:szCs w:val="40"/>
+          <w:lang w:val="en-US"/>
+        </w:rPr>
+      </w:pPr>
+    </w:p>
+    <w:p>
+      <w:pPr>
+        <w:rPr>
+          <w:i/>
+          <w:iCs/>
+          <w:sz w:val="40"/>
+          <w:szCs w:val="40"/>
+          <w:lang w:val="en-US"/>
+        </w:rPr>
+      </w:pPr>
+    </w:p>
+    <w:p>
+      <w:pPr>
+        <w:rPr>
+          <w:i/>
+          <w:iCs/>
+          <w:sz w:val="40"/>
+          <w:szCs w:val="40"/>
+          <w:lang w:val="en-US"/>
+        </w:rPr>
+      </w:pPr>
+    </w:p>
+    <w:p>
+      <w:pPr>
+        <w:rPr>
+          <w:i/>
+          <w:iCs/>
+          <w:sz w:val="40"/>
+          <w:szCs w:val="40"/>
+          <w:lang w:val="en-US"/>
+        </w:rPr>
+      </w:pPr>
+    </w:p>
+    <w:p>
+      <w:pPr>
+        <w:rPr>
+          <w:i/>
+          <w:iCs/>
+          <w:sz w:val="40"/>
+          <w:szCs w:val="40"/>
+          <w:lang w:val="en-US"/>
+        </w:rPr>
+      </w:pPr>
+    </w:p>
+    <w:p>
+      <w:pPr>
+        <w:jc w:val="center"/>
+        <w:rPr>
+          <w:b/>
+          <w:bCs/>
+          <w:sz w:val="56"/>
+          <w:szCs w:val="56"/>
+          <w:u w:val="single"/>
+          <w:lang w:val="en-US"/>
+        </w:rPr>
+      </w:pPr>
+      <w:r>
+        <w:rPr>
+          <w:b/>
+          <w:bCs/>
+          <w:sz w:val="56"/>
+          <w:szCs w:val="56"/>
+          <w:u w:val="single"/>
+          <w:lang w:val="en-US"/>
+        </w:rPr>
+        <w:lastRenderedPageBreak/>
+        <w:t>Data Validation: -</w:t>
+      </w:r>
+    </w:p>
+    <w:p>
+      <w:pPr>
+        <w:rPr>
+          <w:i/>
+          <w:iCs/>
+          <w:sz w:val="28"/>
+          <w:szCs w:val="28"/>
+        </w:rPr>
+      </w:pPr>
+      <w:r>
+        <w:rPr>
+          <w:i/>
+          <w:iCs/>
+          <w:sz w:val="28"/>
+          <w:szCs w:val="28"/>
+        </w:rPr>
+        <w:t xml:space="preserve">Before the input data is passed to the preprocessing pipeline, it is validated using </w:t>
+      </w:r>
+      <w:r>
+        <w:rPr>
+          <w:b/>
+          <w:bCs/>
+          <w:i/>
+          <w:iCs/>
+          <w:sz w:val="28"/>
+          <w:szCs w:val="28"/>
+        </w:rPr>
+        <w:t xml:space="preserve">Pydantic </w:t>
+      </w:r>
+      <w:proofErr w:type="spellStart"/>
+      <w:r>
+        <w:rPr>
+          <w:b/>
+          <w:bCs/>
+          <w:i/>
+          <w:iCs/>
+          <w:sz w:val="28"/>
+          <w:szCs w:val="28"/>
+        </w:rPr>
+        <w:t>BaseModel</w:t>
+      </w:r>
+      <w:proofErr w:type="spellEnd"/>
+      <w:r>
+        <w:rPr>
+          <w:i/>
+          <w:iCs/>
+          <w:sz w:val="28"/>
+          <w:szCs w:val="28"/>
+        </w:rPr>
+        <w:t>. The validation process ensures that every field satisfies the required datatype, range, format, and category constraints. Invalid requests are rejected immediately with appropriate validation errors, preventing incorrect data from reaching the machine learning model.</w:t>
+      </w:r>
+    </w:p>
+    <w:p>
+      <w:pPr>
+        <w:rPr>
+          <w:i/>
+          <w:iCs/>
+          <w:sz w:val="28"/>
+          <w:szCs w:val="28"/>
+        </w:rPr>
+      </w:pPr>
+      <w:r>
+        <w:rPr>
+          <w:i/>
+          <w:iCs/>
+          <w:sz w:val="28"/>
+          <w:szCs w:val="28"/>
+        </w:rPr>
+        <w:t>The validation process consists of the following steps:</w:t>
+      </w:r>
+    </w:p>
+    <w:p>
+      <w:pPr>
+        <w:rPr>
+          <w:i/>
+          <w:iCs/>
+          <w:sz w:val="28"/>
+          <w:szCs w:val="28"/>
+        </w:rPr>
+      </w:pPr>
+      <w:r>
+        <w:rPr>
+          <w:b/>
+          <w:bCs/>
+          <w:i/>
+          <w:iCs/>
+          <w:sz w:val="28"/>
+          <w:szCs w:val="28"/>
+        </w:rPr>
+        <w:t>Step 1: Data Type Validation</w:t>
+      </w:r>
+    </w:p>
+    <w:p>
+      <w:pPr>
+        <w:rPr>
+          <w:i/>
+          <w:iCs/>
+          <w:sz w:val="28"/>
+          <w:szCs w:val="28"/>
+        </w:rPr>
+      </w:pPr>
+      <w:r>
+        <w:rPr>
+          <w:i/>
+          <w:iCs/>
+          <w:sz w:val="28"/>
+          <w:szCs w:val="28"/>
+        </w:rPr>
+        <w:t xml:space="preserve">Each input feature is assigned a specific datatype such as </w:t>
+      </w:r>
+      <w:r>
+        <w:rPr>
+          <w:b/>
+          <w:bCs/>
+          <w:i/>
+          <w:iCs/>
+          <w:sz w:val="28"/>
+          <w:szCs w:val="28"/>
+        </w:rPr>
+        <w:t>Integer, Float, String, List, or Enum</w:t>
+      </w:r>
+      <w:r>
+        <w:rPr>
+          <w:i/>
+          <w:iCs/>
+          <w:sz w:val="28"/>
+          <w:szCs w:val="28"/>
+        </w:rPr>
+        <w:t>. During request parsing, Pydantic automatically converts compatible values to the required datatype and rejects incompatible values.</w:t>
+      </w:r>
+    </w:p>
+    <w:p>
+      <w:pPr>
+        <w:rPr>
+          <w:i/>
+          <w:iCs/>
+          <w:sz w:val="28"/>
+          <w:szCs w:val="28"/>
+        </w:rPr>
+      </w:pPr>
+      <w:r>
+        <w:rPr>
+          <w:b/>
+          <w:bCs/>
+          <w:i/>
+          <w:iCs/>
+          <w:sz w:val="28"/>
+          <w:szCs w:val="28"/>
+        </w:rPr>
+        <w:t>Step 2: Range Validation</w:t>
+      </w:r>
+    </w:p>
+    <w:p>
+      <w:pPr>
+        <w:rPr>
+          <w:i/>
+          <w:iCs/>
+          <w:sz w:val="28"/>
+          <w:szCs w:val="28"/>
+        </w:rPr>
+      </w:pPr>
+      <w:r>
+        <w:rPr>
+          <w:i/>
+          <w:iCs/>
+          <w:sz w:val="28"/>
+          <w:szCs w:val="28"/>
+        </w:rPr>
+        <w:t xml:space="preserve">Numeric features are validated using the </w:t>
+      </w:r>
+      <w:proofErr w:type="gramStart"/>
+      <w:r>
+        <w:rPr>
+          <w:i/>
+          <w:iCs/>
+          <w:sz w:val="28"/>
+          <w:szCs w:val="28"/>
+        </w:rPr>
+        <w:t>Field(</w:t>
+      </w:r>
+      <w:proofErr w:type="gramEnd"/>
+      <w:r>
+        <w:rPr>
+          <w:i/>
+          <w:iCs/>
+          <w:sz w:val="28"/>
+          <w:szCs w:val="28"/>
+        </w:rPr>
+        <w:t>) constraints (</w:t>
+      </w:r>
+      <w:proofErr w:type="spellStart"/>
+      <w:r>
+        <w:rPr>
+          <w:i/>
+          <w:iCs/>
+          <w:sz w:val="28"/>
+          <w:szCs w:val="28"/>
+        </w:rPr>
+        <w:t>ge</w:t>
+      </w:r>
+      <w:proofErr w:type="spellEnd"/>
+      <w:r>
+        <w:rPr>
+          <w:i/>
+          <w:iCs/>
+          <w:sz w:val="28"/>
+          <w:szCs w:val="28"/>
+        </w:rPr>
+        <w:t xml:space="preserve"> and le).</w:t>
+      </w:r>
+    </w:p>
+    <w:p>
+      <w:pPr>
+        <w:rPr>
+          <w:i/>
+          <w:iCs/>
+          <w:sz w:val="28"/>
+          <w:szCs w:val="28"/>
+        </w:rPr>
+      </w:pPr>
+      <w:r>
+        <w:rPr>
+          <w:i/>
+          <w:iCs/>
+          <w:sz w:val="28"/>
+          <w:szCs w:val="28"/>
+        </w:rPr>
+        <w:t>Examples include:</w:t>
+      </w:r>
+    </w:p>
+    <w:p>
+      <w:pPr>
+        <w:numPr>
+          <w:ilvl w:val="0"/>
+          <w:numId w:val="13"/>
+        </w:numPr>
+        <w:rPr>
+          <w:i/>
+          <w:iCs/>
+          <w:sz w:val="28"/>
+          <w:szCs w:val="28"/>
+        </w:rPr>
+      </w:pPr>
+      <w:r>
+        <w:rPr>
+          <w:i/>
+          <w:iCs/>
+          <w:sz w:val="28"/>
+          <w:szCs w:val="28"/>
+        </w:rPr>
+        <w:t xml:space="preserve">Age: </w:t>
+      </w:r>
+      <w:r>
+        <w:rPr>
+          <w:b/>
+          <w:bCs/>
+          <w:i/>
+          <w:iCs/>
+          <w:sz w:val="28"/>
+          <w:szCs w:val="28"/>
+        </w:rPr>
+        <w:t>0–120</w:t>
+      </w:r>
+      <w:r>
+        <w:rPr>
+          <w:i/>
+          <w:iCs/>
+          <w:sz w:val="28"/>
+          <w:szCs w:val="28"/>
+        </w:rPr>
+        <w:t xml:space="preserve"> </w:t>
+      </w:r>
+    </w:p>
+    <w:p>
+      <w:pPr>
+        <w:numPr>
+          <w:ilvl w:val="0"/>
+          <w:numId w:val="13"/>
+        </w:numPr>
+        <w:rPr>
+          <w:i/>
+          <w:iCs/>
+          <w:sz w:val="28"/>
+          <w:szCs w:val="28"/>
+        </w:rPr>
+      </w:pPr>
+      <w:r>
+        <w:rPr>
+          <w:i/>
+          <w:iCs/>
+          <w:sz w:val="28"/>
+          <w:szCs w:val="28"/>
+        </w:rPr>
+        <w:t xml:space="preserve">BPL Card: </w:t>
+      </w:r>
+      <w:r>
+        <w:rPr>
+          <w:b/>
+          <w:bCs/>
+          <w:i/>
+          <w:iCs/>
+          <w:sz w:val="28"/>
+          <w:szCs w:val="28"/>
+        </w:rPr>
+        <w:t>0–1</w:t>
+      </w:r>
+      <w:r>
+        <w:rPr>
+          <w:i/>
+          <w:iCs/>
+          <w:sz w:val="28"/>
+          <w:szCs w:val="28"/>
+        </w:rPr>
+        <w:t xml:space="preserve"> </w:t>
+      </w:r>
+    </w:p>
+    <w:p>
+      <w:pPr>
+        <w:numPr>
+          <w:ilvl w:val="0"/>
+          <w:numId w:val="13"/>
+        </w:numPr>
+        <w:rPr>
+          <w:i/>
+          <w:iCs/>
+          <w:sz w:val="28"/>
+          <w:szCs w:val="28"/>
+        </w:rPr>
+      </w:pPr>
+      <w:r>
+        <w:rPr>
+          <w:i/>
+          <w:iCs/>
+          <w:sz w:val="28"/>
+          <w:szCs w:val="28"/>
+        </w:rPr>
+        <w:t xml:space="preserve">Comorbidity Count: </w:t>
+      </w:r>
+      <w:r>
+        <w:rPr>
+          <w:b/>
+          <w:bCs/>
+          <w:i/>
+          <w:iCs/>
+          <w:sz w:val="28"/>
+          <w:szCs w:val="28"/>
+        </w:rPr>
+        <w:t>0–10</w:t>
+      </w:r>
+      <w:r>
+        <w:rPr>
+          <w:i/>
+          <w:iCs/>
+          <w:sz w:val="28"/>
+          <w:szCs w:val="28"/>
+        </w:rPr>
+        <w:t xml:space="preserve"> </w:t>
+      </w:r>
+    </w:p>
+    <w:p>
+      <w:pPr>
+        <w:numPr>
+          <w:ilvl w:val="0"/>
+          <w:numId w:val="13"/>
+        </w:numPr>
+        <w:rPr>
+          <w:i/>
+          <w:iCs/>
+          <w:sz w:val="28"/>
+          <w:szCs w:val="28"/>
+        </w:rPr>
+      </w:pPr>
+      <w:r>
+        <w:rPr>
+          <w:i/>
+          <w:iCs/>
+          <w:sz w:val="28"/>
+          <w:szCs w:val="28"/>
+        </w:rPr>
+        <w:t xml:space="preserve">Previous Admissions: </w:t>
+      </w:r>
+      <w:r>
+        <w:rPr>
+          <w:b/>
+          <w:bCs/>
+          <w:i/>
+          <w:iCs/>
+          <w:sz w:val="28"/>
+          <w:szCs w:val="28"/>
+        </w:rPr>
+        <w:t>0–10</w:t>
+      </w:r>
+      <w:r>
+        <w:rPr>
+          <w:i/>
+          <w:iCs/>
+          <w:sz w:val="28"/>
+          <w:szCs w:val="28"/>
+        </w:rPr>
+        <w:t xml:space="preserve"> </w:t>
+      </w:r>
+    </w:p>
+    <w:p>
+      <w:pPr>
+        <w:numPr>
+          <w:ilvl w:val="0"/>
+          <w:numId w:val="13"/>
+        </w:numPr>
+        <w:rPr>
+          <w:i/>
+          <w:iCs/>
+          <w:sz w:val="28"/>
+          <w:szCs w:val="28"/>
+        </w:rPr>
+      </w:pPr>
+      <w:r>
+        <w:rPr>
+          <w:i/>
+          <w:iCs/>
+          <w:sz w:val="28"/>
+          <w:szCs w:val="28"/>
+        </w:rPr>
+        <w:t xml:space="preserve">Charlson Index: </w:t>
+      </w:r>
+      <w:r>
+        <w:rPr>
+          <w:b/>
+          <w:bCs/>
+          <w:i/>
+          <w:iCs/>
+          <w:sz w:val="28"/>
+          <w:szCs w:val="28"/>
+        </w:rPr>
+        <w:t>0–6</w:t>
+      </w:r>
+      <w:r>
+        <w:rPr>
+          <w:i/>
+          <w:iCs/>
+          <w:sz w:val="28"/>
+          <w:szCs w:val="28"/>
+        </w:rPr>
+        <w:t xml:space="preserve"> </w:t>
+      </w:r>
+    </w:p>
+    <w:p>
+      <w:pPr>
+        <w:numPr>
+          <w:ilvl w:val="0"/>
+          <w:numId w:val="13"/>
+        </w:numPr>
+        <w:rPr>
+          <w:i/>
+          <w:iCs/>
+          <w:sz w:val="28"/>
+          <w:szCs w:val="28"/>
+        </w:rPr>
+      </w:pPr>
+      <w:r>
+        <w:rPr>
+          <w:i/>
+          <w:iCs/>
+          <w:sz w:val="28"/>
+          <w:szCs w:val="28"/>
+        </w:rPr>
+        <w:t xml:space="preserve">HbA1c: </w:t>
+      </w:r>
+      <w:r>
+        <w:rPr>
+          <w:b/>
+          <w:bCs/>
+          <w:i/>
+          <w:iCs/>
+          <w:sz w:val="28"/>
+          <w:szCs w:val="28"/>
+        </w:rPr>
+        <w:t>3–15</w:t>
+      </w:r>
+      <w:r>
+        <w:rPr>
+          <w:i/>
+          <w:iCs/>
+          <w:sz w:val="28"/>
+          <w:szCs w:val="28"/>
+        </w:rPr>
+        <w:t xml:space="preserve"> </w:t>
+      </w:r>
+    </w:p>
+    <w:p>
+      <w:pPr>
+        <w:numPr>
+          <w:ilvl w:val="0"/>
+          <w:numId w:val="13"/>
+        </w:numPr>
+        <w:rPr>
+          <w:i/>
+          <w:iCs/>
+          <w:sz w:val="28"/>
+          <w:szCs w:val="28"/>
+        </w:rPr>
+      </w:pPr>
+      <w:r>
+        <w:rPr>
+          <w:i/>
+          <w:iCs/>
+          <w:sz w:val="28"/>
+          <w:szCs w:val="28"/>
+        </w:rPr>
+        <w:t xml:space="preserve">Creatinine: </w:t>
+      </w:r>
+      <w:r>
+        <w:rPr>
+          <w:b/>
+          <w:bCs/>
+          <w:i/>
+          <w:iCs/>
+          <w:sz w:val="28"/>
+          <w:szCs w:val="28"/>
+        </w:rPr>
+        <w:t>0.35–16</w:t>
+      </w:r>
+      <w:r>
+        <w:rPr>
+          <w:i/>
+          <w:iCs/>
+          <w:sz w:val="28"/>
+          <w:szCs w:val="28"/>
+        </w:rPr>
+        <w:t xml:space="preserve"> </w:t>
+      </w:r>
+    </w:p>
+    <w:p>
+      <w:pPr>
+        <w:numPr>
+          <w:ilvl w:val="0"/>
+          <w:numId w:val="13"/>
+        </w:numPr>
+        <w:rPr>
+          <w:i/>
+          <w:iCs/>
+          <w:sz w:val="28"/>
+          <w:szCs w:val="28"/>
+        </w:rPr>
+      </w:pPr>
+      <w:r>
+        <w:rPr>
+          <w:i/>
+          <w:iCs/>
+          <w:sz w:val="28"/>
+          <w:szCs w:val="28"/>
+        </w:rPr>
+        <w:t xml:space="preserve">Haemoglobin: </w:t>
+      </w:r>
+      <w:r>
+        <w:rPr>
+          <w:b/>
+          <w:bCs/>
+          <w:i/>
+          <w:iCs/>
+          <w:sz w:val="28"/>
+          <w:szCs w:val="28"/>
+        </w:rPr>
+        <w:t>3–19</w:t>
+      </w:r>
+      <w:r>
+        <w:rPr>
+          <w:i/>
+          <w:iCs/>
+          <w:sz w:val="28"/>
+          <w:szCs w:val="28"/>
+        </w:rPr>
+        <w:t xml:space="preserve"> </w:t>
+      </w:r>
+    </w:p>
+    <w:p>
+      <w:pPr>
+        <w:numPr>
+          <w:ilvl w:val="0"/>
+          <w:numId w:val="13"/>
+        </w:numPr>
+        <w:rPr>
+          <w:i/>
+          <w:iCs/>
+          <w:sz w:val="28"/>
+          <w:szCs w:val="28"/>
+        </w:rPr>
+      </w:pPr>
+      <w:r>
+        <w:rPr>
+          <w:i/>
+          <w:iCs/>
+          <w:sz w:val="28"/>
+          <w:szCs w:val="28"/>
+        </w:rPr>
+        <w:t xml:space="preserve">Systolic Blood Pressure: </w:t>
+      </w:r>
+      <w:r>
+        <w:rPr>
+          <w:b/>
+          <w:bCs/>
+          <w:i/>
+          <w:iCs/>
+          <w:sz w:val="28"/>
+          <w:szCs w:val="28"/>
+        </w:rPr>
+        <w:t>80–225</w:t>
+      </w:r>
+      <w:r>
+        <w:rPr>
+          <w:i/>
+          <w:iCs/>
+          <w:sz w:val="28"/>
+          <w:szCs w:val="28"/>
+        </w:rPr>
+        <w:t xml:space="preserve"> </w:t>
+      </w:r>
+    </w:p>
+    <w:p>
+      <w:pPr>
+        <w:numPr>
+          <w:ilvl w:val="0"/>
+          <w:numId w:val="13"/>
+        </w:numPr>
+        <w:rPr>
+          <w:i/>
+          <w:iCs/>
+          <w:sz w:val="28"/>
+          <w:szCs w:val="28"/>
+        </w:rPr>
+      </w:pPr>
+      <w:r>
+        <w:rPr>
+          <w:i/>
+          <w:iCs/>
+          <w:sz w:val="28"/>
+          <w:szCs w:val="28"/>
+        </w:rPr>
+        <w:t xml:space="preserve">Hospital Beds: </w:t>
+      </w:r>
+      <w:r>
+        <w:rPr>
+          <w:b/>
+          <w:bCs/>
+          <w:i/>
+          <w:iCs/>
+          <w:sz w:val="28"/>
+          <w:szCs w:val="28"/>
+        </w:rPr>
+        <w:t>40–2500</w:t>
+      </w:r>
+      <w:r>
+        <w:rPr>
+          <w:i/>
+          <w:iCs/>
+          <w:sz w:val="28"/>
+          <w:szCs w:val="28"/>
+        </w:rPr>
+        <w:t xml:space="preserve"> </w:t>
+      </w:r>
+    </w:p>
+    <w:p>
+      <w:pPr>
+        <w:numPr>
+          <w:ilvl w:val="0"/>
+          <w:numId w:val="13"/>
+        </w:numPr>
+        <w:rPr>
+          <w:i/>
+          <w:iCs/>
+          <w:sz w:val="28"/>
+          <w:szCs w:val="28"/>
+        </w:rPr>
+      </w:pPr>
+      <w:r>
+        <w:rPr>
+          <w:i/>
+          <w:iCs/>
+          <w:sz w:val="28"/>
+          <w:szCs w:val="28"/>
+        </w:rPr>
+        <w:t xml:space="preserve">Total Cost and Government Subsidy: </w:t>
+      </w:r>
+      <w:r>
+        <w:rPr>
+          <w:b/>
+          <w:bCs/>
+          <w:i/>
+          <w:iCs/>
+          <w:sz w:val="28"/>
+          <w:szCs w:val="28"/>
+        </w:rPr>
+        <w:t>0–20,000,000</w:t>
+      </w:r>
+      <w:r>
+        <w:rPr>
+          <w:i/>
+          <w:iCs/>
+          <w:sz w:val="28"/>
+          <w:szCs w:val="28"/>
+        </w:rPr>
+        <w:t xml:space="preserve"> </w:t>
+      </w:r>
+    </w:p>
+    <w:p>
+      <w:pPr>
+        <w:rPr>
+          <w:i/>
+          <w:iCs/>
+          <w:sz w:val="28"/>
+          <w:szCs w:val="28"/>
+        </w:rPr>
+      </w:pPr>
+      <w:r>
+        <w:rPr>
+          <w:i/>
+          <w:iCs/>
+          <w:sz w:val="28"/>
+          <w:szCs w:val="28"/>
+        </w:rPr>
+        <w:lastRenderedPageBreak/>
+        <w:t>If any value falls outside its permitted range, the request is rejected automatically.</w:t>
+      </w:r>
+    </w:p>
+    <w:p>
+      <w:pPr>
+        <w:rPr>
+          <w:i/>
+          <w:iCs/>
+          <w:sz w:val="28"/>
+          <w:szCs w:val="28"/>
+        </w:rPr>
+      </w:pPr>
+      <w:r>
+        <w:rPr>
+          <w:b/>
+          <w:bCs/>
+          <w:i/>
+          <w:iCs/>
+          <w:sz w:val="28"/>
+          <w:szCs w:val="28"/>
+        </w:rPr>
+        <w:t>Step 3: Categorical Validation using Enums</w:t>
+      </w:r>
+    </w:p>
+    <w:p>
+      <w:pPr>
+        <w:rPr>
+          <w:i/>
+          <w:iCs/>
+          <w:sz w:val="28"/>
+          <w:szCs w:val="28"/>
+        </w:rPr>
+      </w:pPr>
+      <w:r>
+        <w:rPr>
+          <w:i/>
+          <w:iCs/>
+          <w:sz w:val="28"/>
+          <w:szCs w:val="28"/>
+        </w:rPr>
+        <w:t xml:space="preserve">Categorical features are validated using Python </w:t>
+      </w:r>
+      <w:r>
+        <w:rPr>
+          <w:b/>
+          <w:bCs/>
+          <w:i/>
+          <w:iCs/>
+          <w:sz w:val="28"/>
+          <w:szCs w:val="28"/>
+        </w:rPr>
+        <w:t>Enum</w:t>
+      </w:r>
+      <w:r>
+        <w:rPr>
+          <w:i/>
+          <w:iCs/>
+          <w:sz w:val="28"/>
+          <w:szCs w:val="28"/>
+        </w:rPr>
+        <w:t xml:space="preserve"> classes.</w:t>
+      </w:r>
+    </w:p>
+    <w:p>
+      <w:pPr>
+        <w:rPr>
+          <w:i/>
+          <w:iCs/>
+          <w:sz w:val="28"/>
+          <w:szCs w:val="28"/>
+        </w:rPr>
+      </w:pPr>
+      <w:r>
+        <w:rPr>
+          <w:i/>
+          <w:iCs/>
+          <w:sz w:val="28"/>
+          <w:szCs w:val="28"/>
+        </w:rPr>
+        <w:t>The allowed categories include:</w:t>
+      </w:r>
+    </w:p>
+    <w:p>
+      <w:pPr>
+        <w:numPr>
+          <w:ilvl w:val="0"/>
+          <w:numId w:val="14"/>
+        </w:numPr>
+        <w:rPr>
+          <w:i/>
+          <w:iCs/>
+          <w:sz w:val="28"/>
+          <w:szCs w:val="28"/>
+        </w:rPr>
+      </w:pPr>
+      <w:r>
+        <w:rPr>
+          <w:i/>
+          <w:iCs/>
+          <w:sz w:val="28"/>
+          <w:szCs w:val="28"/>
+        </w:rPr>
+        <w:t xml:space="preserve">Gender </w:t>
+      </w:r>
+    </w:p>
+    <w:p>
+      <w:pPr>
+        <w:numPr>
+          <w:ilvl w:val="0"/>
+          <w:numId w:val="14"/>
+        </w:numPr>
+        <w:rPr>
+          <w:i/>
+          <w:iCs/>
+          <w:sz w:val="28"/>
+          <w:szCs w:val="28"/>
+        </w:rPr>
+      </w:pPr>
+      <w:r>
+        <w:rPr>
+          <w:i/>
+          <w:iCs/>
+          <w:sz w:val="28"/>
+          <w:szCs w:val="28"/>
+        </w:rPr>
+        <w:t xml:space="preserve">Insurance Type </w:t>
+      </w:r>
+    </w:p>
+    <w:p>
+      <w:pPr>
+        <w:numPr>
+          <w:ilvl w:val="0"/>
+          <w:numId w:val="14"/>
+        </w:numPr>
+        <w:rPr>
+          <w:i/>
+          <w:iCs/>
+          <w:sz w:val="28"/>
+          <w:szCs w:val="28"/>
+        </w:rPr>
+      </w:pPr>
+      <w:r>
+        <w:rPr>
+          <w:i/>
+          <w:iCs/>
+          <w:sz w:val="28"/>
+          <w:szCs w:val="28"/>
+        </w:rPr>
+        <w:t xml:space="preserve">Admission Type </w:t>
+      </w:r>
+    </w:p>
+    <w:p>
+      <w:pPr>
+        <w:numPr>
+          <w:ilvl w:val="0"/>
+          <w:numId w:val="14"/>
+        </w:numPr>
+        <w:rPr>
+          <w:i/>
+          <w:iCs/>
+          <w:sz w:val="28"/>
+          <w:szCs w:val="28"/>
+        </w:rPr>
+      </w:pPr>
+      <w:r>
+        <w:rPr>
+          <w:i/>
+          <w:iCs/>
+          <w:sz w:val="28"/>
+          <w:szCs w:val="28"/>
+        </w:rPr>
+        <w:t xml:space="preserve">Ward Type </w:t>
+      </w:r>
+    </w:p>
+    <w:p>
+      <w:pPr>
+        <w:numPr>
+          <w:ilvl w:val="0"/>
+          <w:numId w:val="14"/>
+        </w:numPr>
+        <w:rPr>
+          <w:i/>
+          <w:iCs/>
+          <w:sz w:val="28"/>
+          <w:szCs w:val="28"/>
+        </w:rPr>
+      </w:pPr>
+      <w:r>
+        <w:rPr>
+          <w:i/>
+          <w:iCs/>
+          <w:sz w:val="28"/>
+          <w:szCs w:val="28"/>
+        </w:rPr>
+        <w:t xml:space="preserve">Discharge Type </w:t>
+      </w:r>
+    </w:p>
+    <w:p>
+      <w:pPr>
+        <w:numPr>
+          <w:ilvl w:val="0"/>
+          <w:numId w:val="14"/>
+        </w:numPr>
+        <w:rPr>
+          <w:i/>
+          <w:iCs/>
+          <w:sz w:val="28"/>
+          <w:szCs w:val="28"/>
+        </w:rPr>
+      </w:pPr>
+      <w:r>
+        <w:rPr>
+          <w:i/>
+          <w:iCs/>
+          <w:sz w:val="28"/>
+          <w:szCs w:val="28"/>
+        </w:rPr>
+        <w:t xml:space="preserve">Hospital Tier </w:t>
+      </w:r>
+    </w:p>
+    <w:p>
+      <w:pPr>
+        <w:numPr>
+          <w:ilvl w:val="0"/>
+          <w:numId w:val="14"/>
+        </w:numPr>
+        <w:rPr>
+          <w:i/>
+          <w:iCs/>
+          <w:sz w:val="28"/>
+          <w:szCs w:val="28"/>
+        </w:rPr>
+      </w:pPr>
+      <w:r>
+        <w:rPr>
+          <w:i/>
+          <w:iCs/>
+          <w:sz w:val="28"/>
+          <w:szCs w:val="28"/>
+        </w:rPr>
+        <w:t xml:space="preserve">Cost Category </w:t>
+      </w:r>
+    </w:p>
+    <w:p>
+      <w:pPr>
+        <w:numPr>
+          <w:ilvl w:val="0"/>
+          <w:numId w:val="14"/>
+        </w:numPr>
+        <w:rPr>
+          <w:i/>
+          <w:iCs/>
+          <w:sz w:val="28"/>
+          <w:szCs w:val="28"/>
+        </w:rPr>
+      </w:pPr>
+      <w:r>
+        <w:rPr>
+          <w:i/>
+          <w:iCs/>
+          <w:sz w:val="28"/>
+          <w:szCs w:val="28"/>
+        </w:rPr>
+        <w:t xml:space="preserve">Diagnosis Category </w:t>
+      </w:r>
+    </w:p>
+    <w:p>
+      <w:pPr>
+        <w:rPr>
+          <w:i/>
+          <w:iCs/>
+          <w:sz w:val="28"/>
+          <w:szCs w:val="28"/>
+        </w:rPr>
+      </w:pPr>
+      <w:r>
+        <w:rPr>
+          <w:i/>
+          <w:iCs/>
+          <w:sz w:val="28"/>
+          <w:szCs w:val="28"/>
+        </w:rPr>
+        <w:t>Only predefined values are accepted. Any unknown category results in a validation error.</w:t>
+      </w:r>
+    </w:p>
+    <w:p>
+      <w:pPr>
+        <w:rPr>
+          <w:i/>
+          <w:iCs/>
+          <w:sz w:val="28"/>
+          <w:szCs w:val="28"/>
+        </w:rPr>
+      </w:pPr>
+      <w:r>
+        <w:rPr>
+          <w:b/>
+          <w:bCs/>
+          <w:i/>
+          <w:iCs/>
+          <w:sz w:val="28"/>
+          <w:szCs w:val="28"/>
+        </w:rPr>
+        <w:t>Step 4: Date Format Validation</w:t>
+      </w:r>
+    </w:p>
+    <w:p>
+      <w:pPr>
+        <w:rPr>
+          <w:i/>
+          <w:iCs/>
+          <w:sz w:val="28"/>
+          <w:szCs w:val="28"/>
+        </w:rPr>
+      </w:pPr>
+      <w:r>
+        <w:rPr>
+          <w:i/>
+          <w:iCs/>
+          <w:sz w:val="28"/>
+          <w:szCs w:val="28"/>
+        </w:rPr>
+        <w:t xml:space="preserve">Custom @field_validator methods validate both </w:t>
+      </w:r>
+      <w:r>
+        <w:rPr>
+          <w:b/>
+          <w:bCs/>
+          <w:i/>
+          <w:iCs/>
+          <w:sz w:val="28"/>
+          <w:szCs w:val="28"/>
+        </w:rPr>
+        <w:t>Admission Date</w:t>
+      </w:r>
+      <w:r>
+        <w:rPr>
+          <w:i/>
+          <w:iCs/>
+          <w:sz w:val="28"/>
+          <w:szCs w:val="28"/>
+        </w:rPr>
+        <w:t xml:space="preserve"> and </w:t>
+      </w:r>
+      <w:r>
+        <w:rPr>
+          <w:b/>
+          <w:bCs/>
+          <w:i/>
+          <w:iCs/>
+          <w:sz w:val="28"/>
+          <w:szCs w:val="28"/>
+        </w:rPr>
+        <w:t>Discharge Date</w:t>
+      </w:r>
+      <w:r>
+        <w:rPr>
+          <w:i/>
+          <w:iCs/>
+          <w:sz w:val="28"/>
+          <w:szCs w:val="28"/>
+        </w:rPr>
+        <w:t>.</w:t>
+      </w:r>
+    </w:p>
+    <w:p>
+      <w:pPr>
+        <w:rPr>
+          <w:i/>
+          <w:iCs/>
+          <w:sz w:val="28"/>
+          <w:szCs w:val="28"/>
+        </w:rPr>
+      </w:pPr>
+      <w:r>
+        <w:rPr>
+          <w:i/>
+          <w:iCs/>
+          <w:sz w:val="28"/>
+          <w:szCs w:val="28"/>
+        </w:rPr>
+        <w:t xml:space="preserve">The validator uses the </w:t>
+      </w:r>
+      <w:proofErr w:type="spellStart"/>
+      <w:proofErr w:type="gramStart"/>
+      <w:r>
+        <w:rPr>
+          <w:i/>
+          <w:iCs/>
+          <w:sz w:val="28"/>
+          <w:szCs w:val="28"/>
+        </w:rPr>
+        <w:t>datetime.strptime</w:t>
+      </w:r>
+      <w:proofErr w:type="spellEnd"/>
+      <w:proofErr w:type="gramEnd"/>
+      <w:r>
+        <w:rPr>
+          <w:i/>
+          <w:iCs/>
+          <w:sz w:val="28"/>
+          <w:szCs w:val="28"/>
+        </w:rPr>
+        <w:t xml:space="preserve">() function to verify that both dates follow the </w:t>
+      </w:r>
+      <w:r>
+        <w:rPr>
+          <w:b/>
+          <w:bCs/>
+          <w:i/>
+          <w:iCs/>
+          <w:sz w:val="28"/>
+          <w:szCs w:val="28"/>
+        </w:rPr>
+        <w:t>DD/MM/YYYY</w:t>
+      </w:r>
+      <w:r>
+        <w:rPr>
+          <w:i/>
+          <w:iCs/>
+          <w:sz w:val="28"/>
+          <w:szCs w:val="28"/>
+        </w:rPr>
+        <w:t xml:space="preserve"> format. Invalid date formats are rejected before preprocessing.</w:t>
+      </w:r>
+    </w:p>
+    <w:p>
+      <w:pPr>
+        <w:rPr>
+          <w:i/>
+          <w:iCs/>
+          <w:sz w:val="28"/>
+          <w:szCs w:val="28"/>
+        </w:rPr>
+      </w:pPr>
+      <w:r>
+        <w:rPr>
+          <w:b/>
+          <w:bCs/>
+          <w:i/>
+          <w:iCs/>
+          <w:sz w:val="28"/>
+          <w:szCs w:val="28"/>
+        </w:rPr>
+        <w:t>Step 5: Automatic Feature Generation</w:t>
+      </w:r>
+    </w:p>
+    <w:p>
+      <w:pPr>
+        <w:rPr>
+          <w:i/>
+          <w:iCs/>
+          <w:sz w:val="28"/>
+          <w:szCs w:val="28"/>
+        </w:rPr>
+      </w:pPr>
+      <w:r>
+        <w:rPr>
+          <w:i/>
+          <w:iCs/>
+          <w:sz w:val="28"/>
+          <w:szCs w:val="28"/>
+        </w:rPr>
+        <w:t xml:space="preserve">The </w:t>
+      </w:r>
+      <w:r>
+        <w:rPr>
+          <w:b/>
+          <w:bCs/>
+          <w:i/>
+          <w:iCs/>
+          <w:sz w:val="28"/>
+          <w:szCs w:val="28"/>
+        </w:rPr>
+        <w:t>Length of Stay (LOS)</w:t>
+      </w:r>
+      <w:r>
+        <w:rPr>
+          <w:i/>
+          <w:iCs/>
+          <w:sz w:val="28"/>
+          <w:szCs w:val="28"/>
+        </w:rPr>
+        <w:t xml:space="preserve"> is </w:t>
+      </w:r>
+      <w:r>
+        <w:rPr>
+          <w:b/>
+          <w:bCs/>
+          <w:i/>
+          <w:iCs/>
+          <w:sz w:val="28"/>
+          <w:szCs w:val="28"/>
+        </w:rPr>
+        <w:t>not accepted as user input</w:t>
+      </w:r>
+      <w:r>
+        <w:rPr>
+          <w:i/>
+          <w:iCs/>
+          <w:sz w:val="28"/>
+          <w:szCs w:val="28"/>
+        </w:rPr>
+        <w:t xml:space="preserve">. Instead, it is computed automatically after successful validation using the validated </w:t>
+      </w:r>
+      <w:r>
+        <w:rPr>
+          <w:b/>
+          <w:bCs/>
+          <w:i/>
+          <w:iCs/>
+          <w:sz w:val="28"/>
+          <w:szCs w:val="28"/>
+        </w:rPr>
+        <w:t>Admission Date</w:t>
+      </w:r>
+      <w:r>
+        <w:rPr>
+          <w:i/>
+          <w:iCs/>
+          <w:sz w:val="28"/>
+          <w:szCs w:val="28"/>
+        </w:rPr>
+        <w:t xml:space="preserve"> and </w:t>
+      </w:r>
+      <w:r>
+        <w:rPr>
+          <w:b/>
+          <w:bCs/>
+          <w:i/>
+          <w:iCs/>
+          <w:sz w:val="28"/>
+          <w:szCs w:val="28"/>
+        </w:rPr>
+        <w:t>Discharge Date</w:t>
+      </w:r>
+      <w:r>
+        <w:rPr>
+          <w:i/>
+          <w:iCs/>
+          <w:sz w:val="28"/>
+          <w:szCs w:val="28"/>
+        </w:rPr>
+        <w:t>.</w:t>
+      </w:r>
+    </w:p>
+    <w:p>
+      <w:pPr>
+        <w:rPr>
+          <w:i/>
+          <w:iCs/>
+          <w:sz w:val="28"/>
+          <w:szCs w:val="28"/>
+        </w:rPr>
+      </w:pPr>
+      <m:oMathPara>
+        <m:oMath>
+          <m:r>
+            <m:rPr>
+              <m:nor/>
+            </m:rPr>
+            <w:rPr>
+              <w:i/>
+              <w:iCs/>
+              <w:sz w:val="28"/>
+              <w:szCs w:val="28"/>
+            </w:rPr>
+            <m:t>LOS</m:t>
+          </m:r>
+          <m:r>
+            <w:rPr>
+              <w:rFonts w:ascii="Cambria Math" w:hAnsi="Cambria Math"/>
+              <w:sz w:val="28"/>
+              <w:szCs w:val="28"/>
+            </w:rPr>
+            <m:t>=</m:t>
+          </m:r>
+          <m:r>
+            <m:rPr>
+              <m:nor/>
+            </m:rPr>
+            <w:rPr>
+              <w:i/>
+              <w:iCs/>
+              <w:sz w:val="28"/>
+              <w:szCs w:val="28"/>
+            </w:rPr>
+            <m:t>Discharge Date</m:t>
+          </m:r>
+          <m:r>
+            <w:rPr>
+              <w:rFonts w:ascii="Cambria Math" w:hAnsi="Cambria Math"/>
+              <w:sz w:val="28"/>
+              <w:szCs w:val="28"/>
+            </w:rPr>
+            <m:t>-</m:t>
+          </m:r>
+          <m:r>
+            <m:rPr>
+              <m:nor/>
+            </m:rPr>
+            <w:rPr>
+              <w:i/>
+              <w:iCs/>
+              <w:sz w:val="28"/>
+              <w:szCs w:val="28"/>
+            </w:rPr>
+            <m:t>Admission Date</m:t>
+          </m:r>
+          <m:r>
+            <w:rPr>
+              <w:sz w:val="28"/>
+              <w:szCs w:val="28"/>
+            </w:rPr>
+            <w:br/>
+          </m:r>
+        </m:oMath>
+      </m:oMathPara>
+    </w:p>
+    <w:p>
+      <w:pPr>
+        <w:rPr>
+          <w:i/>
+          <w:iCs/>
+          <w:sz w:val="28"/>
+          <w:szCs w:val="28"/>
+        </w:rPr>
+      </w:pPr>
+      <w:r>
+        <w:rPr>
+          <w:i/>
+          <w:iCs/>
+          <w:sz w:val="28"/>
+          <w:szCs w:val="28"/>
+        </w:rPr>
+        <w:lastRenderedPageBreak/>
+        <w:t>This ensures that the feature is always calculated consistently and eliminates manual input errors.</w:t>
+      </w:r>
+    </w:p>
+    <w:p>
+      <w:pPr>
+        <w:rPr>
+          <w:i/>
+          <w:iCs/>
+          <w:sz w:val="28"/>
+          <w:szCs w:val="28"/>
+        </w:rPr>
+      </w:pPr>
+      <w:r>
+        <w:rPr>
+          <w:b/>
+          <w:bCs/>
+          <w:i/>
+          <w:iCs/>
+          <w:sz w:val="28"/>
+          <w:szCs w:val="28"/>
+        </w:rPr>
+        <w:t>Step 6: Validated Data Transfer</w:t>
+      </w:r>
+    </w:p>
+    <w:p>
+      <w:pPr>
+        <w:rPr>
+          <w:i/>
+          <w:iCs/>
+          <w:sz w:val="28"/>
+          <w:szCs w:val="28"/>
+        </w:rPr>
+      </w:pPr>
+      <w:r>
+        <w:rPr>
+          <w:i/>
+          <w:iCs/>
+          <w:sz w:val="28"/>
+          <w:szCs w:val="28"/>
+        </w:rPr>
+        <w:t>After all validation checks are successfully completed, the validated input is converted into a structured Python object and passed to the preprocessing pipeline, where missing value imputation, encoding, feature transformation, and scaling are performed before prediction.</w:t>
+      </w:r>
+    </w:p>
+    <w:p>
+      <w:pPr>
+        <w:rPr>
+          <w:i/>
+          <w:iCs/>
+          <w:sz w:val="28"/>
+          <w:szCs w:val="28"/>
+          <w:lang w:val="en-US"/>
+        </w:rPr>
+      </w:pPr>
+    </w:p>
+    <w:p>
+      <w:pPr>
+        <w:rPr>
+          <w:i/>
+          <w:iCs/>
+          <w:sz w:val="40"/>
+          <w:szCs w:val="40"/>
+          <w:lang w:val="en-US"/>
+        </w:rPr>
+      </w:pPr>
+    </w:p>
+    <w:p>
+      <w:pPr>
+        <w:rPr>
+          <w:i/>
+          <w:iCs/>
+          <w:sz w:val="40"/>
+          <w:szCs w:val="40"/>
+          <w:lang w:val="en-US"/>
+        </w:rPr>
+      </w:pPr>
+    </w:p>
+    <w:p>
+      <w:pPr>
+        <w:rPr>
+          <w:i/>
+          <w:iCs/>
+          <w:sz w:val="40"/>
+          <w:szCs w:val="40"/>
+          <w:lang w:val="en-US"/>
+        </w:rPr>
+      </w:pPr>
+    </w:p>
+    <w:p>
+      <w:pPr>
+        <w:rPr>
+          <w:i/>
+          <w:iCs/>
+          <w:sz w:val="40"/>
+          <w:szCs w:val="40"/>
+          <w:lang w:val="en-US"/>
+        </w:rPr>
+      </w:pPr>
+    </w:p>
+    <w:p>
+      <w:pPr>
+        <w:rPr>
+          <w:i/>
+          <w:iCs/>
+          <w:sz w:val="40"/>
+          <w:szCs w:val="40"/>
+          <w:lang w:val="en-US"/>
+        </w:rPr>
+      </w:pPr>
+    </w:p>
+    <w:p>
+      <w:pPr>
+        <w:rPr>
+          <w:i/>
+          <w:iCs/>
+          <w:sz w:val="40"/>
+          <w:szCs w:val="40"/>
+          <w:lang w:val="en-US"/>
+        </w:rPr>
+      </w:pPr>
+    </w:p>
+    <w:p>
+      <w:pPr>
+        <w:rPr>
+          <w:i/>
+          <w:iCs/>
+          <w:sz w:val="40"/>
+          <w:szCs w:val="40"/>
+          <w:lang w:val="en-US"/>
+        </w:rPr>
+      </w:pPr>
+    </w:p>
+    <w:p>
+      <w:pPr>
+        <w:rPr>
+          <w:i/>
+          <w:iCs/>
+          <w:sz w:val="40"/>
+          <w:szCs w:val="40"/>
+          <w:lang w:val="en-US"/>
+        </w:rPr>
+      </w:pPr>
+    </w:p>
+    <w:p>
+      <w:pPr>
+        <w:rPr>
+          <w:i/>
+          <w:iCs/>
+          <w:sz w:val="40"/>
+          <w:szCs w:val="40"/>
+          <w:lang w:val="en-US"/>
+        </w:rPr>
+      </w:pPr>
+    </w:p>
+    <w:p>
+      <w:pPr>
+        <w:rPr>
+          <w:i/>
+          <w:iCs/>
+          <w:sz w:val="40"/>
+          <w:szCs w:val="40"/>
+          <w:lang w:val="en-US"/>
+        </w:rPr>
+      </w:pPr>
+    </w:p>
+    <w:p>
+      <w:pPr>
+        <w:rPr>
+          <w:i/>
+          <w:iCs/>
+          <w:sz w:val="40"/>
+          <w:szCs w:val="40"/>
+          <w:lang w:val="en-US"/>
+        </w:rPr>
+      </w:pPr>
+    </w:p>
+    <w:p>
+      <w:pPr>
+        <w:rPr>
+          <w:i/>
+          <w:iCs/>
+          <w:sz w:val="40"/>
+          <w:szCs w:val="40"/>
+          <w:lang w:val="en-US"/>
+        </w:rPr>
+      </w:pPr>
+    </w:p>
+    <w:p>
+      <w:pPr>
+        <w:rPr>
+          <w:i/>
+          <w:iCs/>
+          <w:sz w:val="40"/>
+          <w:szCs w:val="40"/>
+          <w:lang w:val="en-US"/>
+        </w:rPr>
+      </w:pPr>
+    </w:p>
+    <w:p>
+      <w:pPr>
+        <w:rPr>
+          <w:i/>
+          <w:iCs/>
+          <w:sz w:val="40"/>
+          <w:szCs w:val="40"/>
+          <w:lang w:val="en-US"/>
+        </w:rPr>
+      </w:pPr>
+    </w:p>
+    <w:p>
+      <w:pPr>
+        <w:jc w:val="center"/>
+        <w:rPr>
+          <w:b/>
+          <w:bCs/>
+          <w:sz w:val="56"/>
+          <w:szCs w:val="56"/>
+          <w:u w:val="single"/>
+          <w:lang w:val="en-US"/>
+        </w:rPr>
+      </w:pPr>
+      <w:r>
+        <w:rPr>
+          <w:b/>
+          <w:bCs/>
+          <w:sz w:val="56"/>
+          <w:szCs w:val="56"/>
+          <w:u w:val="single"/>
+          <w:lang w:val="en-US"/>
+        </w:rPr>
+        <w:lastRenderedPageBreak/>
+        <w:t>User Interface/Result Page: -</w:t>
+      </w:r>
+    </w:p>
+    <w:p>
+      <w:pPr>
+        <w:rPr>
+          <w:b/>
+          <w:bCs/>
+          <w:sz w:val="56"/>
+          <w:szCs w:val="56"/>
+          <w:u w:val="single"/>
+          <w:lang w:val="en-US"/>
+        </w:rPr>
+      </w:pPr>
+      <w:r>
+        <w:rPr>
+          <w:i/>
+          <w:iCs/>
+          <w:sz w:val="48"/>
+          <w:szCs w:val="48"/>
+          <w:lang w:val="en-US"/>
+        </w:rPr>
+        <w:t>Web Page Link -</w:t>
+      </w:r>
+      <w:hyperlink r:id="rId6" w:history="1">
+        <w:r>
+          <w:rPr>
+            <w:rStyle w:val="Hyperlink"/>
+            <w:i/>
+            <w:iCs/>
+            <w:sz w:val="48"/>
+            <w:szCs w:val="48"/>
+            <w:lang w:val="en-US"/>
+          </w:rPr>
+          <w:t>link</w:t>
+        </w:r>
+      </w:hyperlink>
+      <w:r>
+        <w:rPr>
+          <w:b/>
+          <w:bCs/>
+          <w:sz w:val="56"/>
+          <w:szCs w:val="56"/>
+          <w:u w:val="single"/>
+          <w:lang w:val="en-US"/>
+        </w:rPr>
+        <w:t xml:space="preserve"> </w:t>
+      </w:r>
+    </w:p>
+    <w:p>
+      <w:pPr>
+        <w:rPr>
+          <w:b/>
+          <w:bCs/>
+          <w:sz w:val="56"/>
+          <w:szCs w:val="56"/>
+          <w:u w:val="single"/>
+          <w:lang w:val="en-US"/>
+        </w:rPr>
+      </w:pPr>
+    </w:p>
+    <w:p>
+      <w:pPr>
+        <w:rPr>
+          <w:b/>
+          <w:bCs/>
+          <w:sz w:val="56"/>
+          <w:szCs w:val="56"/>
+          <w:u w:val="single"/>
+          <w:lang w:val="en-US"/>
+        </w:rPr>
+      </w:pPr>
+    </w:p>
+    <w:p>
+      <w:pPr>
+        <w:rPr>
+          <w:b/>
+          <w:bCs/>
+          <w:sz w:val="56"/>
+          <w:szCs w:val="56"/>
+          <w:u w:val="single"/>
+          <w:lang w:val="en-US"/>
+        </w:rPr>
+      </w:pPr>
+    </w:p>
+    <w:p>
+      <w:pPr>
+        <w:rPr>
+          <w:b/>
+          <w:bCs/>
+          <w:sz w:val="56"/>
+          <w:szCs w:val="56"/>
+          <w:u w:val="single"/>
+          <w:lang w:val="en-US"/>
+        </w:rPr>
+      </w:pPr>
+    </w:p>
+    <w:p>
+      <w:pPr>
+        <w:rPr>
+          <w:b/>
+          <w:bCs/>
+          <w:sz w:val="56"/>
+          <w:szCs w:val="56"/>
+          <w:u w:val="single"/>
+          <w:lang w:val="en-US"/>
+        </w:rPr>
+      </w:pPr>
+    </w:p>
+    <w:p>
+      <w:pPr>
+        <w:rPr>
+          <w:b/>
+          <w:bCs/>
+          <w:sz w:val="56"/>
+          <w:szCs w:val="56"/>
+          <w:u w:val="single"/>
+          <w:lang w:val="en-US"/>
+        </w:rPr>
+      </w:pPr>
+    </w:p>
+    <w:p>
+      <w:pPr>
+        <w:rPr>
+          <w:b/>
+          <w:bCs/>
+          <w:sz w:val="56"/>
+          <w:szCs w:val="56"/>
+          <w:u w:val="single"/>
+          <w:lang w:val="en-US"/>
+        </w:rPr>
+      </w:pPr>
+    </w:p>
+    <w:p>
+      <w:pPr>
+        <w:rPr>
+          <w:b/>
+          <w:bCs/>
+          <w:sz w:val="56"/>
+          <w:szCs w:val="56"/>
+          <w:u w:val="single"/>
+          <w:lang w:val="en-US"/>
+        </w:rPr>
+      </w:pPr>
+    </w:p>
+    <w:p>
+      <w:pPr>
+        <w:rPr>
+          <w:b/>
+          <w:bCs/>
+          <w:sz w:val="56"/>
+          <w:szCs w:val="56"/>
+          <w:u w:val="single"/>
+          <w:lang w:val="en-US"/>
+        </w:rPr>
+      </w:pPr>
+    </w:p>
+    <w:p>
+      <w:pPr>
+        <w:rPr>
+          <w:b/>
+          <w:bCs/>
+          <w:sz w:val="56"/>
+          <w:szCs w:val="56"/>
+          <w:u w:val="single"/>
+          <w:lang w:val="en-US"/>
+        </w:rPr>
+      </w:pPr>
+    </w:p>
+    <w:p>
+      <w:pPr>
+        <w:rPr>
+          <w:b/>
+          <w:bCs/>
+          <w:sz w:val="56"/>
+          <w:szCs w:val="56"/>
+          <w:u w:val="single"/>
+          <w:lang w:val="en-US"/>
+        </w:rPr>
+      </w:pPr>
+    </w:p>
+    <w:p>
+      <w:pPr>
+        <w:rPr>
+          <w:b/>
+          <w:bCs/>
+          <w:sz w:val="56"/>
+          <w:szCs w:val="56"/>
+          <w:u w:val="single"/>
+          <w:lang w:val="en-US"/>
+        </w:rPr>
+      </w:pPr>
+    </w:p>
+    <w:p>
+      <w:pPr>
+        <w:rPr>
+          <w:i/>
+          <w:iCs/>
+          <w:sz w:val="40"/>
+          <w:szCs w:val="40"/>
           <w:lang w:val="en-US"/>
         </w:rPr>
       </w:pPr>
@@ -640,8 +7793,1663 @@
       </w:pPr>
     </w:lvl>
   </w:abstractNum>
+  <w:abstractNum w:abstractNumId="1" w15:restartNumberingAfterBreak="0">
+    <w:nsid w:val="027912B0"/>
+    <w:multiLevelType w:val="hybridMultilevel"/>
+    <w:tmpl w:val="20828BFC"/>
+    <w:lvl w:ilvl="0" w:tplc="FFFFFFFF">
+      <w:start w:val="1"/>
+      <w:numFmt w:val="decimal"/>
+      <w:lvlText w:val="%1."/>
+      <w:lvlJc w:val="left"/>
+      <w:pPr>
+        <w:ind w:left="720" w:hanging="360"/>
+      </w:pPr>
+    </w:lvl>
+    <w:lvl w:ilvl="1" w:tplc="FFFFFFFF" w:tentative="1">
+      <w:start w:val="1"/>
+      <w:numFmt w:val="lowerLetter"/>
+      <w:lvlText w:val="%2."/>
+      <w:lvlJc w:val="left"/>
+      <w:pPr>
+        <w:ind w:left="1440" w:hanging="360"/>
+      </w:pPr>
+    </w:lvl>
+    <w:lvl w:ilvl="2" w:tplc="FFFFFFFF" w:tentative="1">
+      <w:start w:val="1"/>
+      <w:numFmt w:val="lowerRoman"/>
+      <w:lvlText w:val="%3."/>
+      <w:lvlJc w:val="right"/>
+      <w:pPr>
+        <w:ind w:left="2160" w:hanging="180"/>
+      </w:pPr>
+    </w:lvl>
+    <w:lvl w:ilvl="3" w:tplc="FFFFFFFF" w:tentative="1">
+      <w:start w:val="1"/>
+      <w:numFmt w:val="decimal"/>
+      <w:lvlText w:val="%4."/>
+      <w:lvlJc w:val="left"/>
+      <w:pPr>
+        <w:ind w:left="2880" w:hanging="360"/>
+      </w:pPr>
+    </w:lvl>
+    <w:lvl w:ilvl="4" w:tplc="FFFFFFFF" w:tentative="1">
+      <w:start w:val="1"/>
+      <w:numFmt w:val="lowerLetter"/>
+      <w:lvlText w:val="%5."/>
+      <w:lvlJc w:val="left"/>
+      <w:pPr>
+        <w:ind w:left="3600" w:hanging="360"/>
+      </w:pPr>
+    </w:lvl>
+    <w:lvl w:ilvl="5" w:tplc="FFFFFFFF" w:tentative="1">
+      <w:start w:val="1"/>
+      <w:numFmt w:val="lowerRoman"/>
+      <w:lvlText w:val="%6."/>
+      <w:lvlJc w:val="right"/>
+      <w:pPr>
+        <w:ind w:left="4320" w:hanging="180"/>
+      </w:pPr>
+    </w:lvl>
+    <w:lvl w:ilvl="6" w:tplc="FFFFFFFF" w:tentative="1">
+      <w:start w:val="1"/>
+      <w:numFmt w:val="decimal"/>
+      <w:lvlText w:val="%7."/>
+      <w:lvlJc w:val="left"/>
+      <w:pPr>
+        <w:ind w:left="5040" w:hanging="360"/>
+      </w:pPr>
+    </w:lvl>
+    <w:lvl w:ilvl="7" w:tplc="FFFFFFFF" w:tentative="1">
+      <w:start w:val="1"/>
+      <w:numFmt w:val="lowerLetter"/>
+      <w:lvlText w:val="%8."/>
+      <w:lvlJc w:val="left"/>
+      <w:pPr>
+        <w:ind w:left="5760" w:hanging="360"/>
+      </w:pPr>
+    </w:lvl>
+    <w:lvl w:ilvl="8" w:tplc="FFFFFFFF" w:tentative="1">
+      <w:start w:val="1"/>
+      <w:numFmt w:val="lowerRoman"/>
+      <w:lvlText w:val="%9."/>
+      <w:lvlJc w:val="right"/>
+      <w:pPr>
+        <w:ind w:left="6480" w:hanging="180"/>
+      </w:pPr>
+    </w:lvl>
+  </w:abstractNum>
+  <w:abstractNum w:abstractNumId="2" w15:restartNumberingAfterBreak="0">
+    <w:nsid w:val="0ABC79D9"/>
+    <w:multiLevelType w:val="hybridMultilevel"/>
+    <w:tmpl w:val="20828BFC"/>
+    <w:lvl w:ilvl="0" w:tplc="4009000F">
+      <w:start w:val="1"/>
+      <w:numFmt w:val="decimal"/>
+      <w:lvlText w:val="%1."/>
+      <w:lvlJc w:val="left"/>
+      <w:pPr>
+        <w:ind w:left="720" w:hanging="360"/>
+      </w:pPr>
+    </w:lvl>
+    <w:lvl w:ilvl="1" w:tplc="40090019" w:tentative="1">
+      <w:start w:val="1"/>
+      <w:numFmt w:val="lowerLetter"/>
+      <w:lvlText w:val="%2."/>
+      <w:lvlJc w:val="left"/>
+      <w:pPr>
+        <w:ind w:left="1440" w:hanging="360"/>
+      </w:pPr>
+    </w:lvl>
+    <w:lvl w:ilvl="2" w:tplc="4009001B" w:tentative="1">
+      <w:start w:val="1"/>
+      <w:numFmt w:val="lowerRoman"/>
+      <w:lvlText w:val="%3."/>
+      <w:lvlJc w:val="right"/>
+      <w:pPr>
+        <w:ind w:left="2160" w:hanging="180"/>
+      </w:pPr>
+    </w:lvl>
+    <w:lvl w:ilvl="3" w:tplc="4009000F" w:tentative="1">
+      <w:start w:val="1"/>
+      <w:numFmt w:val="decimal"/>
+      <w:lvlText w:val="%4."/>
+      <w:lvlJc w:val="left"/>
+      <w:pPr>
+        <w:ind w:left="2880" w:hanging="360"/>
+      </w:pPr>
+    </w:lvl>
+    <w:lvl w:ilvl="4" w:tplc="40090019" w:tentative="1">
+      <w:start w:val="1"/>
+      <w:numFmt w:val="lowerLetter"/>
+      <w:lvlText w:val="%5."/>
+      <w:lvlJc w:val="left"/>
+      <w:pPr>
+        <w:ind w:left="3600" w:hanging="360"/>
+      </w:pPr>
+    </w:lvl>
+    <w:lvl w:ilvl="5" w:tplc="4009001B" w:tentative="1">
+      <w:start w:val="1"/>
+      <w:numFmt w:val="lowerRoman"/>
+      <w:lvlText w:val="%6."/>
+      <w:lvlJc w:val="right"/>
+      <w:pPr>
+        <w:ind w:left="4320" w:hanging="180"/>
+      </w:pPr>
+    </w:lvl>
+    <w:lvl w:ilvl="6" w:tplc="4009000F" w:tentative="1">
+      <w:start w:val="1"/>
+      <w:numFmt w:val="decimal"/>
+      <w:lvlText w:val="%7."/>
+      <w:lvlJc w:val="left"/>
+      <w:pPr>
+        <w:ind w:left="5040" w:hanging="360"/>
+      </w:pPr>
+    </w:lvl>
+    <w:lvl w:ilvl="7" w:tplc="40090019" w:tentative="1">
+      <w:start w:val="1"/>
+      <w:numFmt w:val="lowerLetter"/>
+      <w:lvlText w:val="%8."/>
+      <w:lvlJc w:val="left"/>
+      <w:pPr>
+        <w:ind w:left="5760" w:hanging="360"/>
+      </w:pPr>
+    </w:lvl>
+    <w:lvl w:ilvl="8" w:tplc="4009001B" w:tentative="1">
+      <w:start w:val="1"/>
+      <w:numFmt w:val="lowerRoman"/>
+      <w:lvlText w:val="%9."/>
+      <w:lvlJc w:val="right"/>
+      <w:pPr>
+        <w:ind w:left="6480" w:hanging="180"/>
+      </w:pPr>
+    </w:lvl>
+  </w:abstractNum>
+  <w:abstractNum w:abstractNumId="3" w15:restartNumberingAfterBreak="0">
+    <w:nsid w:val="30AE4663"/>
+    <w:multiLevelType w:val="hybridMultilevel"/>
+    <w:tmpl w:val="2FC28B2E"/>
+    <w:lvl w:ilvl="0" w:tplc="40090001">
+      <w:start w:val="1"/>
+      <w:numFmt w:val="bullet"/>
+      <w:lvlText w:val=""/>
+      <w:lvlJc w:val="left"/>
+      <w:pPr>
+        <w:ind w:left="720" w:hanging="360"/>
+      </w:pPr>
+      <w:rPr>
+        <w:rFonts w:ascii="Symbol" w:hAnsi="Symbol" w:hint="default"/>
+      </w:rPr>
+    </w:lvl>
+    <w:lvl w:ilvl="1" w:tplc="40090019">
+      <w:start w:val="1"/>
+      <w:numFmt w:val="lowerLetter"/>
+      <w:lvlText w:val="%2."/>
+      <w:lvlJc w:val="left"/>
+      <w:pPr>
+        <w:ind w:left="1440" w:hanging="360"/>
+      </w:pPr>
+    </w:lvl>
+    <w:lvl w:ilvl="2" w:tplc="4009001B" w:tentative="1">
+      <w:start w:val="1"/>
+      <w:numFmt w:val="lowerRoman"/>
+      <w:lvlText w:val="%3."/>
+      <w:lvlJc w:val="right"/>
+      <w:pPr>
+        <w:ind w:left="2160" w:hanging="180"/>
+      </w:pPr>
+    </w:lvl>
+    <w:lvl w:ilvl="3" w:tplc="4009000F" w:tentative="1">
+      <w:start w:val="1"/>
+      <w:numFmt w:val="decimal"/>
+      <w:lvlText w:val="%4."/>
+      <w:lvlJc w:val="left"/>
+      <w:pPr>
+        <w:ind w:left="2880" w:hanging="360"/>
+      </w:pPr>
+    </w:lvl>
+    <w:lvl w:ilvl="4" w:tplc="40090019" w:tentative="1">
+      <w:start w:val="1"/>
+      <w:numFmt w:val="lowerLetter"/>
+      <w:lvlText w:val="%5."/>
+      <w:lvlJc w:val="left"/>
+      <w:pPr>
+        <w:ind w:left="3600" w:hanging="360"/>
+      </w:pPr>
+    </w:lvl>
+    <w:lvl w:ilvl="5" w:tplc="4009001B" w:tentative="1">
+      <w:start w:val="1"/>
+      <w:numFmt w:val="lowerRoman"/>
+      <w:lvlText w:val="%6."/>
+      <w:lvlJc w:val="right"/>
+      <w:pPr>
+        <w:ind w:left="4320" w:hanging="180"/>
+      </w:pPr>
+    </w:lvl>
+    <w:lvl w:ilvl="6" w:tplc="4009000F" w:tentative="1">
+      <w:start w:val="1"/>
+      <w:numFmt w:val="decimal"/>
+      <w:lvlText w:val="%7."/>
+      <w:lvlJc w:val="left"/>
+      <w:pPr>
+        <w:ind w:left="5040" w:hanging="360"/>
+      </w:pPr>
+    </w:lvl>
+    <w:lvl w:ilvl="7" w:tplc="40090019" w:tentative="1">
+      <w:start w:val="1"/>
+      <w:numFmt w:val="lowerLetter"/>
+      <w:lvlText w:val="%8."/>
+      <w:lvlJc w:val="left"/>
+      <w:pPr>
+        <w:ind w:left="5760" w:hanging="360"/>
+      </w:pPr>
+    </w:lvl>
+    <w:lvl w:ilvl="8" w:tplc="4009001B" w:tentative="1">
+      <w:start w:val="1"/>
+      <w:numFmt w:val="lowerRoman"/>
+      <w:lvlText w:val="%9."/>
+      <w:lvlJc w:val="right"/>
+      <w:pPr>
+        <w:ind w:left="6480" w:hanging="180"/>
+      </w:pPr>
+    </w:lvl>
+  </w:abstractNum>
+  <w:abstractNum w:abstractNumId="4" w15:restartNumberingAfterBreak="0">
+    <w:nsid w:val="451F7F82"/>
+    <w:multiLevelType w:val="multilevel"/>
+    <w:tmpl w:val="EB06F0D2"/>
+    <w:lvl w:ilvl="0">
+      <w:start w:val="1"/>
+      <w:numFmt w:val="bullet"/>
+      <w:lvlText w:val=""/>
+      <w:lvlJc w:val="left"/>
+      <w:pPr>
+        <w:tabs>
+          <w:tab w:val="num" w:pos="720"/>
+        </w:tabs>
+        <w:ind w:left="720" w:hanging="360"/>
+      </w:pPr>
+      <w:rPr>
+        <w:rFonts w:ascii="Symbol" w:hAnsi="Symbol" w:hint="default"/>
+        <w:sz w:val="20"/>
+      </w:rPr>
+    </w:lvl>
+    <w:lvl w:ilvl="1" w:tentative="1">
+      <w:start w:val="1"/>
+      <w:numFmt w:val="bullet"/>
+      <w:lvlText w:val="o"/>
+      <w:lvlJc w:val="left"/>
+      <w:pPr>
+        <w:tabs>
+          <w:tab w:val="num" w:pos="1440"/>
+        </w:tabs>
+        <w:ind w:left="1440" w:hanging="360"/>
+      </w:pPr>
+      <w:rPr>
+        <w:rFonts w:ascii="Courier New" w:hAnsi="Courier New" w:hint="default"/>
+        <w:sz w:val="20"/>
+      </w:rPr>
+    </w:lvl>
+    <w:lvl w:ilvl="2" w:tentative="1">
+      <w:start w:val="1"/>
+      <w:numFmt w:val="bullet"/>
+      <w:lvlText w:val=""/>
+      <w:lvlJc w:val="left"/>
+      <w:pPr>
+        <w:tabs>
+          <w:tab w:val="num" w:pos="2160"/>
+        </w:tabs>
+        <w:ind w:left="2160" w:hanging="360"/>
+      </w:pPr>
+      <w:rPr>
+        <w:rFonts w:ascii="Wingdings" w:hAnsi="Wingdings" w:hint="default"/>
+        <w:sz w:val="20"/>
+      </w:rPr>
+    </w:lvl>
+    <w:lvl w:ilvl="3" w:tentative="1">
+      <w:start w:val="1"/>
+      <w:numFmt w:val="bullet"/>
+      <w:lvlText w:val=""/>
+      <w:lvlJc w:val="left"/>
+      <w:pPr>
+        <w:tabs>
+          <w:tab w:val="num" w:pos="2880"/>
+        </w:tabs>
+        <w:ind w:left="2880" w:hanging="360"/>
+      </w:pPr>
+      <w:rPr>
+        <w:rFonts w:ascii="Wingdings" w:hAnsi="Wingdings" w:hint="default"/>
+        <w:sz w:val="20"/>
+      </w:rPr>
+    </w:lvl>
+    <w:lvl w:ilvl="4" w:tentative="1">
+      <w:start w:val="1"/>
+      <w:numFmt w:val="bullet"/>
+      <w:lvlText w:val=""/>
+      <w:lvlJc w:val="left"/>
+      <w:pPr>
+        <w:tabs>
+          <w:tab w:val="num" w:pos="3600"/>
+        </w:tabs>
+        <w:ind w:left="3600" w:hanging="360"/>
+      </w:pPr>
+      <w:rPr>
+        <w:rFonts w:ascii="Wingdings" w:hAnsi="Wingdings" w:hint="default"/>
+        <w:sz w:val="20"/>
+      </w:rPr>
+    </w:lvl>
+    <w:lvl w:ilvl="5" w:tentative="1">
+      <w:start w:val="1"/>
+      <w:numFmt w:val="bullet"/>
+      <w:lvlText w:val=""/>
+      <w:lvlJc w:val="left"/>
+      <w:pPr>
+        <w:tabs>
+          <w:tab w:val="num" w:pos="4320"/>
+        </w:tabs>
+        <w:ind w:left="4320" w:hanging="360"/>
+      </w:pPr>
+      <w:rPr>
+        <w:rFonts w:ascii="Wingdings" w:hAnsi="Wingdings" w:hint="default"/>
+        <w:sz w:val="20"/>
+      </w:rPr>
+    </w:lvl>
+    <w:lvl w:ilvl="6" w:tentative="1">
+      <w:start w:val="1"/>
+      <w:numFmt w:val="bullet"/>
+      <w:lvlText w:val=""/>
+      <w:lvlJc w:val="left"/>
+      <w:pPr>
+        <w:tabs>
+          <w:tab w:val="num" w:pos="5040"/>
+        </w:tabs>
+        <w:ind w:left="5040" w:hanging="360"/>
+      </w:pPr>
+      <w:rPr>
+        <w:rFonts w:ascii="Wingdings" w:hAnsi="Wingdings" w:hint="default"/>
+        <w:sz w:val="20"/>
+      </w:rPr>
+    </w:lvl>
+    <w:lvl w:ilvl="7" w:tentative="1">
+      <w:start w:val="1"/>
+      <w:numFmt w:val="bullet"/>
+      <w:lvlText w:val=""/>
+      <w:lvlJc w:val="left"/>
+      <w:pPr>
+        <w:tabs>
+          <w:tab w:val="num" w:pos="5760"/>
+        </w:tabs>
+        <w:ind w:left="5760" w:hanging="360"/>
+      </w:pPr>
+      <w:rPr>
+        <w:rFonts w:ascii="Wingdings" w:hAnsi="Wingdings" w:hint="default"/>
+        <w:sz w:val="20"/>
+      </w:rPr>
+    </w:lvl>
+    <w:lvl w:ilvl="8" w:tentative="1">
+      <w:start w:val="1"/>
+      <w:numFmt w:val="bullet"/>
+      <w:lvlText w:val=""/>
+      <w:lvlJc w:val="left"/>
+      <w:pPr>
+        <w:tabs>
+          <w:tab w:val="num" w:pos="6480"/>
+        </w:tabs>
+        <w:ind w:left="6480" w:hanging="360"/>
+      </w:pPr>
+      <w:rPr>
+        <w:rFonts w:ascii="Wingdings" w:hAnsi="Wingdings" w:hint="default"/>
+        <w:sz w:val="20"/>
+      </w:rPr>
+    </w:lvl>
+  </w:abstractNum>
+  <w:abstractNum w:abstractNumId="5" w15:restartNumberingAfterBreak="0">
+    <w:nsid w:val="489D742B"/>
+    <w:multiLevelType w:val="hybridMultilevel"/>
+    <w:tmpl w:val="E8824044"/>
+    <w:lvl w:ilvl="0" w:tplc="4009000F">
+      <w:start w:val="1"/>
+      <w:numFmt w:val="decimal"/>
+      <w:lvlText w:val="%1."/>
+      <w:lvlJc w:val="left"/>
+      <w:pPr>
+        <w:ind w:left="720" w:hanging="360"/>
+      </w:pPr>
+    </w:lvl>
+    <w:lvl w:ilvl="1" w:tplc="40090019" w:tentative="1">
+      <w:start w:val="1"/>
+      <w:numFmt w:val="lowerLetter"/>
+      <w:lvlText w:val="%2."/>
+      <w:lvlJc w:val="left"/>
+      <w:pPr>
+        <w:ind w:left="1440" w:hanging="360"/>
+      </w:pPr>
+    </w:lvl>
+    <w:lvl w:ilvl="2" w:tplc="4009001B" w:tentative="1">
+      <w:start w:val="1"/>
+      <w:numFmt w:val="lowerRoman"/>
+      <w:lvlText w:val="%3."/>
+      <w:lvlJc w:val="right"/>
+      <w:pPr>
+        <w:ind w:left="2160" w:hanging="180"/>
+      </w:pPr>
+    </w:lvl>
+    <w:lvl w:ilvl="3" w:tplc="4009000F" w:tentative="1">
+      <w:start w:val="1"/>
+      <w:numFmt w:val="decimal"/>
+      <w:lvlText w:val="%4."/>
+      <w:lvlJc w:val="left"/>
+      <w:pPr>
+        <w:ind w:left="2880" w:hanging="360"/>
+      </w:pPr>
+    </w:lvl>
+    <w:lvl w:ilvl="4" w:tplc="40090019" w:tentative="1">
+      <w:start w:val="1"/>
+      <w:numFmt w:val="lowerLetter"/>
+      <w:lvlText w:val="%5."/>
+      <w:lvlJc w:val="left"/>
+      <w:pPr>
+        <w:ind w:left="3600" w:hanging="360"/>
+      </w:pPr>
+    </w:lvl>
+    <w:lvl w:ilvl="5" w:tplc="4009001B" w:tentative="1">
+      <w:start w:val="1"/>
+      <w:numFmt w:val="lowerRoman"/>
+      <w:lvlText w:val="%6."/>
+      <w:lvlJc w:val="right"/>
+      <w:pPr>
+        <w:ind w:left="4320" w:hanging="180"/>
+      </w:pPr>
+    </w:lvl>
+    <w:lvl w:ilvl="6" w:tplc="4009000F" w:tentative="1">
+      <w:start w:val="1"/>
+      <w:numFmt w:val="decimal"/>
+      <w:lvlText w:val="%7."/>
+      <w:lvlJc w:val="left"/>
+      <w:pPr>
+        <w:ind w:left="5040" w:hanging="360"/>
+      </w:pPr>
+    </w:lvl>
+    <w:lvl w:ilvl="7" w:tplc="40090019" w:tentative="1">
+      <w:start w:val="1"/>
+      <w:numFmt w:val="lowerLetter"/>
+      <w:lvlText w:val="%8."/>
+      <w:lvlJc w:val="left"/>
+      <w:pPr>
+        <w:ind w:left="5760" w:hanging="360"/>
+      </w:pPr>
+    </w:lvl>
+    <w:lvl w:ilvl="8" w:tplc="4009001B" w:tentative="1">
+      <w:start w:val="1"/>
+      <w:numFmt w:val="lowerRoman"/>
+      <w:lvlText w:val="%9."/>
+      <w:lvlJc w:val="right"/>
+      <w:pPr>
+        <w:ind w:left="6480" w:hanging="180"/>
+      </w:pPr>
+    </w:lvl>
+  </w:abstractNum>
+  <w:abstractNum w:abstractNumId="6" w15:restartNumberingAfterBreak="0">
+    <w:nsid w:val="515B565F"/>
+    <w:multiLevelType w:val="multilevel"/>
+    <w:tmpl w:val="8D80CDAC"/>
+    <w:lvl w:ilvl="0">
+      <w:start w:val="1"/>
+      <w:numFmt w:val="bullet"/>
+      <w:lvlText w:val=""/>
+      <w:lvlJc w:val="left"/>
+      <w:pPr>
+        <w:tabs>
+          <w:tab w:val="num" w:pos="720"/>
+        </w:tabs>
+        <w:ind w:left="720" w:hanging="360"/>
+      </w:pPr>
+      <w:rPr>
+        <w:rFonts w:ascii="Symbol" w:hAnsi="Symbol" w:hint="default"/>
+        <w:sz w:val="20"/>
+      </w:rPr>
+    </w:lvl>
+    <w:lvl w:ilvl="1" w:tentative="1">
+      <w:start w:val="1"/>
+      <w:numFmt w:val="bullet"/>
+      <w:lvlText w:val="o"/>
+      <w:lvlJc w:val="left"/>
+      <w:pPr>
+        <w:tabs>
+          <w:tab w:val="num" w:pos="1440"/>
+        </w:tabs>
+        <w:ind w:left="1440" w:hanging="360"/>
+      </w:pPr>
+      <w:rPr>
+        <w:rFonts w:ascii="Courier New" w:hAnsi="Courier New" w:hint="default"/>
+        <w:sz w:val="20"/>
+      </w:rPr>
+    </w:lvl>
+    <w:lvl w:ilvl="2" w:tentative="1">
+      <w:start w:val="1"/>
+      <w:numFmt w:val="bullet"/>
+      <w:lvlText w:val=""/>
+      <w:lvlJc w:val="left"/>
+      <w:pPr>
+        <w:tabs>
+          <w:tab w:val="num" w:pos="2160"/>
+        </w:tabs>
+        <w:ind w:left="2160" w:hanging="360"/>
+      </w:pPr>
+      <w:rPr>
+        <w:rFonts w:ascii="Wingdings" w:hAnsi="Wingdings" w:hint="default"/>
+        <w:sz w:val="20"/>
+      </w:rPr>
+    </w:lvl>
+    <w:lvl w:ilvl="3" w:tentative="1">
+      <w:start w:val="1"/>
+      <w:numFmt w:val="bullet"/>
+      <w:lvlText w:val=""/>
+      <w:lvlJc w:val="left"/>
+      <w:pPr>
+        <w:tabs>
+          <w:tab w:val="num" w:pos="2880"/>
+        </w:tabs>
+        <w:ind w:left="2880" w:hanging="360"/>
+      </w:pPr>
+      <w:rPr>
+        <w:rFonts w:ascii="Wingdings" w:hAnsi="Wingdings" w:hint="default"/>
+        <w:sz w:val="20"/>
+      </w:rPr>
+    </w:lvl>
+    <w:lvl w:ilvl="4" w:tentative="1">
+      <w:start w:val="1"/>
+      <w:numFmt w:val="bullet"/>
+      <w:lvlText w:val=""/>
+      <w:lvlJc w:val="left"/>
+      <w:pPr>
+        <w:tabs>
+          <w:tab w:val="num" w:pos="3600"/>
+        </w:tabs>
+        <w:ind w:left="3600" w:hanging="360"/>
+      </w:pPr>
+      <w:rPr>
+        <w:rFonts w:ascii="Wingdings" w:hAnsi="Wingdings" w:hint="default"/>
+        <w:sz w:val="20"/>
+      </w:rPr>
+    </w:lvl>
+    <w:lvl w:ilvl="5" w:tentative="1">
+      <w:start w:val="1"/>
+      <w:numFmt w:val="bullet"/>
+      <w:lvlText w:val=""/>
+      <w:lvlJc w:val="left"/>
+      <w:pPr>
+        <w:tabs>
+          <w:tab w:val="num" w:pos="4320"/>
+        </w:tabs>
+        <w:ind w:left="4320" w:hanging="360"/>
+      </w:pPr>
+      <w:rPr>
+        <w:rFonts w:ascii="Wingdings" w:hAnsi="Wingdings" w:hint="default"/>
+        <w:sz w:val="20"/>
+      </w:rPr>
+    </w:lvl>
+    <w:lvl w:ilvl="6" w:tentative="1">
+      <w:start w:val="1"/>
+      <w:numFmt w:val="bullet"/>
+      <w:lvlText w:val=""/>
+      <w:lvlJc w:val="left"/>
+      <w:pPr>
+        <w:tabs>
+          <w:tab w:val="num" w:pos="5040"/>
+        </w:tabs>
+        <w:ind w:left="5040" w:hanging="360"/>
+      </w:pPr>
+      <w:rPr>
+        <w:rFonts w:ascii="Wingdings" w:hAnsi="Wingdings" w:hint="default"/>
+        <w:sz w:val="20"/>
+      </w:rPr>
+    </w:lvl>
+    <w:lvl w:ilvl="7" w:tentative="1">
+      <w:start w:val="1"/>
+      <w:numFmt w:val="bullet"/>
+      <w:lvlText w:val=""/>
+      <w:lvlJc w:val="left"/>
+      <w:pPr>
+        <w:tabs>
+          <w:tab w:val="num" w:pos="5760"/>
+        </w:tabs>
+        <w:ind w:left="5760" w:hanging="360"/>
+      </w:pPr>
+      <w:rPr>
+        <w:rFonts w:ascii="Wingdings" w:hAnsi="Wingdings" w:hint="default"/>
+        <w:sz w:val="20"/>
+      </w:rPr>
+    </w:lvl>
+    <w:lvl w:ilvl="8" w:tentative="1">
+      <w:start w:val="1"/>
+      <w:numFmt w:val="bullet"/>
+      <w:lvlText w:val=""/>
+      <w:lvlJc w:val="left"/>
+      <w:pPr>
+        <w:tabs>
+          <w:tab w:val="num" w:pos="6480"/>
+        </w:tabs>
+        <w:ind w:left="6480" w:hanging="360"/>
+      </w:pPr>
+      <w:rPr>
+        <w:rFonts w:ascii="Wingdings" w:hAnsi="Wingdings" w:hint="default"/>
+        <w:sz w:val="20"/>
+      </w:rPr>
+    </w:lvl>
+  </w:abstractNum>
+  <w:abstractNum w:abstractNumId="7" w15:restartNumberingAfterBreak="0">
+    <w:nsid w:val="534A7527"/>
+    <w:multiLevelType w:val="hybridMultilevel"/>
+    <w:tmpl w:val="517A4464"/>
+    <w:lvl w:ilvl="0" w:tplc="40090001">
+      <w:start w:val="1"/>
+      <w:numFmt w:val="bullet"/>
+      <w:lvlText w:val=""/>
+      <w:lvlJc w:val="left"/>
+      <w:pPr>
+        <w:ind w:left="720" w:hanging="360"/>
+      </w:pPr>
+      <w:rPr>
+        <w:rFonts w:ascii="Symbol" w:hAnsi="Symbol" w:hint="default"/>
+      </w:rPr>
+    </w:lvl>
+    <w:lvl w:ilvl="1" w:tplc="40090003" w:tentative="1">
+      <w:start w:val="1"/>
+      <w:numFmt w:val="bullet"/>
+      <w:lvlText w:val="o"/>
+      <w:lvlJc w:val="left"/>
+      <w:pPr>
+        <w:ind w:left="1440" w:hanging="360"/>
+      </w:pPr>
+      <w:rPr>
+        <w:rFonts w:ascii="Courier New" w:hAnsi="Courier New" w:cs="Courier New" w:hint="default"/>
+      </w:rPr>
+    </w:lvl>
+    <w:lvl w:ilvl="2" w:tplc="40090005" w:tentative="1">
+      <w:start w:val="1"/>
+      <w:numFmt w:val="bullet"/>
+      <w:lvlText w:val=""/>
+      <w:lvlJc w:val="left"/>
+      <w:pPr>
+        <w:ind w:left="2160" w:hanging="360"/>
+      </w:pPr>
+      <w:rPr>
+        <w:rFonts w:ascii="Wingdings" w:hAnsi="Wingdings" w:hint="default"/>
+      </w:rPr>
+    </w:lvl>
+    <w:lvl w:ilvl="3" w:tplc="40090001" w:tentative="1">
+      <w:start w:val="1"/>
+      <w:numFmt w:val="bullet"/>
+      <w:lvlText w:val=""/>
+      <w:lvlJc w:val="left"/>
+      <w:pPr>
+        <w:ind w:left="2880" w:hanging="360"/>
+      </w:pPr>
+      <w:rPr>
+        <w:rFonts w:ascii="Symbol" w:hAnsi="Symbol" w:hint="default"/>
+      </w:rPr>
+    </w:lvl>
+    <w:lvl w:ilvl="4" w:tplc="40090003" w:tentative="1">
+      <w:start w:val="1"/>
+      <w:numFmt w:val="bullet"/>
+      <w:lvlText w:val="o"/>
+      <w:lvlJc w:val="left"/>
+      <w:pPr>
+        <w:ind w:left="3600" w:hanging="360"/>
+      </w:pPr>
+      <w:rPr>
+        <w:rFonts w:ascii="Courier New" w:hAnsi="Courier New" w:cs="Courier New" w:hint="default"/>
+      </w:rPr>
+    </w:lvl>
+    <w:lvl w:ilvl="5" w:tplc="40090005" w:tentative="1">
+      <w:start w:val="1"/>
+      <w:numFmt w:val="bullet"/>
+      <w:lvlText w:val=""/>
+      <w:lvlJc w:val="left"/>
+      <w:pPr>
+        <w:ind w:left="4320" w:hanging="360"/>
+      </w:pPr>
+      <w:rPr>
+        <w:rFonts w:ascii="Wingdings" w:hAnsi="Wingdings" w:hint="default"/>
+      </w:rPr>
+    </w:lvl>
+    <w:lvl w:ilvl="6" w:tplc="40090001" w:tentative="1">
+      <w:start w:val="1"/>
+      <w:numFmt w:val="bullet"/>
+      <w:lvlText w:val=""/>
+      <w:lvlJc w:val="left"/>
+      <w:pPr>
+        <w:ind w:left="5040" w:hanging="360"/>
+      </w:pPr>
+      <w:rPr>
+        <w:rFonts w:ascii="Symbol" w:hAnsi="Symbol" w:hint="default"/>
+      </w:rPr>
+    </w:lvl>
+    <w:lvl w:ilvl="7" w:tplc="40090003" w:tentative="1">
+      <w:start w:val="1"/>
+      <w:numFmt w:val="bullet"/>
+      <w:lvlText w:val="o"/>
+      <w:lvlJc w:val="left"/>
+      <w:pPr>
+        <w:ind w:left="5760" w:hanging="360"/>
+      </w:pPr>
+      <w:rPr>
+        <w:rFonts w:ascii="Courier New" w:hAnsi="Courier New" w:cs="Courier New" w:hint="default"/>
+      </w:rPr>
+    </w:lvl>
+    <w:lvl w:ilvl="8" w:tplc="40090005" w:tentative="1">
+      <w:start w:val="1"/>
+      <w:numFmt w:val="bullet"/>
+      <w:lvlText w:val=""/>
+      <w:lvlJc w:val="left"/>
+      <w:pPr>
+        <w:ind w:left="6480" w:hanging="360"/>
+      </w:pPr>
+      <w:rPr>
+        <w:rFonts w:ascii="Wingdings" w:hAnsi="Wingdings" w:hint="default"/>
+      </w:rPr>
+    </w:lvl>
+  </w:abstractNum>
+  <w:abstractNum w:abstractNumId="8" w15:restartNumberingAfterBreak="0">
+    <w:nsid w:val="53FE0A36"/>
+    <w:multiLevelType w:val="multilevel"/>
+    <w:tmpl w:val="D40C89CC"/>
+    <w:lvl w:ilvl="0">
+      <w:start w:val="1"/>
+      <w:numFmt w:val="bullet"/>
+      <w:lvlText w:val=""/>
+      <w:lvlJc w:val="left"/>
+      <w:pPr>
+        <w:tabs>
+          <w:tab w:val="num" w:pos="720"/>
+        </w:tabs>
+        <w:ind w:left="720" w:hanging="360"/>
+      </w:pPr>
+      <w:rPr>
+        <w:rFonts w:ascii="Symbol" w:hAnsi="Symbol" w:hint="default"/>
+        <w:sz w:val="20"/>
+      </w:rPr>
+    </w:lvl>
+    <w:lvl w:ilvl="1" w:tentative="1">
+      <w:start w:val="1"/>
+      <w:numFmt w:val="bullet"/>
+      <w:lvlText w:val="o"/>
+      <w:lvlJc w:val="left"/>
+      <w:pPr>
+        <w:tabs>
+          <w:tab w:val="num" w:pos="1440"/>
+        </w:tabs>
+        <w:ind w:left="1440" w:hanging="360"/>
+      </w:pPr>
+      <w:rPr>
+        <w:rFonts w:ascii="Courier New" w:hAnsi="Courier New" w:hint="default"/>
+        <w:sz w:val="20"/>
+      </w:rPr>
+    </w:lvl>
+    <w:lvl w:ilvl="2" w:tentative="1">
+      <w:start w:val="1"/>
+      <w:numFmt w:val="bullet"/>
+      <w:lvlText w:val=""/>
+      <w:lvlJc w:val="left"/>
+      <w:pPr>
+        <w:tabs>
+          <w:tab w:val="num" w:pos="2160"/>
+        </w:tabs>
+        <w:ind w:left="2160" w:hanging="360"/>
+      </w:pPr>
+      <w:rPr>
+        <w:rFonts w:ascii="Wingdings" w:hAnsi="Wingdings" w:hint="default"/>
+        <w:sz w:val="20"/>
+      </w:rPr>
+    </w:lvl>
+    <w:lvl w:ilvl="3" w:tentative="1">
+      <w:start w:val="1"/>
+      <w:numFmt w:val="bullet"/>
+      <w:lvlText w:val=""/>
+      <w:lvlJc w:val="left"/>
+      <w:pPr>
+        <w:tabs>
+          <w:tab w:val="num" w:pos="2880"/>
+        </w:tabs>
+        <w:ind w:left="2880" w:hanging="360"/>
+      </w:pPr>
+      <w:rPr>
+        <w:rFonts w:ascii="Wingdings" w:hAnsi="Wingdings" w:hint="default"/>
+        <w:sz w:val="20"/>
+      </w:rPr>
+    </w:lvl>
+    <w:lvl w:ilvl="4" w:tentative="1">
+      <w:start w:val="1"/>
+      <w:numFmt w:val="bullet"/>
+      <w:lvlText w:val=""/>
+      <w:lvlJc w:val="left"/>
+      <w:pPr>
+        <w:tabs>
+          <w:tab w:val="num" w:pos="3600"/>
+        </w:tabs>
+        <w:ind w:left="3600" w:hanging="360"/>
+      </w:pPr>
+      <w:rPr>
+        <w:rFonts w:ascii="Wingdings" w:hAnsi="Wingdings" w:hint="default"/>
+        <w:sz w:val="20"/>
+      </w:rPr>
+    </w:lvl>
+    <w:lvl w:ilvl="5" w:tentative="1">
+      <w:start w:val="1"/>
+      <w:numFmt w:val="bullet"/>
+      <w:lvlText w:val=""/>
+      <w:lvlJc w:val="left"/>
+      <w:pPr>
+        <w:tabs>
+          <w:tab w:val="num" w:pos="4320"/>
+        </w:tabs>
+        <w:ind w:left="4320" w:hanging="360"/>
+      </w:pPr>
+      <w:rPr>
+        <w:rFonts w:ascii="Wingdings" w:hAnsi="Wingdings" w:hint="default"/>
+        <w:sz w:val="20"/>
+      </w:rPr>
+    </w:lvl>
+    <w:lvl w:ilvl="6" w:tentative="1">
+      <w:start w:val="1"/>
+      <w:numFmt w:val="bullet"/>
+      <w:lvlText w:val=""/>
+      <w:lvlJc w:val="left"/>
+      <w:pPr>
+        <w:tabs>
+          <w:tab w:val="num" w:pos="5040"/>
+        </w:tabs>
+        <w:ind w:left="5040" w:hanging="360"/>
+      </w:pPr>
+      <w:rPr>
+        <w:rFonts w:ascii="Wingdings" w:hAnsi="Wingdings" w:hint="default"/>
+        <w:sz w:val="20"/>
+      </w:rPr>
+    </w:lvl>
+    <w:lvl w:ilvl="7" w:tentative="1">
+      <w:start w:val="1"/>
+      <w:numFmt w:val="bullet"/>
+      <w:lvlText w:val=""/>
+      <w:lvlJc w:val="left"/>
+      <w:pPr>
+        <w:tabs>
+          <w:tab w:val="num" w:pos="5760"/>
+        </w:tabs>
+        <w:ind w:left="5760" w:hanging="360"/>
+      </w:pPr>
+      <w:rPr>
+        <w:rFonts w:ascii="Wingdings" w:hAnsi="Wingdings" w:hint="default"/>
+        <w:sz w:val="20"/>
+      </w:rPr>
+    </w:lvl>
+    <w:lvl w:ilvl="8" w:tentative="1">
+      <w:start w:val="1"/>
+      <w:numFmt w:val="bullet"/>
+      <w:lvlText w:val=""/>
+      <w:lvlJc w:val="left"/>
+      <w:pPr>
+        <w:tabs>
+          <w:tab w:val="num" w:pos="6480"/>
+        </w:tabs>
+        <w:ind w:left="6480" w:hanging="360"/>
+      </w:pPr>
+      <w:rPr>
+        <w:rFonts w:ascii="Wingdings" w:hAnsi="Wingdings" w:hint="default"/>
+        <w:sz w:val="20"/>
+      </w:rPr>
+    </w:lvl>
+  </w:abstractNum>
+  <w:abstractNum w:abstractNumId="9" w15:restartNumberingAfterBreak="0">
+    <w:nsid w:val="603C223B"/>
+    <w:multiLevelType w:val="hybridMultilevel"/>
+    <w:tmpl w:val="B842327C"/>
+    <w:lvl w:ilvl="0" w:tplc="4009000B">
+      <w:start w:val="1"/>
+      <w:numFmt w:val="bullet"/>
+      <w:lvlText w:val=""/>
+      <w:lvlJc w:val="left"/>
+      <w:pPr>
+        <w:ind w:left="1080" w:hanging="360"/>
+      </w:pPr>
+      <w:rPr>
+        <w:rFonts w:ascii="Wingdings" w:hAnsi="Wingdings" w:hint="default"/>
+      </w:rPr>
+    </w:lvl>
+    <w:lvl w:ilvl="1" w:tplc="40090003" w:tentative="1">
+      <w:start w:val="1"/>
+      <w:numFmt w:val="bullet"/>
+      <w:lvlText w:val="o"/>
+      <w:lvlJc w:val="left"/>
+      <w:pPr>
+        <w:ind w:left="1800" w:hanging="360"/>
+      </w:pPr>
+      <w:rPr>
+        <w:rFonts w:ascii="Courier New" w:hAnsi="Courier New" w:cs="Courier New" w:hint="default"/>
+      </w:rPr>
+    </w:lvl>
+    <w:lvl w:ilvl="2" w:tplc="40090005" w:tentative="1">
+      <w:start w:val="1"/>
+      <w:numFmt w:val="bullet"/>
+      <w:lvlText w:val=""/>
+      <w:lvlJc w:val="left"/>
+      <w:pPr>
+        <w:ind w:left="2520" w:hanging="360"/>
+      </w:pPr>
+      <w:rPr>
+        <w:rFonts w:ascii="Wingdings" w:hAnsi="Wingdings" w:hint="default"/>
+      </w:rPr>
+    </w:lvl>
+    <w:lvl w:ilvl="3" w:tplc="40090001" w:tentative="1">
+      <w:start w:val="1"/>
+      <w:numFmt w:val="bullet"/>
+      <w:lvlText w:val=""/>
+      <w:lvlJc w:val="left"/>
+      <w:pPr>
+        <w:ind w:left="3240" w:hanging="360"/>
+      </w:pPr>
+      <w:rPr>
+        <w:rFonts w:ascii="Symbol" w:hAnsi="Symbol" w:hint="default"/>
+      </w:rPr>
+    </w:lvl>
+    <w:lvl w:ilvl="4" w:tplc="40090003" w:tentative="1">
+      <w:start w:val="1"/>
+      <w:numFmt w:val="bullet"/>
+      <w:lvlText w:val="o"/>
+      <w:lvlJc w:val="left"/>
+      <w:pPr>
+        <w:ind w:left="3960" w:hanging="360"/>
+      </w:pPr>
+      <w:rPr>
+        <w:rFonts w:ascii="Courier New" w:hAnsi="Courier New" w:cs="Courier New" w:hint="default"/>
+      </w:rPr>
+    </w:lvl>
+    <w:lvl w:ilvl="5" w:tplc="40090005" w:tentative="1">
+      <w:start w:val="1"/>
+      <w:numFmt w:val="bullet"/>
+      <w:lvlText w:val=""/>
+      <w:lvlJc w:val="left"/>
+      <w:pPr>
+        <w:ind w:left="4680" w:hanging="360"/>
+      </w:pPr>
+      <w:rPr>
+        <w:rFonts w:ascii="Wingdings" w:hAnsi="Wingdings" w:hint="default"/>
+      </w:rPr>
+    </w:lvl>
+    <w:lvl w:ilvl="6" w:tplc="40090001" w:tentative="1">
+      <w:start w:val="1"/>
+      <w:numFmt w:val="bullet"/>
+      <w:lvlText w:val=""/>
+      <w:lvlJc w:val="left"/>
+      <w:pPr>
+        <w:ind w:left="5400" w:hanging="360"/>
+      </w:pPr>
+      <w:rPr>
+        <w:rFonts w:ascii="Symbol" w:hAnsi="Symbol" w:hint="default"/>
+      </w:rPr>
+    </w:lvl>
+    <w:lvl w:ilvl="7" w:tplc="40090003" w:tentative="1">
+      <w:start w:val="1"/>
+      <w:numFmt w:val="bullet"/>
+      <w:lvlText w:val="o"/>
+      <w:lvlJc w:val="left"/>
+      <w:pPr>
+        <w:ind w:left="6120" w:hanging="360"/>
+      </w:pPr>
+      <w:rPr>
+        <w:rFonts w:ascii="Courier New" w:hAnsi="Courier New" w:cs="Courier New" w:hint="default"/>
+      </w:rPr>
+    </w:lvl>
+    <w:lvl w:ilvl="8" w:tplc="40090005" w:tentative="1">
+      <w:start w:val="1"/>
+      <w:numFmt w:val="bullet"/>
+      <w:lvlText w:val=""/>
+      <w:lvlJc w:val="left"/>
+      <w:pPr>
+        <w:ind w:left="6840" w:hanging="360"/>
+      </w:pPr>
+      <w:rPr>
+        <w:rFonts w:ascii="Wingdings" w:hAnsi="Wingdings" w:hint="default"/>
+      </w:rPr>
+    </w:lvl>
+  </w:abstractNum>
+  <w:abstractNum w:abstractNumId="10" w15:restartNumberingAfterBreak="0">
+    <w:nsid w:val="667C7A2F"/>
+    <w:multiLevelType w:val="multilevel"/>
+    <w:tmpl w:val="57E2072A"/>
+    <w:lvl w:ilvl="0">
+      <w:start w:val="1"/>
+      <w:numFmt w:val="bullet"/>
+      <w:lvlText w:val=""/>
+      <w:lvlJc w:val="left"/>
+      <w:pPr>
+        <w:tabs>
+          <w:tab w:val="num" w:pos="720"/>
+        </w:tabs>
+        <w:ind w:left="720" w:hanging="360"/>
+      </w:pPr>
+      <w:rPr>
+        <w:rFonts w:ascii="Symbol" w:hAnsi="Symbol" w:hint="default"/>
+        <w:sz w:val="20"/>
+      </w:rPr>
+    </w:lvl>
+    <w:lvl w:ilvl="1" w:tentative="1">
+      <w:start w:val="1"/>
+      <w:numFmt w:val="bullet"/>
+      <w:lvlText w:val="o"/>
+      <w:lvlJc w:val="left"/>
+      <w:pPr>
+        <w:tabs>
+          <w:tab w:val="num" w:pos="1440"/>
+        </w:tabs>
+        <w:ind w:left="1440" w:hanging="360"/>
+      </w:pPr>
+      <w:rPr>
+        <w:rFonts w:ascii="Courier New" w:hAnsi="Courier New" w:hint="default"/>
+        <w:sz w:val="20"/>
+      </w:rPr>
+    </w:lvl>
+    <w:lvl w:ilvl="2" w:tentative="1">
+      <w:start w:val="1"/>
+      <w:numFmt w:val="bullet"/>
+      <w:lvlText w:val=""/>
+      <w:lvlJc w:val="left"/>
+      <w:pPr>
+        <w:tabs>
+          <w:tab w:val="num" w:pos="2160"/>
+        </w:tabs>
+        <w:ind w:left="2160" w:hanging="360"/>
+      </w:pPr>
+      <w:rPr>
+        <w:rFonts w:ascii="Wingdings" w:hAnsi="Wingdings" w:hint="default"/>
+        <w:sz w:val="20"/>
+      </w:rPr>
+    </w:lvl>
+    <w:lvl w:ilvl="3" w:tentative="1">
+      <w:start w:val="1"/>
+      <w:numFmt w:val="bullet"/>
+      <w:lvlText w:val=""/>
+      <w:lvlJc w:val="left"/>
+      <w:pPr>
+        <w:tabs>
+          <w:tab w:val="num" w:pos="2880"/>
+        </w:tabs>
+        <w:ind w:left="2880" w:hanging="360"/>
+      </w:pPr>
+      <w:rPr>
+        <w:rFonts w:ascii="Wingdings" w:hAnsi="Wingdings" w:hint="default"/>
+        <w:sz w:val="20"/>
+      </w:rPr>
+    </w:lvl>
+    <w:lvl w:ilvl="4" w:tentative="1">
+      <w:start w:val="1"/>
+      <w:numFmt w:val="bullet"/>
+      <w:lvlText w:val=""/>
+      <w:lvlJc w:val="left"/>
+      <w:pPr>
+        <w:tabs>
+          <w:tab w:val="num" w:pos="3600"/>
+        </w:tabs>
+        <w:ind w:left="3600" w:hanging="360"/>
+      </w:pPr>
+      <w:rPr>
+        <w:rFonts w:ascii="Wingdings" w:hAnsi="Wingdings" w:hint="default"/>
+        <w:sz w:val="20"/>
+      </w:rPr>
+    </w:lvl>
+    <w:lvl w:ilvl="5" w:tentative="1">
+      <w:start w:val="1"/>
+      <w:numFmt w:val="bullet"/>
+      <w:lvlText w:val=""/>
+      <w:lvlJc w:val="left"/>
+      <w:pPr>
+        <w:tabs>
+          <w:tab w:val="num" w:pos="4320"/>
+        </w:tabs>
+        <w:ind w:left="4320" w:hanging="360"/>
+      </w:pPr>
+      <w:rPr>
+        <w:rFonts w:ascii="Wingdings" w:hAnsi="Wingdings" w:hint="default"/>
+        <w:sz w:val="20"/>
+      </w:rPr>
+    </w:lvl>
+    <w:lvl w:ilvl="6" w:tentative="1">
+      <w:start w:val="1"/>
+      <w:numFmt w:val="bullet"/>
+      <w:lvlText w:val=""/>
+      <w:lvlJc w:val="left"/>
+      <w:pPr>
+        <w:tabs>
+          <w:tab w:val="num" w:pos="5040"/>
+        </w:tabs>
+        <w:ind w:left="5040" w:hanging="360"/>
+      </w:pPr>
+      <w:rPr>
+        <w:rFonts w:ascii="Wingdings" w:hAnsi="Wingdings" w:hint="default"/>
+        <w:sz w:val="20"/>
+      </w:rPr>
+    </w:lvl>
+    <w:lvl w:ilvl="7" w:tentative="1">
+      <w:start w:val="1"/>
+      <w:numFmt w:val="bullet"/>
+      <w:lvlText w:val=""/>
+      <w:lvlJc w:val="left"/>
+      <w:pPr>
+        <w:tabs>
+          <w:tab w:val="num" w:pos="5760"/>
+        </w:tabs>
+        <w:ind w:left="5760" w:hanging="360"/>
+      </w:pPr>
+      <w:rPr>
+        <w:rFonts w:ascii="Wingdings" w:hAnsi="Wingdings" w:hint="default"/>
+        <w:sz w:val="20"/>
+      </w:rPr>
+    </w:lvl>
+    <w:lvl w:ilvl="8" w:tentative="1">
+      <w:start w:val="1"/>
+      <w:numFmt w:val="bullet"/>
+      <w:lvlText w:val=""/>
+      <w:lvlJc w:val="left"/>
+      <w:pPr>
+        <w:tabs>
+          <w:tab w:val="num" w:pos="6480"/>
+        </w:tabs>
+        <w:ind w:left="6480" w:hanging="360"/>
+      </w:pPr>
+      <w:rPr>
+        <w:rFonts w:ascii="Wingdings" w:hAnsi="Wingdings" w:hint="default"/>
+        <w:sz w:val="20"/>
+      </w:rPr>
+    </w:lvl>
+  </w:abstractNum>
+  <w:abstractNum w:abstractNumId="11" w15:restartNumberingAfterBreak="0">
+    <w:nsid w:val="67A97CBA"/>
+    <w:multiLevelType w:val="multilevel"/>
+    <w:tmpl w:val="8940D620"/>
+    <w:lvl w:ilvl="0">
+      <w:start w:val="1"/>
+      <w:numFmt w:val="bullet"/>
+      <w:lvlText w:val=""/>
+      <w:lvlJc w:val="left"/>
+      <w:pPr>
+        <w:tabs>
+          <w:tab w:val="num" w:pos="720"/>
+        </w:tabs>
+        <w:ind w:left="720" w:hanging="360"/>
+      </w:pPr>
+      <w:rPr>
+        <w:rFonts w:ascii="Symbol" w:hAnsi="Symbol" w:hint="default"/>
+        <w:sz w:val="20"/>
+      </w:rPr>
+    </w:lvl>
+    <w:lvl w:ilvl="1" w:tentative="1">
+      <w:start w:val="1"/>
+      <w:numFmt w:val="bullet"/>
+      <w:lvlText w:val="o"/>
+      <w:lvlJc w:val="left"/>
+      <w:pPr>
+        <w:tabs>
+          <w:tab w:val="num" w:pos="1440"/>
+        </w:tabs>
+        <w:ind w:left="1440" w:hanging="360"/>
+      </w:pPr>
+      <w:rPr>
+        <w:rFonts w:ascii="Courier New" w:hAnsi="Courier New" w:hint="default"/>
+        <w:sz w:val="20"/>
+      </w:rPr>
+    </w:lvl>
+    <w:lvl w:ilvl="2" w:tentative="1">
+      <w:start w:val="1"/>
+      <w:numFmt w:val="bullet"/>
+      <w:lvlText w:val=""/>
+      <w:lvlJc w:val="left"/>
+      <w:pPr>
+        <w:tabs>
+          <w:tab w:val="num" w:pos="2160"/>
+        </w:tabs>
+        <w:ind w:left="2160" w:hanging="360"/>
+      </w:pPr>
+      <w:rPr>
+        <w:rFonts w:ascii="Wingdings" w:hAnsi="Wingdings" w:hint="default"/>
+        <w:sz w:val="20"/>
+      </w:rPr>
+    </w:lvl>
+    <w:lvl w:ilvl="3" w:tentative="1">
+      <w:start w:val="1"/>
+      <w:numFmt w:val="bullet"/>
+      <w:lvlText w:val=""/>
+      <w:lvlJc w:val="left"/>
+      <w:pPr>
+        <w:tabs>
+          <w:tab w:val="num" w:pos="2880"/>
+        </w:tabs>
+        <w:ind w:left="2880" w:hanging="360"/>
+      </w:pPr>
+      <w:rPr>
+        <w:rFonts w:ascii="Wingdings" w:hAnsi="Wingdings" w:hint="default"/>
+        <w:sz w:val="20"/>
+      </w:rPr>
+    </w:lvl>
+    <w:lvl w:ilvl="4" w:tentative="1">
+      <w:start w:val="1"/>
+      <w:numFmt w:val="bullet"/>
+      <w:lvlText w:val=""/>
+      <w:lvlJc w:val="left"/>
+      <w:pPr>
+        <w:tabs>
+          <w:tab w:val="num" w:pos="3600"/>
+        </w:tabs>
+        <w:ind w:left="3600" w:hanging="360"/>
+      </w:pPr>
+      <w:rPr>
+        <w:rFonts w:ascii="Wingdings" w:hAnsi="Wingdings" w:hint="default"/>
+        <w:sz w:val="20"/>
+      </w:rPr>
+    </w:lvl>
+    <w:lvl w:ilvl="5" w:tentative="1">
+      <w:start w:val="1"/>
+      <w:numFmt w:val="bullet"/>
+      <w:lvlText w:val=""/>
+      <w:lvlJc w:val="left"/>
+      <w:pPr>
+        <w:tabs>
+          <w:tab w:val="num" w:pos="4320"/>
+        </w:tabs>
+        <w:ind w:left="4320" w:hanging="360"/>
+      </w:pPr>
+      <w:rPr>
+        <w:rFonts w:ascii="Wingdings" w:hAnsi="Wingdings" w:hint="default"/>
+        <w:sz w:val="20"/>
+      </w:rPr>
+    </w:lvl>
+    <w:lvl w:ilvl="6" w:tentative="1">
+      <w:start w:val="1"/>
+      <w:numFmt w:val="bullet"/>
+      <w:lvlText w:val=""/>
+      <w:lvlJc w:val="left"/>
+      <w:pPr>
+        <w:tabs>
+          <w:tab w:val="num" w:pos="5040"/>
+        </w:tabs>
+        <w:ind w:left="5040" w:hanging="360"/>
+      </w:pPr>
+      <w:rPr>
+        <w:rFonts w:ascii="Wingdings" w:hAnsi="Wingdings" w:hint="default"/>
+        <w:sz w:val="20"/>
+      </w:rPr>
+    </w:lvl>
+    <w:lvl w:ilvl="7" w:tentative="1">
+      <w:start w:val="1"/>
+      <w:numFmt w:val="bullet"/>
+      <w:lvlText w:val=""/>
+      <w:lvlJc w:val="left"/>
+      <w:pPr>
+        <w:tabs>
+          <w:tab w:val="num" w:pos="5760"/>
+        </w:tabs>
+        <w:ind w:left="5760" w:hanging="360"/>
+      </w:pPr>
+      <w:rPr>
+        <w:rFonts w:ascii="Wingdings" w:hAnsi="Wingdings" w:hint="default"/>
+        <w:sz w:val="20"/>
+      </w:rPr>
+    </w:lvl>
+    <w:lvl w:ilvl="8" w:tentative="1">
+      <w:start w:val="1"/>
+      <w:numFmt w:val="bullet"/>
+      <w:lvlText w:val=""/>
+      <w:lvlJc w:val="left"/>
+      <w:pPr>
+        <w:tabs>
+          <w:tab w:val="num" w:pos="6480"/>
+        </w:tabs>
+        <w:ind w:left="6480" w:hanging="360"/>
+      </w:pPr>
+      <w:rPr>
+        <w:rFonts w:ascii="Wingdings" w:hAnsi="Wingdings" w:hint="default"/>
+        <w:sz w:val="20"/>
+      </w:rPr>
+    </w:lvl>
+  </w:abstractNum>
+  <w:abstractNum w:abstractNumId="12" w15:restartNumberingAfterBreak="0">
+    <w:nsid w:val="69BF155B"/>
+    <w:multiLevelType w:val="multilevel"/>
+    <w:tmpl w:val="E1A62BD0"/>
+    <w:lvl w:ilvl="0">
+      <w:start w:val="1"/>
+      <w:numFmt w:val="bullet"/>
+      <w:lvlText w:val=""/>
+      <w:lvlJc w:val="left"/>
+      <w:pPr>
+        <w:tabs>
+          <w:tab w:val="num" w:pos="720"/>
+        </w:tabs>
+        <w:ind w:left="720" w:hanging="360"/>
+      </w:pPr>
+      <w:rPr>
+        <w:rFonts w:ascii="Symbol" w:hAnsi="Symbol" w:hint="default"/>
+        <w:sz w:val="20"/>
+      </w:rPr>
+    </w:lvl>
+    <w:lvl w:ilvl="1">
+      <w:start w:val="1"/>
+      <w:numFmt w:val="bullet"/>
+      <w:lvlText w:val="o"/>
+      <w:lvlJc w:val="left"/>
+      <w:pPr>
+        <w:tabs>
+          <w:tab w:val="num" w:pos="1440"/>
+        </w:tabs>
+        <w:ind w:left="1440" w:hanging="360"/>
+      </w:pPr>
+      <w:rPr>
+        <w:rFonts w:ascii="Courier New" w:hAnsi="Courier New" w:hint="default"/>
+        <w:sz w:val="20"/>
+      </w:rPr>
+    </w:lvl>
+    <w:lvl w:ilvl="2" w:tentative="1">
+      <w:start w:val="1"/>
+      <w:numFmt w:val="bullet"/>
+      <w:lvlText w:val=""/>
+      <w:lvlJc w:val="left"/>
+      <w:pPr>
+        <w:tabs>
+          <w:tab w:val="num" w:pos="2160"/>
+        </w:tabs>
+        <w:ind w:left="2160" w:hanging="360"/>
+      </w:pPr>
+      <w:rPr>
+        <w:rFonts w:ascii="Wingdings" w:hAnsi="Wingdings" w:hint="default"/>
+        <w:sz w:val="20"/>
+      </w:rPr>
+    </w:lvl>
+    <w:lvl w:ilvl="3" w:tentative="1">
+      <w:start w:val="1"/>
+      <w:numFmt w:val="bullet"/>
+      <w:lvlText w:val=""/>
+      <w:lvlJc w:val="left"/>
+      <w:pPr>
+        <w:tabs>
+          <w:tab w:val="num" w:pos="2880"/>
+        </w:tabs>
+        <w:ind w:left="2880" w:hanging="360"/>
+      </w:pPr>
+      <w:rPr>
+        <w:rFonts w:ascii="Wingdings" w:hAnsi="Wingdings" w:hint="default"/>
+        <w:sz w:val="20"/>
+      </w:rPr>
+    </w:lvl>
+    <w:lvl w:ilvl="4" w:tentative="1">
+      <w:start w:val="1"/>
+      <w:numFmt w:val="bullet"/>
+      <w:lvlText w:val=""/>
+      <w:lvlJc w:val="left"/>
+      <w:pPr>
+        <w:tabs>
+          <w:tab w:val="num" w:pos="3600"/>
+        </w:tabs>
+        <w:ind w:left="3600" w:hanging="360"/>
+      </w:pPr>
+      <w:rPr>
+        <w:rFonts w:ascii="Wingdings" w:hAnsi="Wingdings" w:hint="default"/>
+        <w:sz w:val="20"/>
+      </w:rPr>
+    </w:lvl>
+    <w:lvl w:ilvl="5" w:tentative="1">
+      <w:start w:val="1"/>
+      <w:numFmt w:val="bullet"/>
+      <w:lvlText w:val=""/>
+      <w:lvlJc w:val="left"/>
+      <w:pPr>
+        <w:tabs>
+          <w:tab w:val="num" w:pos="4320"/>
+        </w:tabs>
+        <w:ind w:left="4320" w:hanging="360"/>
+      </w:pPr>
+      <w:rPr>
+        <w:rFonts w:ascii="Wingdings" w:hAnsi="Wingdings" w:hint="default"/>
+        <w:sz w:val="20"/>
+      </w:rPr>
+    </w:lvl>
+    <w:lvl w:ilvl="6" w:tentative="1">
+      <w:start w:val="1"/>
+      <w:numFmt w:val="bullet"/>
+      <w:lvlText w:val=""/>
+      <w:lvlJc w:val="left"/>
+      <w:pPr>
+        <w:tabs>
+          <w:tab w:val="num" w:pos="5040"/>
+        </w:tabs>
+        <w:ind w:left="5040" w:hanging="360"/>
+      </w:pPr>
+      <w:rPr>
+        <w:rFonts w:ascii="Wingdings" w:hAnsi="Wingdings" w:hint="default"/>
+        <w:sz w:val="20"/>
+      </w:rPr>
+    </w:lvl>
+    <w:lvl w:ilvl="7" w:tentative="1">
+      <w:start w:val="1"/>
+      <w:numFmt w:val="bullet"/>
+      <w:lvlText w:val=""/>
+      <w:lvlJc w:val="left"/>
+      <w:pPr>
+        <w:tabs>
+          <w:tab w:val="num" w:pos="5760"/>
+        </w:tabs>
+        <w:ind w:left="5760" w:hanging="360"/>
+      </w:pPr>
+      <w:rPr>
+        <w:rFonts w:ascii="Wingdings" w:hAnsi="Wingdings" w:hint="default"/>
+        <w:sz w:val="20"/>
+      </w:rPr>
+    </w:lvl>
+    <w:lvl w:ilvl="8" w:tentative="1">
+      <w:start w:val="1"/>
+      <w:numFmt w:val="bullet"/>
+      <w:lvlText w:val=""/>
+      <w:lvlJc w:val="left"/>
+      <w:pPr>
+        <w:tabs>
+          <w:tab w:val="num" w:pos="6480"/>
+        </w:tabs>
+        <w:ind w:left="6480" w:hanging="360"/>
+      </w:pPr>
+      <w:rPr>
+        <w:rFonts w:ascii="Wingdings" w:hAnsi="Wingdings" w:hint="default"/>
+        <w:sz w:val="20"/>
+      </w:rPr>
+    </w:lvl>
+  </w:abstractNum>
+  <w:abstractNum w:abstractNumId="13" w15:restartNumberingAfterBreak="0">
+    <w:nsid w:val="6C7C17BD"/>
+    <w:multiLevelType w:val="multilevel"/>
+    <w:tmpl w:val="A7085B8E"/>
+    <w:lvl w:ilvl="0">
+      <w:start w:val="1"/>
+      <w:numFmt w:val="bullet"/>
+      <w:lvlText w:val=""/>
+      <w:lvlJc w:val="left"/>
+      <w:pPr>
+        <w:tabs>
+          <w:tab w:val="num" w:pos="720"/>
+        </w:tabs>
+        <w:ind w:left="720" w:hanging="360"/>
+      </w:pPr>
+      <w:rPr>
+        <w:rFonts w:ascii="Symbol" w:hAnsi="Symbol" w:hint="default"/>
+        <w:sz w:val="20"/>
+      </w:rPr>
+    </w:lvl>
+    <w:lvl w:ilvl="1" w:tentative="1">
+      <w:start w:val="1"/>
+      <w:numFmt w:val="bullet"/>
+      <w:lvlText w:val="o"/>
+      <w:lvlJc w:val="left"/>
+      <w:pPr>
+        <w:tabs>
+          <w:tab w:val="num" w:pos="1440"/>
+        </w:tabs>
+        <w:ind w:left="1440" w:hanging="360"/>
+      </w:pPr>
+      <w:rPr>
+        <w:rFonts w:ascii="Courier New" w:hAnsi="Courier New" w:hint="default"/>
+        <w:sz w:val="20"/>
+      </w:rPr>
+    </w:lvl>
+    <w:lvl w:ilvl="2" w:tentative="1">
+      <w:start w:val="1"/>
+      <w:numFmt w:val="bullet"/>
+      <w:lvlText w:val=""/>
+      <w:lvlJc w:val="left"/>
+      <w:pPr>
+        <w:tabs>
+          <w:tab w:val="num" w:pos="2160"/>
+        </w:tabs>
+        <w:ind w:left="2160" w:hanging="360"/>
+      </w:pPr>
+      <w:rPr>
+        <w:rFonts w:ascii="Wingdings" w:hAnsi="Wingdings" w:hint="default"/>
+        <w:sz w:val="20"/>
+      </w:rPr>
+    </w:lvl>
+    <w:lvl w:ilvl="3" w:tentative="1">
+      <w:start w:val="1"/>
+      <w:numFmt w:val="bullet"/>
+      <w:lvlText w:val=""/>
+      <w:lvlJc w:val="left"/>
+      <w:pPr>
+        <w:tabs>
+          <w:tab w:val="num" w:pos="2880"/>
+        </w:tabs>
+        <w:ind w:left="2880" w:hanging="360"/>
+      </w:pPr>
+      <w:rPr>
+        <w:rFonts w:ascii="Wingdings" w:hAnsi="Wingdings" w:hint="default"/>
+        <w:sz w:val="20"/>
+      </w:rPr>
+    </w:lvl>
+    <w:lvl w:ilvl="4" w:tentative="1">
+      <w:start w:val="1"/>
+      <w:numFmt w:val="bullet"/>
+      <w:lvlText w:val=""/>
+      <w:lvlJc w:val="left"/>
+      <w:pPr>
+        <w:tabs>
+          <w:tab w:val="num" w:pos="3600"/>
+        </w:tabs>
+        <w:ind w:left="3600" w:hanging="360"/>
+      </w:pPr>
+      <w:rPr>
+        <w:rFonts w:ascii="Wingdings" w:hAnsi="Wingdings" w:hint="default"/>
+        <w:sz w:val="20"/>
+      </w:rPr>
+    </w:lvl>
+    <w:lvl w:ilvl="5" w:tentative="1">
+      <w:start w:val="1"/>
+      <w:numFmt w:val="bullet"/>
+      <w:lvlText w:val=""/>
+      <w:lvlJc w:val="left"/>
+      <w:pPr>
+        <w:tabs>
+          <w:tab w:val="num" w:pos="4320"/>
+        </w:tabs>
+        <w:ind w:left="4320" w:hanging="360"/>
+      </w:pPr>
+      <w:rPr>
+        <w:rFonts w:ascii="Wingdings" w:hAnsi="Wingdings" w:hint="default"/>
+        <w:sz w:val="20"/>
+      </w:rPr>
+    </w:lvl>
+    <w:lvl w:ilvl="6" w:tentative="1">
+      <w:start w:val="1"/>
+      <w:numFmt w:val="bullet"/>
+      <w:lvlText w:val=""/>
+      <w:lvlJc w:val="left"/>
+      <w:pPr>
+        <w:tabs>
+          <w:tab w:val="num" w:pos="5040"/>
+        </w:tabs>
+        <w:ind w:left="5040" w:hanging="360"/>
+      </w:pPr>
+      <w:rPr>
+        <w:rFonts w:ascii="Wingdings" w:hAnsi="Wingdings" w:hint="default"/>
+        <w:sz w:val="20"/>
+      </w:rPr>
+    </w:lvl>
+    <w:lvl w:ilvl="7" w:tentative="1">
+      <w:start w:val="1"/>
+      <w:numFmt w:val="bullet"/>
+      <w:lvlText w:val=""/>
+      <w:lvlJc w:val="left"/>
+      <w:pPr>
+        <w:tabs>
+          <w:tab w:val="num" w:pos="5760"/>
+        </w:tabs>
+        <w:ind w:left="5760" w:hanging="360"/>
+      </w:pPr>
+      <w:rPr>
+        <w:rFonts w:ascii="Wingdings" w:hAnsi="Wingdings" w:hint="default"/>
+        <w:sz w:val="20"/>
+      </w:rPr>
+    </w:lvl>
+    <w:lvl w:ilvl="8" w:tentative="1">
+      <w:start w:val="1"/>
+      <w:numFmt w:val="bullet"/>
+      <w:lvlText w:val=""/>
+      <w:lvlJc w:val="left"/>
+      <w:pPr>
+        <w:tabs>
+          <w:tab w:val="num" w:pos="6480"/>
+        </w:tabs>
+        <w:ind w:left="6480" w:hanging="360"/>
+      </w:pPr>
+      <w:rPr>
+        <w:rFonts w:ascii="Wingdings" w:hAnsi="Wingdings" w:hint="default"/>
+        <w:sz w:val="20"/>
+      </w:rPr>
+    </w:lvl>
+  </w:abstractNum>
   <w:num w:numId="1" w16cid:durableId="1909487817">
     <w:abstractNumId w:val="0"/>
+  </w:num>
+  <w:num w:numId="2" w16cid:durableId="1889757910">
+    <w:abstractNumId w:val="7"/>
+  </w:num>
+  <w:num w:numId="3" w16cid:durableId="1935549762">
+    <w:abstractNumId w:val="2"/>
+  </w:num>
+  <w:num w:numId="4" w16cid:durableId="927427539">
+    <w:abstractNumId w:val="5"/>
+  </w:num>
+  <w:num w:numId="5" w16cid:durableId="738594467">
+    <w:abstractNumId w:val="1"/>
+  </w:num>
+  <w:num w:numId="6" w16cid:durableId="384525839">
+    <w:abstractNumId w:val="3"/>
+  </w:num>
+  <w:num w:numId="7" w16cid:durableId="1953055190">
+    <w:abstractNumId w:val="9"/>
+  </w:num>
+  <w:num w:numId="8" w16cid:durableId="1437752761">
+    <w:abstractNumId w:val="13"/>
+  </w:num>
+  <w:num w:numId="9" w16cid:durableId="1982805173">
+    <w:abstractNumId w:val="6"/>
+  </w:num>
+  <w:num w:numId="10" w16cid:durableId="720062360">
+    <w:abstractNumId w:val="12"/>
+  </w:num>
+  <w:num w:numId="11" w16cid:durableId="1597638066">
+    <w:abstractNumId w:val="8"/>
+  </w:num>
+  <w:num w:numId="12" w16cid:durableId="359010410">
+    <w:abstractNumId w:val="4"/>
+  </w:num>
+  <w:num w:numId="13" w16cid:durableId="461845823">
+    <w:abstractNumId w:val="10"/>
+  </w:num>
+  <w:num w:numId="14" w16cid:durableId="258563072">
+    <w:abstractNumId w:val="11"/>
   </w:num>
 </w:numbering>
 </file>
@@ -1563,6 +10371,41 @@
       <w:spacing w:val="5"/>
     </w:rPr>
   </w:style>
+  <w:style w:type="character" w:styleId="Hyperlink">
+    <w:name w:val="Hyperlink"/>
+    <w:basedOn w:val="DefaultParagraphFont"/>
+    <w:uiPriority w:val="99"/>
+    <w:unhideWhenUsed/>
+    <w:rsid w:val="002C0D8E"/>
+    <w:rPr>
+      <w:color w:val="0563C1" w:themeColor="hyperlink"/>
+      <w:u w:val="single"/>
+    </w:rPr>
+  </w:style>
+  <w:style w:type="character" w:styleId="UnresolvedMention">
+    <w:name w:val="Unresolved Mention"/>
+    <w:basedOn w:val="DefaultParagraphFont"/>
+    <w:uiPriority w:val="99"/>
+    <w:semiHidden/>
+    <w:unhideWhenUsed/>
+    <w:rsid w:val="002C0D8E"/>
+    <w:rPr>
+      <w:color w:val="605E5C"/>
+      <w:shd w:val="clear" w:color="auto" w:fill="E1DFDD"/>
+    </w:rPr>
+  </w:style>
+  <w:style w:type="character" w:styleId="FollowedHyperlink">
+    <w:name w:val="FollowedHyperlink"/>
+    <w:basedOn w:val="DefaultParagraphFont"/>
+    <w:uiPriority w:val="99"/>
+    <w:semiHidden/>
+    <w:unhideWhenUsed/>
+    <w:rsid w:val="002C0D8E"/>
+    <w:rPr>
+      <w:color w:val="954F72" w:themeColor="followedHyperlink"/>
+      <w:u w:val="single"/>
+    </w:rPr>
+  </w:style>
 </w:styles>
 </file>
 
